--- a/Konzept/Konzept_Lorin_Levin.docx
+++ b/Konzept/Konzept_Lorin_Levin.docx
@@ -1,6 +1,6 @@
 
 <file path=word/document.xml><?xml version="1.0" encoding="utf-8"?>
-<w:document xmlns:wpc="http://schemas.microsoft.com/office/word/2010/wordprocessingCanvas" xmlns:cx="http://schemas.microsoft.com/office/drawing/2014/chartex" xmlns:cx1="http://schemas.microsoft.com/office/drawing/2015/9/8/chartex" xmlns:cx2="http://schemas.microsoft.com/office/drawing/2015/10/21/chartex" xmlns:cx3="http://schemas.microsoft.com/office/drawing/2016/5/9/chartex" xmlns:cx4="http://schemas.microsoft.com/office/drawing/2016/5/10/chartex" xmlns:cx5="http://schemas.microsoft.com/office/drawing/2016/5/11/chartex" xmlns:cx6="http://schemas.microsoft.com/office/drawing/2016/5/12/chartex" xmlns:cx7="http://schemas.microsoft.com/office/drawing/2016/5/13/chartex" xmlns:cx8="http://schemas.microsoft.com/office/drawing/2016/5/14/chartex" xmlns:mc="http://schemas.openxmlformats.org/markup-compatibility/2006" xmlns:aink="http://schemas.microsoft.com/office/drawing/2016/ink" xmlns:am3d="http://schemas.microsoft.com/office/drawing/2017/model3d" xmlns:o="urn:schemas-microsoft-com:office:office" xmlns:oel="http://schemas.microsoft.com/office/2019/extlst" xmlns:r="http://schemas.openxmlformats.org/officeDocument/2006/relationships" xmlns:m="http://schemas.openxmlformats.org/officeDocument/2006/math" xmlns:v="urn:schemas-microsoft-com:vml" xmlns:wp14="http://schemas.microsoft.com/office/word/2010/wordprocessingDrawing" xmlns:wp="http://schemas.openxmlformats.org/drawingml/2006/wordprocessingDrawing" xmlns:w10="urn:schemas-microsoft-com:office:word" xmlns:w="http://schemas.openxmlformats.org/wordprocessingml/2006/main" xmlns:w14="http://schemas.microsoft.com/office/word/2010/wordml" xmlns:w15="http://schemas.microsoft.com/office/word/2012/wordml" xmlns:w16cei="http://schemas.microsoft.com/office/word/2026/wordml/cei" xmlns:w16cex="http://schemas.microsoft.com/office/word/2018/wordml/cex" xmlns:w16cid="http://schemas.microsoft.com/office/word/2016/wordml/cid" xmlns:w16="http://schemas.microsoft.com/office/word/2018/wordml" xmlns:w16du="http://schemas.microsoft.com/office/word/2023/wordml/word16du" xmlns:w16sdtdh="http://schemas.microsoft.com/office/word/2020/wordml/sdtdatahash" xmlns:w16sdtfl="http://schemas.microsoft.com/office/word/2024/wordml/sdtformatlock" xmlns:w16se="http://schemas.microsoft.com/office/word/2015/wordml/symex" xmlns:wpg="http://schemas.microsoft.com/office/word/2010/wordprocessingGroup" xmlns:wpi="http://schemas.microsoft.com/office/word/2010/wordprocessingInk" xmlns:wne="http://schemas.microsoft.com/office/word/2006/wordml" xmlns:wps="http://schemas.microsoft.com/office/word/2010/wordprocessingShape" mc:Ignorable="w14 w15 w16se w16cid w16 w16cex w16sdtdh w16sdtfl w16du wp14">
+<w:document xmlns:wpc="http://schemas.microsoft.com/office/word/2010/wordprocessingCanvas" xmlns:cx="http://schemas.microsoft.com/office/drawing/2014/chartex" xmlns:cx1="http://schemas.microsoft.com/office/drawing/2015/9/8/chartex" xmlns:cx2="http://schemas.microsoft.com/office/drawing/2015/10/21/chartex" xmlns:cx3="http://schemas.microsoft.com/office/drawing/2016/5/9/chartex" xmlns:cx4="http://schemas.microsoft.com/office/drawing/2016/5/10/chartex" xmlns:cx5="http://schemas.microsoft.com/office/drawing/2016/5/11/chartex" xmlns:cx6="http://schemas.microsoft.com/office/drawing/2016/5/12/chartex" xmlns:cx7="http://schemas.microsoft.com/office/drawing/2016/5/13/chartex" xmlns:cx8="http://schemas.microsoft.com/office/drawing/2016/5/14/chartex" xmlns:mc="http://schemas.openxmlformats.org/markup-compatibility/2006" xmlns:aink="http://schemas.microsoft.com/office/drawing/2016/ink" xmlns:am3d="http://schemas.microsoft.com/office/drawing/2017/model3d" xmlns:o="urn:schemas-microsoft-com:office:office" xmlns:oel="http://schemas.microsoft.com/office/2019/extlst" xmlns:r="http://schemas.openxmlformats.org/officeDocument/2006/relationships" xmlns:m="http://schemas.openxmlformats.org/officeDocument/2006/math" xmlns:v="urn:schemas-microsoft-com:vml" xmlns:wp14="http://schemas.microsoft.com/office/word/2010/wordprocessingDrawing" xmlns:wp="http://schemas.openxmlformats.org/drawingml/2006/wordprocessingDrawing" xmlns:w10="urn:schemas-microsoft-com:office:word" xmlns:w="http://schemas.openxmlformats.org/wordprocessingml/2006/main" xmlns:w14="http://schemas.microsoft.com/office/word/2010/wordml" xmlns:w15="http://schemas.microsoft.com/office/word/2012/wordml" xmlns:w16cex="http://schemas.microsoft.com/office/word/2018/wordml/cex" xmlns:w16cid="http://schemas.microsoft.com/office/word/2016/wordml/cid" xmlns:w16="http://schemas.microsoft.com/office/word/2018/wordml" xmlns:w16du="http://schemas.microsoft.com/office/word/2023/wordml/word16du" xmlns:w16sdtdh="http://schemas.microsoft.com/office/word/2020/wordml/sdtdatahash" xmlns:w16sdtfl="http://schemas.microsoft.com/office/word/2024/wordml/sdtformatlock" xmlns:w16se="http://schemas.microsoft.com/office/word/2015/wordml/symex" xmlns:wpg="http://schemas.microsoft.com/office/word/2010/wordprocessingGroup" xmlns:wpi="http://schemas.microsoft.com/office/word/2010/wordprocessingInk" xmlns:wne="http://schemas.microsoft.com/office/word/2006/wordml" xmlns:wps="http://schemas.microsoft.com/office/word/2010/wordprocessingShape" mc:Ignorable="w14 w15 w16se w16cid w16 w16cex w16sdtdh w16sdtfl w16du wp14">
   <w:body>
     <w:p>
       <w:pPr>
@@ -13,7 +13,13 @@
         <w:rPr>
           <w:rFonts w:ascii="Arial" w:hAnsi="Arial" w:cs="Arial"/>
         </w:rPr>
-        <w:t>[Projektname]</w:t>
+        <w:t>Cantonilli</w:t>
+      </w:r>
+      <w:r>
+        <w:rPr>
+          <w:rFonts w:ascii="Arial" w:hAnsi="Arial" w:cs="Arial"/>
+        </w:rPr>
+        <w:t>-Shop</w:t>
       </w:r>
     </w:p>
     <w:tbl>
@@ -63,6 +69,13 @@
                 <w:szCs w:val="24"/>
               </w:rPr>
             </w:pPr>
+            <w:r>
+              <w:rPr>
+                <w:sz w:val="24"/>
+                <w:szCs w:val="24"/>
+              </w:rPr>
+              <w:t>Lorin, Levin</w:t>
+            </w:r>
           </w:p>
         </w:tc>
       </w:tr>
@@ -103,6 +116,13 @@
                 <w:szCs w:val="24"/>
               </w:rPr>
             </w:pPr>
+            <w:r>
+              <w:rPr>
+                <w:sz w:val="24"/>
+                <w:szCs w:val="24"/>
+              </w:rPr>
+              <w:t>10.9.26</w:t>
+            </w:r>
           </w:p>
         </w:tc>
       </w:tr>
@@ -143,6 +163,13 @@
                 <w:szCs w:val="24"/>
               </w:rPr>
             </w:pPr>
+            <w:r>
+              <w:rPr>
+                <w:sz w:val="24"/>
+                <w:szCs w:val="24"/>
+              </w:rPr>
+              <w:t>16.9.26</w:t>
+            </w:r>
           </w:p>
         </w:tc>
       </w:tr>
@@ -178,67 +205,9 @@
     <w:p>
       <w:pPr>
         <w:pStyle w:val="Listenabsatz"/>
-        <w:numPr>
-          <w:ilvl w:val="0"/>
-          <w:numId w:val="2"/>
-        </w:numPr>
-      </w:pPr>
-      <w:r>
-        <w:t>Weshalb dieses Thema? Was hat euch motiviert, dieses Thema zu wählen?</w:t>
-      </w:r>
-    </w:p>
-    <w:p>
-      <w:pPr>
-        <w:pStyle w:val="berschrift1"/>
-      </w:pPr>
-      <w:r>
-        <w:t>Wettbewerbsanalyse</w:t>
-      </w:r>
-    </w:p>
-    <w:p>
-      <w:r>
-        <w:t xml:space="preserve">Schaut euch </w:t>
-      </w:r>
-      <w:r>
-        <w:t xml:space="preserve">auf dem Markt </w:t>
-      </w:r>
-      <w:r>
-        <w:t xml:space="preserve">um, googelt andere </w:t>
-      </w:r>
-      <w:r>
-        <w:t>Websites</w:t>
-      </w:r>
-      <w:r>
-        <w:t xml:space="preserve"> mit gleichem</w:t>
-      </w:r>
-      <w:r>
-        <w:t xml:space="preserve"> </w:t>
-      </w:r>
-      <w:r>
-        <w:t>Thema wi</w:t>
-      </w:r>
-      <w:r>
-        <w:t xml:space="preserve">e </w:t>
-      </w:r>
-      <w:r>
-        <w:t>eure</w:t>
-      </w:r>
-      <w:r>
-        <w:t>s</w:t>
-      </w:r>
-      <w:r>
-        <w:t xml:space="preserve"> </w:t>
-      </w:r>
-      <w:r>
-        <w:t xml:space="preserve">und beschreibt für mindestens zwei Konkurrenten, was sie besonders gut oder auch besonders schlecht </w:t>
-      </w:r>
-      <w:proofErr w:type="gramStart"/>
-      <w:r>
-        <w:t>machen</w:t>
-      </w:r>
-      <w:proofErr w:type="gramEnd"/>
-      <w:r>
-        <w:t xml:space="preserve"> auf/mit ihrer Webseite. </w:t>
+      </w:pPr>
+      <w:r>
+        <w:t>Die Website sollte das Grundgerüst eines Online-Shops bilden. Wir wollen die Website so responsive bauen wie möglich und Barrierefreiheit ist auch ein wichtiger Punkt damit die Website unsere User anspricht.</w:t>
       </w:r>
     </w:p>
     <w:p>
@@ -250,7 +219,91 @@
         </w:numPr>
       </w:pPr>
       <w:r>
-        <w:t>Name und Web-Adresse (URL) der Konkurrenten</w:t>
+        <w:t>Weshalb dieses Thema? Was hat euch motiviert, dieses Thema zu wählen?</w:t>
+      </w:r>
+    </w:p>
+    <w:p>
+      <w:pPr>
+        <w:pStyle w:val="Listenabsatz"/>
+      </w:pPr>
+      <w:r>
+        <w:t xml:space="preserve">Levin hat gesagt er braucht noch einen Webshop für seine </w:t>
+      </w:r>
+      <w:proofErr w:type="gramStart"/>
+      <w:r>
+        <w:t>Kleidermarke(</w:t>
+      </w:r>
+      <w:proofErr w:type="gramEnd"/>
+      <w:r>
+        <w:rPr>
+          <w:rFonts w:cs="Arial"/>
+        </w:rPr>
+        <w:t>Cantonilli</w:t>
+      </w:r>
+      <w:r>
+        <w:t xml:space="preserve">) und darum nutzen wir diese Möglichkeit diesen in den 3 </w:t>
+      </w:r>
+      <w:proofErr w:type="gramStart"/>
+      <w:r>
+        <w:t>Tagen</w:t>
+      </w:r>
+      <w:proofErr w:type="gramEnd"/>
+      <w:r>
+        <w:t xml:space="preserve"> die wir haben zu machen.</w:t>
+      </w:r>
+    </w:p>
+    <w:p>
+      <w:pPr>
+        <w:pStyle w:val="berschrift1"/>
+      </w:pPr>
+      <w:r>
+        <w:t>Wettbewerbsanalyse</w:t>
+      </w:r>
+    </w:p>
+    <w:p>
+      <w:r>
+        <w:t xml:space="preserve">Schaut euch </w:t>
+      </w:r>
+      <w:r>
+        <w:t xml:space="preserve">auf dem Markt </w:t>
+      </w:r>
+      <w:r>
+        <w:t xml:space="preserve">um, googelt andere </w:t>
+      </w:r>
+      <w:r>
+        <w:t>Websites</w:t>
+      </w:r>
+      <w:r>
+        <w:t xml:space="preserve"> mit gleichem</w:t>
+      </w:r>
+      <w:r>
+        <w:t xml:space="preserve"> </w:t>
+      </w:r>
+      <w:r>
+        <w:t>Thema wi</w:t>
+      </w:r>
+      <w:r>
+        <w:t xml:space="preserve">e </w:t>
+      </w:r>
+      <w:r>
+        <w:t>eure</w:t>
+      </w:r>
+      <w:r>
+        <w:t>s</w:t>
+      </w:r>
+      <w:r>
+        <w:t xml:space="preserve"> </w:t>
+      </w:r>
+      <w:r>
+        <w:t xml:space="preserve">und beschreibt für mindestens zwei Konkurrenten, was sie besonders gut oder auch besonders schlecht </w:t>
+      </w:r>
+      <w:proofErr w:type="gramStart"/>
+      <w:r>
+        <w:t>machen</w:t>
+      </w:r>
+      <w:proofErr w:type="gramEnd"/>
+      <w:r>
+        <w:t xml:space="preserve"> auf/mit ihrer Webseite. </w:t>
       </w:r>
     </w:p>
     <w:p>
@@ -262,8 +315,96 @@
         </w:numPr>
       </w:pPr>
       <w:r>
-        <w:t>Was zeichnet die Konkurrenten aus? Wo liegen die Stärken des Webauftritts?</w:t>
-      </w:r>
+        <w:t>Name und Web-Adresse (URL) der Konkurrenten</w:t>
+      </w:r>
+    </w:p>
+    <w:p>
+      <w:pPr>
+        <w:pStyle w:val="Listenabsatz"/>
+      </w:pPr>
+      <w:hyperlink r:id="rId5" w:history="1">
+        <w:r>
+          <w:rPr>
+            <w:rStyle w:val="Hyperlink"/>
+          </w:rPr>
+          <w:t>I Pai</w:t>
+        </w:r>
+        <w:r>
+          <w:rPr>
+            <w:rStyle w:val="Hyperlink"/>
+          </w:rPr>
+          <w:t>d</w:t>
+        </w:r>
+        <w:r>
+          <w:rPr>
+            <w:rStyle w:val="Hyperlink"/>
+          </w:rPr>
+          <w:t xml:space="preserve"> x</w:t>
+        </w:r>
+        <w:r>
+          <w:rPr>
+            <w:rStyle w:val="Hyperlink"/>
+          </w:rPr>
+          <w:t xml:space="preserve"> </w:t>
+        </w:r>
+        <w:r>
+          <w:rPr>
+            <w:rStyle w:val="Hyperlink"/>
+          </w:rPr>
+          <w:t xml:space="preserve">for </w:t>
+        </w:r>
+        <w:proofErr w:type="spellStart"/>
+        <w:r>
+          <w:rPr>
+            <w:rStyle w:val="Hyperlink"/>
+          </w:rPr>
+          <w:t>this</w:t>
+        </w:r>
+        <w:proofErr w:type="spellEnd"/>
+        <w:r>
+          <w:rPr>
+            <w:rStyle w:val="Hyperlink"/>
+          </w:rPr>
+          <w:t xml:space="preserve"> </w:t>
+        </w:r>
+        <w:r>
+          <w:rPr>
+            <w:rStyle w:val="Hyperlink"/>
+          </w:rPr>
+          <w:t>S</w:t>
+        </w:r>
+        <w:r>
+          <w:rPr>
+            <w:rStyle w:val="Hyperlink"/>
+          </w:rPr>
+          <w:t>hirt</w:t>
+        </w:r>
+      </w:hyperlink>
+    </w:p>
+    <w:p>
+      <w:pPr>
+        <w:pStyle w:val="Listenabsatz"/>
+      </w:pPr>
+      <w:hyperlink r:id="rId6" w:history="1">
+        <w:r>
+          <w:rPr>
+            <w:rStyle w:val="Hyperlink"/>
+          </w:rPr>
+          <w:t>Dood</w:t>
+        </w:r>
+        <w:r>
+          <w:rPr>
+            <w:rStyle w:val="Hyperlink"/>
+          </w:rPr>
+          <w:t>a</w:t>
+        </w:r>
+        <w:r>
+          <w:rPr>
+            <w:rStyle w:val="Hyperlink"/>
+          </w:rPr>
+          <w:t>h</w:t>
+        </w:r>
+      </w:hyperlink>
     </w:p>
     <w:p>
       <w:pPr>
@@ -274,7 +415,21 @@
         </w:numPr>
       </w:pPr>
       <w:r>
-        <w:t>Welche allfälligen Schwächen hat der Webauftritt?</w:t>
+        <w:t>Was zeichnet die Konkurrenten aus? Wo liegen die Stärken des Webauftritts?</w:t>
+      </w:r>
+    </w:p>
+    <w:p>
+      <w:pPr>
+        <w:pStyle w:val="Listenabsatz"/>
+        <w:rPr>
+          <w:lang w:val="de-DE"/>
+        </w:rPr>
+      </w:pPr>
+      <w:r>
+        <w:t>Simples und verständliches Design</w:t>
+      </w:r>
+      <w:r>
+        <w:t xml:space="preserve"> sehr Benutzerfreundlich. Wiedererkennungswert.</w:t>
       </w:r>
     </w:p>
     <w:p>
@@ -286,7 +441,18 @@
         </w:numPr>
       </w:pPr>
       <w:r>
-        <w:t>Wie ist die Benutzerführung der Webseite? Findet der Besucher einfach, was er sucht?</w:t>
+        <w:t>Welche allfälligen Schwächen hat der Webauftritt?</w:t>
+      </w:r>
+    </w:p>
+    <w:p>
+      <w:pPr>
+        <w:pStyle w:val="Listenabsatz"/>
+      </w:pPr>
+      <w:r>
+        <w:t>Die Farben passen teilweise nicht zusammen.</w:t>
+      </w:r>
+      <w:r>
+        <w:t xml:space="preserve"> Design ist nicht unbedingt ansprechend.</w:t>
       </w:r>
     </w:p>
     <w:p>
@@ -298,15 +464,96 @@
         </w:numPr>
       </w:pPr>
       <w:r>
-        <w:t xml:space="preserve">Ist die Webseite übersichtlich gestaltet? Wie wirken Bilder, Farben und Schriftart(en) </w:t>
+        <w:t>Wie ist die Benutzerführung der Webseite? Findet der Besucher einfach, was er sucht?</w:t>
       </w:r>
     </w:p>
     <w:p>
       <w:pPr>
+        <w:pStyle w:val="Listenabsatz"/>
+      </w:pPr>
+      <w:r>
+        <w:t>Sehr gut alles ist einfach zu verstehen und man kommt gut zurecht.</w:t>
+      </w:r>
+    </w:p>
+    <w:p>
+      <w:pPr>
+        <w:pStyle w:val="Listenabsatz"/>
+        <w:numPr>
+          <w:ilvl w:val="0"/>
+          <w:numId w:val="2"/>
+        </w:numPr>
+      </w:pPr>
+      <w:r>
+        <w:t xml:space="preserve">Ist die Webseite übersichtlich gestaltet? Wie wirken Bilder, Farben und Schriftart(en) </w:t>
+      </w:r>
+    </w:p>
+    <w:p>
+      <w:pPr>
+        <w:pStyle w:val="Listenabsatz"/>
+      </w:pPr>
+      <w:r>
+        <w:lastRenderedPageBreak/>
+        <w:t>Die erste Website ist sehr gut abgestimmt und es wirkt ansprechend auf den Nutzer die zweite Website eher weniger.</w:t>
+      </w:r>
+    </w:p>
+    <w:p>
+      <w:pPr>
         <w:pStyle w:val="berschrift1"/>
       </w:pPr>
       <w:r>
         <w:t>Zielsetzung</w:t>
+      </w:r>
+    </w:p>
+    <w:p>
+      <w:r>
+        <w:t>Beschreibt</w:t>
+      </w:r>
+      <w:r>
+        <w:t xml:space="preserve"> zunächst, welchen Nutzen eure Website dem Besucher (Zielgruppe) und/oder dem Unternehmen, für das ihr die Webseite macht, bringt. Danach definiert ihr mind. zwei </w:t>
+      </w:r>
+      <w:r>
+        <w:t>Ziele</w:t>
+      </w:r>
+      <w:r>
+        <w:t>,</w:t>
+      </w:r>
+      <w:r>
+        <w:t xml:space="preserve"> ihr mit </w:t>
+      </w:r>
+      <w:r>
+        <w:t xml:space="preserve">dem Webauftritt </w:t>
+      </w:r>
+      <w:r>
+        <w:t>erreichen wollt.</w:t>
+      </w:r>
+      <w:r>
+        <w:t xml:space="preserve"> Formuliert die Ziele so, dass sie messbar sind.</w:t>
+      </w:r>
+    </w:p>
+    <w:p>
+      <w:r>
+        <w:t>Die Besucher sollten auf unserer Website ohne Verwirrung oder Probleme Produkte bestellen können.</w:t>
+      </w:r>
+    </w:p>
+    <w:p>
+      <w:r>
+        <w:t>Ziele:</w:t>
+      </w:r>
+    </w:p>
+    <w:p>
+      <w:r>
+        <w:t xml:space="preserve">Ansprechendes Design. Wir wollen mit unserem Design die Besucher </w:t>
+      </w:r>
+      <w:r>
+        <w:t>ansprechen, um die Besucher möglichst lange auf unserer Website zu haben.</w:t>
+      </w:r>
+    </w:p>
+    <w:p>
+      <w:r>
+        <w:t>Benutzerfreundlichkeit &amp; Barrierefreiheit. Unsere Webseite soll für jeden sein un</w:t>
+      </w:r>
+      <w:r>
+        <w:t>d für Leute mit z.B. Sehbeeinträchtigungen auch verständlich sein.</w:t>
       </w:r>
     </w:p>
     <w:p>
@@ -315,30 +562,6 @@
           <w:rFonts w:cs="Arial"/>
         </w:rPr>
       </w:pPr>
-      <w:r>
-        <w:t>Beschreibt</w:t>
-      </w:r>
-      <w:r>
-        <w:t xml:space="preserve"> zunächst, welchen Nutzen eure Website dem Besucher (Zielgruppe) und/oder dem Unternehmen, für das ihr die Webseite macht, bringt. Danach definiert ihr mind. zwei </w:t>
-      </w:r>
-      <w:r>
-        <w:t>Ziele</w:t>
-      </w:r>
-      <w:r>
-        <w:t>,</w:t>
-      </w:r>
-      <w:r>
-        <w:t xml:space="preserve"> ihr mit </w:t>
-      </w:r>
-      <w:r>
-        <w:t xml:space="preserve">dem Webauftritt </w:t>
-      </w:r>
-      <w:r>
-        <w:t>erreichen wollt.</w:t>
-      </w:r>
-      <w:r>
-        <w:t xml:space="preserve"> Formuliert die Ziele so, dass sie messbar sind.</w:t>
-      </w:r>
     </w:p>
     <w:p>
       <w:pPr>
@@ -399,8 +622,8 @@
               <w:rPr>
                 <w:b/>
                 <w:bCs/>
-              </w:rPr>
-              <w:lastRenderedPageBreak/>
+                <w:noProof/>
+              </w:rPr>
               <w:drawing>
                 <wp:anchor distT="0" distB="0" distL="114300" distR="114300" simplePos="0" relativeHeight="251659264" behindDoc="1" locked="0" layoutInCell="1" allowOverlap="1" wp14:anchorId="728019DF" wp14:editId="450ECD22">
                   <wp:simplePos x="0" y="0"/>
@@ -433,7 +656,7 @@
                           <pic:cNvPicPr/>
                         </pic:nvPicPr>
                         <pic:blipFill>
-                          <a:blip r:embed="rId5">
+                          <a:blip r:embed="rId7">
                             <a:extLst>
                               <a:ext uri="{28A0092B-C50C-407E-A947-70E740481C1C}">
                                 <a14:useLocalDpi xmlns:a14="http://schemas.microsoft.com/office/drawing/2010/main" val="0"/>
@@ -487,12 +710,21 @@
                 <w:sz w:val="32"/>
                 <w:szCs w:val="32"/>
               </w:rPr>
-              <w:t>Name</w:t>
-            </w:r>
-          </w:p>
-          <w:p>
-            <w:r>
-              <w:t xml:space="preserve">Alter, Geschlecht </w:t>
+              <w:t>Patrick</w:t>
+            </w:r>
+          </w:p>
+          <w:p>
+            <w:r>
+              <w:t>21</w:t>
+            </w:r>
+            <w:r>
+              <w:t xml:space="preserve">, </w:t>
+            </w:r>
+            <w:r>
+              <w:t>männlich</w:t>
+            </w:r>
+            <w:r>
+              <w:t xml:space="preserve"> </w:t>
             </w:r>
           </w:p>
           <w:p/>
@@ -520,8 +752,33 @@
                 <w:sz w:val="28"/>
                 <w:szCs w:val="28"/>
               </w:rPr>
-              <w:t>Lebenslage</w:t>
-            </w:r>
+              <w:t xml:space="preserve">Lebenslage: </w:t>
+            </w:r>
+          </w:p>
+          <w:p>
+            <w:r>
+              <w:t>Student</w:t>
+            </w:r>
+            <w:r>
+              <w:t xml:space="preserve">, </w:t>
+            </w:r>
+            <w:r>
+              <w:t>Bouldern</w:t>
+            </w:r>
+            <w:r>
+              <w:t xml:space="preserve">, </w:t>
+            </w:r>
+            <w:r>
+              <w:t>Luzern, WG</w:t>
+            </w:r>
+          </w:p>
+          <w:p>
+            <w:pPr>
+              <w:rPr>
+                <w:sz w:val="28"/>
+                <w:szCs w:val="28"/>
+              </w:rPr>
+            </w:pPr>
             <w:r>
               <w:rPr>
                 <w:b/>
@@ -529,67 +786,19 @@
                 <w:sz w:val="28"/>
                 <w:szCs w:val="28"/>
               </w:rPr>
-              <w:t xml:space="preserve">: </w:t>
-            </w:r>
-          </w:p>
-          <w:p>
-            <w:r>
-              <w:t xml:space="preserve">Beruf, Familie, Hobbys, Wohnort (Stadt/Land/Agglo), </w:t>
-            </w:r>
-            <w:proofErr w:type="spellStart"/>
-            <w:r>
-              <w:t>Wohnart</w:t>
-            </w:r>
-            <w:proofErr w:type="spellEnd"/>
-            <w:r>
-              <w:t xml:space="preserve"> (Miete/Eigentum, Wohnung/Haus)</w:t>
-            </w:r>
-            <w:r>
-              <w:t>, …</w:t>
-            </w:r>
-          </w:p>
-          <w:p>
-            <w:pPr>
+              <w:t>Ziele und Probleme:</w:t>
+            </w:r>
+            <w:r>
               <w:rPr>
                 <w:sz w:val="28"/>
                 <w:szCs w:val="28"/>
               </w:rPr>
-            </w:pPr>
-            <w:r>
-              <w:rPr>
-                <w:b/>
-                <w:bCs/>
-                <w:sz w:val="28"/>
-                <w:szCs w:val="28"/>
-              </w:rPr>
-              <w:t>Ziele und Probleme</w:t>
-            </w:r>
-            <w:r>
-              <w:rPr>
-                <w:b/>
-                <w:bCs/>
-                <w:sz w:val="28"/>
-                <w:szCs w:val="28"/>
-              </w:rPr>
-              <w:t>:</w:t>
-            </w:r>
-            <w:r>
-              <w:rPr>
-                <w:sz w:val="28"/>
-                <w:szCs w:val="28"/>
-              </w:rPr>
               <w:t xml:space="preserve"> </w:t>
             </w:r>
           </w:p>
           <w:p>
             <w:r>
-              <w:t>Ängste, Sorgen, Wünsche</w:t>
-            </w:r>
-            <w:r>
-              <w:t>, …</w:t>
-            </w:r>
-            <w:r>
-              <w:t xml:space="preserve"> </w:t>
+              <w:t>Keine Grosse Ziele und/oder Ängste. Lebt sein leben eher ruhig ist viel draussen mit Freunden und vermeidet Konflikte.</w:t>
             </w:r>
           </w:p>
         </w:tc>
@@ -603,6 +812,7 @@
         </w:rPr>
       </w:pPr>
       <w:r>
+        <w:lastRenderedPageBreak/>
         <w:t xml:space="preserve">Inhalte </w:t>
       </w:r>
     </w:p>
@@ -628,8 +838,8 @@
         <w:tblLook w:val="04A0" w:firstRow="1" w:lastRow="0" w:firstColumn="1" w:lastColumn="0" w:noHBand="0" w:noVBand="1"/>
       </w:tblPr>
       <w:tblGrid>
-        <w:gridCol w:w="2263"/>
-        <w:gridCol w:w="6804"/>
+        <w:gridCol w:w="2657"/>
+        <w:gridCol w:w="6410"/>
       </w:tblGrid>
       <w:tr>
         <w:trPr>
@@ -715,152 +925,320 @@
                 <w:i/>
                 <w:iCs/>
               </w:rPr>
-              <w:t xml:space="preserve">Dies ist die Landingpage. Es gibt ein Banner mit einem attraktiven Bild von einem leckeren Menu sowie oben das Logo des Unternehmens. Der Besucher wird mit einem netten Text willkommen geheissen und animiert, sich die Rezepte anzuschauen. </w:t>
-            </w:r>
-          </w:p>
-        </w:tc>
-      </w:tr>
-      <w:tr>
-        <w:tc>
-          <w:tcPr>
-            <w:cnfStyle w:val="001000000000" w:firstRow="0" w:lastRow="0" w:firstColumn="1" w:lastColumn="0" w:oddVBand="0" w:evenVBand="0" w:oddHBand="0" w:evenHBand="0" w:firstRowFirstColumn="0" w:firstRowLastColumn="0" w:lastRowFirstColumn="0" w:lastRowLastColumn="0"/>
-            <w:tcW w:w="2263" w:type="dxa"/>
-          </w:tcPr>
-          <w:p>
-            <w:pPr>
-              <w:rPr>
-                <w:rFonts w:cs="Arial"/>
-              </w:rPr>
-            </w:pPr>
-            <w:r>
-              <w:rPr>
-                <w:rFonts w:cs="Arial"/>
-              </w:rPr>
-              <w:t>Seite 1</w:t>
-            </w:r>
-          </w:p>
-        </w:tc>
-        <w:tc>
-          <w:tcPr>
-            <w:tcW w:w="6804" w:type="dxa"/>
-          </w:tcPr>
-          <w:p>
-            <w:pPr>
-              <w:cnfStyle w:val="000000000000" w:firstRow="0" w:lastRow="0" w:firstColumn="0" w:lastColumn="0" w:oddVBand="0" w:evenVBand="0" w:oddHBand="0" w:evenHBand="0" w:firstRowFirstColumn="0" w:firstRowLastColumn="0" w:lastRowFirstColumn="0" w:lastRowLastColumn="0"/>
+              <w:t xml:space="preserve">Wenn man die Website aufmacht, sieht man zuoberst </w:t>
+            </w:r>
+            <w:r>
               <w:rPr>
                 <w:rFonts w:cs="Arial"/>
                 <w:i/>
                 <w:iCs/>
               </w:rPr>
-            </w:pPr>
-          </w:p>
-        </w:tc>
-      </w:tr>
-      <w:tr>
-        <w:tc>
-          <w:tcPr>
-            <w:cnfStyle w:val="001000000000" w:firstRow="0" w:lastRow="0" w:firstColumn="1" w:lastColumn="0" w:oddVBand="0" w:evenVBand="0" w:oddHBand="0" w:evenHBand="0" w:firstRowFirstColumn="0" w:firstRowLastColumn="0" w:lastRowFirstColumn="0" w:lastRowLastColumn="0"/>
-            <w:tcW w:w="2263" w:type="dxa"/>
-          </w:tcPr>
-          <w:p>
-            <w:pPr>
-              <w:rPr>
-                <w:rFonts w:cs="Arial"/>
-              </w:rPr>
-            </w:pPr>
-            <w:r>
-              <w:rPr>
-                <w:rFonts w:cs="Arial"/>
-              </w:rPr>
-              <w:t>Seite 2</w:t>
-            </w:r>
-          </w:p>
-        </w:tc>
-        <w:tc>
-          <w:tcPr>
-            <w:tcW w:w="6804" w:type="dxa"/>
-          </w:tcPr>
-          <w:p>
-            <w:pPr>
-              <w:cnfStyle w:val="000000000000" w:firstRow="0" w:lastRow="0" w:firstColumn="0" w:lastColumn="0" w:oddVBand="0" w:evenVBand="0" w:oddHBand="0" w:evenHBand="0" w:firstRowFirstColumn="0" w:firstRowLastColumn="0" w:lastRowFirstColumn="0" w:lastRowLastColumn="0"/>
+              <w:t>ein Banner mit Namen und</w:t>
+            </w:r>
+            <w:r>
               <w:rPr>
                 <w:rFonts w:cs="Arial"/>
                 <w:i/>
                 <w:iCs/>
               </w:rPr>
-            </w:pPr>
-          </w:p>
-        </w:tc>
-      </w:tr>
-      <w:tr>
-        <w:tc>
-          <w:tcPr>
-            <w:cnfStyle w:val="001000000000" w:firstRow="0" w:lastRow="0" w:firstColumn="1" w:lastColumn="0" w:oddVBand="0" w:evenVBand="0" w:oddHBand="0" w:evenHBand="0" w:firstRowFirstColumn="0" w:firstRowLastColumn="0" w:lastRowFirstColumn="0" w:lastRowLastColumn="0"/>
-            <w:tcW w:w="2263" w:type="dxa"/>
-          </w:tcPr>
-          <w:p>
-            <w:pPr>
-              <w:rPr>
-                <w:rFonts w:cs="Arial"/>
-              </w:rPr>
-            </w:pPr>
-            <w:r>
-              <w:rPr>
-                <w:rFonts w:cs="Arial"/>
-              </w:rPr>
-              <w:t>Seite 3</w:t>
-            </w:r>
-          </w:p>
-        </w:tc>
-        <w:tc>
-          <w:tcPr>
-            <w:tcW w:w="6804" w:type="dxa"/>
-          </w:tcPr>
-          <w:p>
-            <w:pPr>
-              <w:cnfStyle w:val="000000000000" w:firstRow="0" w:lastRow="0" w:firstColumn="0" w:lastColumn="0" w:oddVBand="0" w:evenVBand="0" w:oddHBand="0" w:evenHBand="0" w:firstRowFirstColumn="0" w:firstRowLastColumn="0" w:lastRowFirstColumn="0" w:lastRowLastColumn="0"/>
+              <w:t xml:space="preserve"> Logo. Darunter folgt eine Nav-</w:t>
+            </w:r>
+            <w:r>
               <w:rPr>
                 <w:rFonts w:cs="Arial"/>
                 <w:i/>
                 <w:iCs/>
               </w:rPr>
-            </w:pPr>
-          </w:p>
-        </w:tc>
-      </w:tr>
-      <w:tr>
-        <w:tc>
-          <w:tcPr>
-            <w:cnfStyle w:val="001000000000" w:firstRow="0" w:lastRow="0" w:firstColumn="1" w:lastColumn="0" w:oddVBand="0" w:evenVBand="0" w:oddHBand="0" w:evenHBand="0" w:firstRowFirstColumn="0" w:firstRowLastColumn="0" w:lastRowFirstColumn="0" w:lastRowLastColumn="0"/>
-            <w:tcW w:w="2263" w:type="dxa"/>
-          </w:tcPr>
-          <w:p>
-            <w:pPr>
-              <w:rPr>
-                <w:rFonts w:cs="Arial"/>
-              </w:rPr>
-            </w:pPr>
-            <w:r>
-              <w:rPr>
-                <w:rFonts w:cs="Arial"/>
-              </w:rPr>
-              <w:t>Seite 4</w:t>
-            </w:r>
-          </w:p>
-        </w:tc>
-        <w:tc>
-          <w:tcPr>
-            <w:tcW w:w="6804" w:type="dxa"/>
-          </w:tcPr>
-          <w:p>
-            <w:pPr>
-              <w:cnfStyle w:val="000000000000" w:firstRow="0" w:lastRow="0" w:firstColumn="0" w:lastColumn="0" w:oddVBand="0" w:evenVBand="0" w:oddHBand="0" w:evenHBand="0" w:firstRowFirstColumn="0" w:firstRowLastColumn="0" w:lastRowFirstColumn="0" w:lastRowLastColumn="0"/>
+              <w:t xml:space="preserve">Bar. Der eigentliche Inhalt kommt erst unter der Nav-Bar und wird aus einem «Drehkarussel» bestehen bei dem man sich durch die Produkteauswahl klicken kann. Ganz unten an der Website kommt ein Footer mit </w:t>
+            </w:r>
+            <w:proofErr w:type="spellStart"/>
+            <w:r>
               <w:rPr>
                 <w:rFonts w:cs="Arial"/>
                 <w:i/>
                 <w:iCs/>
               </w:rPr>
-            </w:pPr>
+              <w:t>terms</w:t>
+            </w:r>
+            <w:proofErr w:type="spellEnd"/>
+            <w:r>
+              <w:rPr>
+                <w:rFonts w:cs="Arial"/>
+                <w:i/>
+                <w:iCs/>
+              </w:rPr>
+              <w:t xml:space="preserve"> &amp; </w:t>
+            </w:r>
+            <w:proofErr w:type="spellStart"/>
+            <w:r>
+              <w:rPr>
+                <w:rFonts w:cs="Arial"/>
+                <w:i/>
+                <w:iCs/>
+              </w:rPr>
+              <w:t>conditions</w:t>
+            </w:r>
+            <w:proofErr w:type="spellEnd"/>
+            <w:r>
+              <w:rPr>
+                <w:rFonts w:cs="Arial"/>
+                <w:i/>
+                <w:iCs/>
+              </w:rPr>
+              <w:t xml:space="preserve">, </w:t>
+            </w:r>
+            <w:proofErr w:type="spellStart"/>
+            <w:r>
+              <w:rPr>
+                <w:rFonts w:cs="Arial"/>
+                <w:i/>
+                <w:iCs/>
+              </w:rPr>
+              <w:t>privacy</w:t>
+            </w:r>
+            <w:proofErr w:type="spellEnd"/>
+            <w:r>
+              <w:rPr>
+                <w:rFonts w:cs="Arial"/>
+                <w:i/>
+                <w:iCs/>
+              </w:rPr>
+              <w:t xml:space="preserve"> und </w:t>
+            </w:r>
+            <w:proofErr w:type="spellStart"/>
+            <w:r>
+              <w:rPr>
+                <w:rFonts w:cs="Arial"/>
+                <w:i/>
+                <w:iCs/>
+              </w:rPr>
+              <w:t>contact</w:t>
+            </w:r>
+            <w:proofErr w:type="spellEnd"/>
+            <w:r>
+              <w:rPr>
+                <w:rFonts w:cs="Arial"/>
+                <w:i/>
+                <w:iCs/>
+              </w:rPr>
+              <w:t>.</w:t>
+            </w:r>
+          </w:p>
+        </w:tc>
+      </w:tr>
+      <w:tr>
+        <w:tc>
+          <w:tcPr>
+            <w:cnfStyle w:val="001000000000" w:firstRow="0" w:lastRow="0" w:firstColumn="1" w:lastColumn="0" w:oddVBand="0" w:evenVBand="0" w:oddHBand="0" w:evenHBand="0" w:firstRowFirstColumn="0" w:firstRowLastColumn="0" w:lastRowFirstColumn="0" w:lastRowLastColumn="0"/>
+            <w:tcW w:w="2263" w:type="dxa"/>
+          </w:tcPr>
+          <w:p>
+            <w:pPr>
+              <w:rPr>
+                <w:rFonts w:cs="Arial"/>
+              </w:rPr>
+            </w:pPr>
+            <w:r>
+              <w:rPr>
+                <w:rFonts w:cs="Arial"/>
+              </w:rPr>
+              <w:t xml:space="preserve">Seite </w:t>
+            </w:r>
+            <w:r>
+              <w:rPr>
+                <w:rFonts w:cs="Arial"/>
+              </w:rPr>
+              <w:t>1: About us</w:t>
+            </w:r>
+          </w:p>
+        </w:tc>
+        <w:tc>
+          <w:tcPr>
+            <w:tcW w:w="6804" w:type="dxa"/>
+          </w:tcPr>
+          <w:p>
+            <w:pPr>
+              <w:cnfStyle w:val="000000000000" w:firstRow="0" w:lastRow="0" w:firstColumn="0" w:lastColumn="0" w:oddVBand="0" w:evenVBand="0" w:oddHBand="0" w:evenHBand="0" w:firstRowFirstColumn="0" w:firstRowLastColumn="0" w:lastRowFirstColumn="0" w:lastRowLastColumn="0"/>
+              <w:rPr>
+                <w:rFonts w:cs="Arial"/>
+                <w:i/>
+                <w:iCs/>
+              </w:rPr>
+            </w:pPr>
+            <w:r>
+              <w:rPr>
+                <w:rFonts w:cs="Arial"/>
+                <w:i/>
+                <w:iCs/>
+              </w:rPr>
+              <w:t>Eine Seite der oben wieder eine Nav-Bar hat. Darunter sind Bilder von dem Team mit ein paar Details und ganz unten wieder der gleiche Footer</w:t>
+            </w:r>
+          </w:p>
+        </w:tc>
+      </w:tr>
+      <w:tr>
+        <w:tc>
+          <w:tcPr>
+            <w:cnfStyle w:val="001000000000" w:firstRow="0" w:lastRow="0" w:firstColumn="1" w:lastColumn="0" w:oddVBand="0" w:evenVBand="0" w:oddHBand="0" w:evenHBand="0" w:firstRowFirstColumn="0" w:firstRowLastColumn="0" w:lastRowFirstColumn="0" w:lastRowLastColumn="0"/>
+            <w:tcW w:w="2263" w:type="dxa"/>
+          </w:tcPr>
+          <w:p>
+            <w:pPr>
+              <w:rPr>
+                <w:rFonts w:cs="Arial"/>
+              </w:rPr>
+            </w:pPr>
+            <w:r>
+              <w:rPr>
+                <w:rFonts w:cs="Arial"/>
+              </w:rPr>
+              <w:t>Seite 2</w:t>
+            </w:r>
+            <w:r>
+              <w:rPr>
+                <w:rFonts w:cs="Arial"/>
+              </w:rPr>
+              <w:t>: Produkt</w:t>
+            </w:r>
+          </w:p>
+        </w:tc>
+        <w:tc>
+          <w:tcPr>
+            <w:tcW w:w="6804" w:type="dxa"/>
+          </w:tcPr>
+          <w:p>
+            <w:pPr>
+              <w:cnfStyle w:val="000000000000" w:firstRow="0" w:lastRow="0" w:firstColumn="0" w:lastColumn="0" w:oddVBand="0" w:evenVBand="0" w:oddHBand="0" w:evenHBand="0" w:firstRowFirstColumn="0" w:firstRowLastColumn="0" w:lastRowFirstColumn="0" w:lastRowLastColumn="0"/>
+              <w:rPr>
+                <w:rFonts w:cs="Arial"/>
+                <w:i/>
+                <w:iCs/>
+              </w:rPr>
+            </w:pPr>
+            <w:r>
+              <w:rPr>
+                <w:rFonts w:cs="Arial"/>
+                <w:i/>
+                <w:iCs/>
+              </w:rPr>
+              <w:t xml:space="preserve">Diese Seite hat oben wieder eine Nav-Bar. Unter dieser Bar sieht man das ausgewählte Produkt mit den verschiedenen Angaben und Optionen, in denen man es möchte. </w:t>
+            </w:r>
+            <w:r>
+              <w:rPr>
+                <w:rFonts w:cs="Arial"/>
+                <w:i/>
+                <w:iCs/>
+              </w:rPr>
+              <w:t>Zuunterst</w:t>
+            </w:r>
+            <w:r>
+              <w:rPr>
+                <w:rFonts w:cs="Arial"/>
+                <w:i/>
+                <w:iCs/>
+              </w:rPr>
+              <w:t xml:space="preserve"> kommt ein Footer.</w:t>
+            </w:r>
+          </w:p>
+        </w:tc>
+      </w:tr>
+      <w:tr>
+        <w:tc>
+          <w:tcPr>
+            <w:cnfStyle w:val="001000000000" w:firstRow="0" w:lastRow="0" w:firstColumn="1" w:lastColumn="0" w:oddVBand="0" w:evenVBand="0" w:oddHBand="0" w:evenHBand="0" w:firstRowFirstColumn="0" w:firstRowLastColumn="0" w:lastRowFirstColumn="0" w:lastRowLastColumn="0"/>
+            <w:tcW w:w="2263" w:type="dxa"/>
+          </w:tcPr>
+          <w:p>
+            <w:pPr>
+              <w:rPr>
+                <w:rFonts w:cs="Arial"/>
+              </w:rPr>
+            </w:pPr>
+            <w:r>
+              <w:rPr>
+                <w:rFonts w:cs="Arial"/>
+              </w:rPr>
+              <w:t>Seite 3</w:t>
+            </w:r>
+            <w:r>
+              <w:rPr>
+                <w:rFonts w:cs="Arial"/>
+              </w:rPr>
+              <w:t>: Zeitstrahl/Geschichte</w:t>
+            </w:r>
+          </w:p>
+        </w:tc>
+        <w:tc>
+          <w:tcPr>
+            <w:tcW w:w="6804" w:type="dxa"/>
+          </w:tcPr>
+          <w:p>
+            <w:pPr>
+              <w:cnfStyle w:val="000000000000" w:firstRow="0" w:lastRow="0" w:firstColumn="0" w:lastColumn="0" w:oddVBand="0" w:evenVBand="0" w:oddHBand="0" w:evenHBand="0" w:firstRowFirstColumn="0" w:firstRowLastColumn="0" w:lastRowFirstColumn="0" w:lastRowLastColumn="0"/>
+              <w:rPr>
+                <w:rFonts w:cs="Arial"/>
+                <w:i/>
+                <w:iCs/>
+              </w:rPr>
+            </w:pPr>
+            <w:r>
+              <w:rPr>
+                <w:rFonts w:cs="Arial"/>
+                <w:i/>
+                <w:iCs/>
+              </w:rPr>
+              <w:t>Wieder oben eine Nav-Bar. Der Inhalt besteht aus einem Zeitstrahl, bei dem man sieht, wann welches Mitglied dem Team beigetreten ist. Ganz unten ein Footer</w:t>
+            </w:r>
+          </w:p>
+        </w:tc>
+      </w:tr>
+      <w:tr>
+        <w:tc>
+          <w:tcPr>
+            <w:cnfStyle w:val="001000000000" w:firstRow="0" w:lastRow="0" w:firstColumn="1" w:lastColumn="0" w:oddVBand="0" w:evenVBand="0" w:oddHBand="0" w:evenHBand="0" w:firstRowFirstColumn="0" w:firstRowLastColumn="0" w:lastRowFirstColumn="0" w:lastRowLastColumn="0"/>
+            <w:tcW w:w="2263" w:type="dxa"/>
+          </w:tcPr>
+          <w:p>
+            <w:pPr>
+              <w:rPr>
+                <w:rFonts w:cs="Arial"/>
+              </w:rPr>
+            </w:pPr>
+            <w:r>
+              <w:rPr>
+                <w:rFonts w:cs="Arial"/>
+              </w:rPr>
+              <w:t>Seite 4</w:t>
+            </w:r>
+            <w:r>
+              <w:rPr>
+                <w:rFonts w:cs="Arial"/>
+              </w:rPr>
+              <w:t>: Kasse</w:t>
+            </w:r>
+          </w:p>
+        </w:tc>
+        <w:tc>
+          <w:tcPr>
+            <w:tcW w:w="6804" w:type="dxa"/>
+          </w:tcPr>
+          <w:p>
+            <w:pPr>
+              <w:cnfStyle w:val="000000000000" w:firstRow="0" w:lastRow="0" w:firstColumn="0" w:lastColumn="0" w:oddVBand="0" w:evenVBand="0" w:oddHBand="0" w:evenHBand="0" w:firstRowFirstColumn="0" w:firstRowLastColumn="0" w:lastRowFirstColumn="0" w:lastRowLastColumn="0"/>
+              <w:rPr>
+                <w:rFonts w:cs="Arial"/>
+                <w:i/>
+                <w:iCs/>
+              </w:rPr>
+            </w:pPr>
+            <w:r>
+              <w:rPr>
+                <w:rFonts w:cs="Arial"/>
+                <w:i/>
+                <w:iCs/>
+              </w:rPr>
+              <w:t>Oben Nav-Bar. Nach dieser folgt eine Liste mit den Produkten, die man in den Warenkorb gepackt hat und ein Bestell Formular. Ganz unten ein Footer</w:t>
+            </w:r>
           </w:p>
         </w:tc>
       </w:tr>
@@ -884,7 +1262,6 @@
         <w:pStyle w:val="berschrift1"/>
       </w:pPr>
       <w:r>
-        <w:lastRenderedPageBreak/>
         <w:t>Wireframe</w:t>
       </w:r>
     </w:p>
@@ -924,107 +1301,225 @@
         <w:pStyle w:val="berschrift3"/>
       </w:pPr>
       <w:r>
-        <w:t xml:space="preserve">Layout der Startseite </w:t>
+        <w:lastRenderedPageBreak/>
+        <w:t>Layout</w:t>
       </w:r>
     </w:p>
     <w:p>
-      <w:r>
-        <w:t>Hier kommt das Wireframe der Startseite hin</w:t>
-      </w:r>
-      <w:r>
-        <w:t>…</w:t>
-      </w:r>
-    </w:p>
-    <w:p>
-      <w:pPr>
-        <w:pStyle w:val="berschrift3"/>
-      </w:pPr>
-      <w:r>
-        <w:t xml:space="preserve">Layout der Folgeseite </w:t>
-      </w:r>
-    </w:p>
-    <w:p>
-      <w:r>
-        <w:t>Hier kommt das Wireframe einer Folgeseite hin.</w:t>
-      </w:r>
-      <w:r>
-        <w:t>..</w:t>
-      </w:r>
-    </w:p>
-    <w:p>
-      <w:pPr>
-        <w:pStyle w:val="berschrift1"/>
-      </w:pPr>
-      <w:r>
-        <w:t>Styleguide</w:t>
-      </w:r>
-    </w:p>
-    <w:p>
-      <w:r>
-        <w:t>Macht euch Gedanken über: Farbgestaltung, Bildwelt, Schriftwelt, Icons, Logos, usw.</w:t>
-      </w:r>
-      <w:r>
-        <w:t xml:space="preserve"> und haltet hier </w:t>
-      </w:r>
-      <w:r>
-        <w:t xml:space="preserve">mindestens </w:t>
-      </w:r>
-      <w:r>
-        <w:t>schriftlich fest</w:t>
-      </w:r>
-      <w:r>
-        <w:t xml:space="preserve">: </w:t>
-      </w:r>
-    </w:p>
-    <w:p>
-      <w:pPr>
-        <w:pStyle w:val="Listenabsatz"/>
-        <w:numPr>
-          <w:ilvl w:val="0"/>
-          <w:numId w:val="2"/>
-        </w:numPr>
-      </w:pPr>
-      <w:r>
-        <w:t xml:space="preserve">Farben (inkl. </w:t>
-      </w:r>
-      <w:r>
-        <w:t xml:space="preserve">HEX- oder RGB-Farbwerte für: Texte, Hintergründe, Buttons. </w:t>
-      </w:r>
-    </w:p>
-    <w:p>
-      <w:pPr>
-        <w:pStyle w:val="Listenabsatz"/>
-        <w:numPr>
-          <w:ilvl w:val="0"/>
-          <w:numId w:val="2"/>
-        </w:numPr>
-      </w:pPr>
-      <w:r>
-        <w:t>Schriftart</w:t>
-      </w:r>
-      <w:r>
-        <w:t xml:space="preserve"> und Schriftgrösse</w:t>
-      </w:r>
-      <w:r>
-        <w:t xml:space="preserve"> für Überschriften </w:t>
-      </w:r>
-      <w:r>
-        <w:t xml:space="preserve">(H1–H6), </w:t>
-      </w:r>
-      <w:r>
-        <w:t>Fliesstext</w:t>
-      </w:r>
-      <w:r>
-        <w:t xml:space="preserve"> und Navigation.</w:t>
-      </w:r>
-    </w:p>
-    <w:p>
-      <w:r>
+      <w:pPr>
+        <w:spacing w:after="180"/>
+      </w:pPr>
+      <w:r>
+        <w:rPr>
+          <w:noProof/>
+        </w:rPr>
+        <mc:AlternateContent>
+          <mc:Choice Requires="wps">
+            <w:drawing>
+              <wp:anchor distT="0" distB="0" distL="114300" distR="114300" simplePos="0" relativeHeight="251670528" behindDoc="0" locked="0" layoutInCell="1" allowOverlap="1" wp14:anchorId="375C631A" wp14:editId="36E2DF5B">
+                <wp:simplePos x="0" y="0"/>
+                <wp:positionH relativeFrom="column">
+                  <wp:posOffset>2232850</wp:posOffset>
+                </wp:positionH>
+                <wp:positionV relativeFrom="paragraph">
+                  <wp:posOffset>6796314</wp:posOffset>
+                </wp:positionV>
+                <wp:extent cx="818866" cy="655092"/>
+                <wp:effectExtent l="0" t="0" r="19685" b="12065"/>
+                <wp:wrapNone/>
+                <wp:docPr id="1784226351" name="Textfeld 3"/>
+                <wp:cNvGraphicFramePr/>
+                <a:graphic xmlns:a="http://schemas.openxmlformats.org/drawingml/2006/main">
+                  <a:graphicData uri="http://schemas.microsoft.com/office/word/2010/wordprocessingShape">
+                    <wps:wsp>
+                      <wps:cNvSpPr txBox="1"/>
+                      <wps:spPr>
+                        <a:xfrm>
+                          <a:off x="0" y="0"/>
+                          <a:ext cx="818866" cy="655092"/>
+                        </a:xfrm>
+                        <a:prstGeom prst="rect">
+                          <a:avLst/>
+                        </a:prstGeom>
+                        <a:solidFill>
+                          <a:schemeClr val="lt1"/>
+                        </a:solidFill>
+                        <a:ln w="6350">
+                          <a:solidFill>
+                            <a:prstClr val="black"/>
+                          </a:solidFill>
+                        </a:ln>
+                      </wps:spPr>
+                      <wps:txbx>
+                        <w:txbxContent>
+                          <w:p>
+                            <w:pPr>
+                              <w:rPr>
+                                <w:lang w:val="de-DE"/>
+                              </w:rPr>
+                            </w:pPr>
+                            <w:r>
+                              <w:rPr>
+                                <w:lang w:val="de-DE"/>
+                              </w:rPr>
+                              <w:t>Kasse</w:t>
+                            </w:r>
+                          </w:p>
+                        </w:txbxContent>
+                      </wps:txbx>
+                      <wps:bodyPr rot="0" spcFirstLastPara="0" vertOverflow="overflow" horzOverflow="overflow" vert="horz" wrap="square" lIns="91440" tIns="45720" rIns="91440" bIns="45720" numCol="1" spcCol="0" rtlCol="0" fromWordArt="0" anchor="t" anchorCtr="0" forceAA="0" compatLnSpc="1">
+                        <a:prstTxWarp prst="textNoShape">
+                          <a:avLst/>
+                        </a:prstTxWarp>
+                        <a:noAutofit/>
+                      </wps:bodyPr>
+                    </wps:wsp>
+                  </a:graphicData>
+                </a:graphic>
+              </wp:anchor>
+            </w:drawing>
+          </mc:Choice>
+          <mc:Fallback>
+            <w:pict>
+              <v:shapetype w14:anchorId="375C631A" id="_x0000_t202" coordsize="21600,21600" o:spt="202" path="m,l,21600r21600,l21600,xe">
+                <v:stroke joinstyle="miter"/>
+                <v:path gradientshapeok="t" o:connecttype="rect"/>
+              </v:shapetype>
+              <v:shape id="Textfeld 3" o:spid="_x0000_s1026" type="#_x0000_t202" style="position:absolute;margin-left:175.8pt;margin-top:535.15pt;width:64.5pt;height:51.6pt;z-index:251670528;visibility:visible;mso-wrap-style:square;mso-wrap-distance-left:9pt;mso-wrap-distance-top:0;mso-wrap-distance-right:9pt;mso-wrap-distance-bottom:0;mso-position-horizontal:absolute;mso-position-horizontal-relative:text;mso-position-vertical:absolute;mso-position-vertical-relative:text;v-text-anchor:top" o:gfxdata="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" fillcolor="white [3201]" strokeweight=".5pt">
+                <v:textbox>
+                  <w:txbxContent>
+                    <w:p>
+                      <w:pPr>
+                        <w:rPr>
+                          <w:lang w:val="de-DE"/>
+                        </w:rPr>
+                      </w:pPr>
+                      <w:r>
+                        <w:rPr>
+                          <w:lang w:val="de-DE"/>
+                        </w:rPr>
+                        <w:t>Kasse</w:t>
+                      </w:r>
+                    </w:p>
+                  </w:txbxContent>
+                </v:textbox>
+              </v:shape>
+            </w:pict>
+          </mc:Fallback>
+        </mc:AlternateContent>
+      </w:r>
+      <w:r>
+        <w:rPr>
+          <w:noProof/>
+        </w:rPr>
+        <mc:AlternateContent>
+          <mc:Choice Requires="wps">
+            <w:drawing>
+              <wp:anchor distT="0" distB="0" distL="114300" distR="114300" simplePos="0" relativeHeight="251668480" behindDoc="0" locked="0" layoutInCell="1" allowOverlap="1" wp14:anchorId="33F2A5D1" wp14:editId="194A3626">
+                <wp:simplePos x="0" y="0"/>
+                <wp:positionH relativeFrom="column">
+                  <wp:posOffset>2245995</wp:posOffset>
+                </wp:positionH>
+                <wp:positionV relativeFrom="paragraph">
+                  <wp:posOffset>5359565</wp:posOffset>
+                </wp:positionV>
+                <wp:extent cx="818866" cy="655092"/>
+                <wp:effectExtent l="0" t="0" r="19685" b="12065"/>
+                <wp:wrapNone/>
+                <wp:docPr id="1557125792" name="Textfeld 3"/>
+                <wp:cNvGraphicFramePr/>
+                <a:graphic xmlns:a="http://schemas.openxmlformats.org/drawingml/2006/main">
+                  <a:graphicData uri="http://schemas.microsoft.com/office/word/2010/wordprocessingShape">
+                    <wps:wsp>
+                      <wps:cNvSpPr txBox="1"/>
+                      <wps:spPr>
+                        <a:xfrm>
+                          <a:off x="0" y="0"/>
+                          <a:ext cx="818866" cy="655092"/>
+                        </a:xfrm>
+                        <a:prstGeom prst="rect">
+                          <a:avLst/>
+                        </a:prstGeom>
+                        <a:solidFill>
+                          <a:schemeClr val="lt1"/>
+                        </a:solidFill>
+                        <a:ln w="6350">
+                          <a:solidFill>
+                            <a:prstClr val="black"/>
+                          </a:solidFill>
+                        </a:ln>
+                      </wps:spPr>
+                      <wps:txbx>
+                        <w:txbxContent>
+                          <w:p>
+                            <w:pPr>
+                              <w:rPr>
+                                <w:lang w:val="de-DE"/>
+                              </w:rPr>
+                            </w:pPr>
+                            <w:r>
+                              <w:rPr>
+                                <w:lang w:val="de-DE"/>
+                              </w:rPr>
+                              <w:t>Zeitstrahl</w:t>
+                            </w:r>
+                          </w:p>
+                        </w:txbxContent>
+                      </wps:txbx>
+                      <wps:bodyPr rot="0" spcFirstLastPara="0" vertOverflow="overflow" horzOverflow="overflow" vert="horz" wrap="square" lIns="91440" tIns="45720" rIns="91440" bIns="45720" numCol="1" spcCol="0" rtlCol="0" fromWordArt="0" anchor="t" anchorCtr="0" forceAA="0" compatLnSpc="1">
+                        <a:prstTxWarp prst="textNoShape">
+                          <a:avLst/>
+                        </a:prstTxWarp>
+                        <a:noAutofit/>
+                      </wps:bodyPr>
+                    </wps:wsp>
+                  </a:graphicData>
+                </a:graphic>
+              </wp:anchor>
+            </w:drawing>
+          </mc:Choice>
+          <mc:Fallback>
+            <w:pict>
+              <v:shape w14:anchorId="33F2A5D1" id="_x0000_s1027" type="#_x0000_t202" style="position:absolute;margin-left:176.85pt;margin-top:422pt;width:64.5pt;height:51.6pt;z-index:251668480;visibility:visible;mso-wrap-style:square;mso-wrap-distance-left:9pt;mso-wrap-distance-top:0;mso-wrap-distance-right:9pt;mso-wrap-distance-bottom:0;mso-position-horizontal:absolute;mso-position-horizontal-relative:text;mso-position-vertical:absolute;mso-position-vertical-relative:text;v-text-anchor:top" o:gfxdata="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" fillcolor="white [3201]" strokeweight=".5pt">
+                <v:textbox>
+                  <w:txbxContent>
+                    <w:p>
+                      <w:pPr>
+                        <w:rPr>
+                          <w:lang w:val="de-DE"/>
+                        </w:rPr>
+                      </w:pPr>
+                      <w:r>
+                        <w:rPr>
+                          <w:lang w:val="de-DE"/>
+                        </w:rPr>
+                        <w:t>Zeitstrahl</w:t>
+                      </w:r>
+                    </w:p>
+                  </w:txbxContent>
+                </v:textbox>
+              </v:shape>
+            </w:pict>
+          </mc:Fallback>
+        </mc:AlternateContent>
+      </w:r>
+      <w:r>
+        <w:rPr>
+          <w:noProof/>
+        </w:rPr>
         <w:drawing>
-          <wp:inline distT="0" distB="0" distL="0" distR="0" wp14:anchorId="0F583357" wp14:editId="5BDF3122">
-            <wp:extent cx="5185410" cy="4322889"/>
-            <wp:effectExtent l="19050" t="19050" r="15240" b="20955"/>
-            <wp:docPr id="205943974" name="Grafik 1"/>
+          <wp:anchor distT="0" distB="0" distL="114300" distR="114300" simplePos="0" relativeHeight="251660288" behindDoc="0" locked="0" layoutInCell="1" allowOverlap="1" wp14:anchorId="285D3FA6" wp14:editId="4246ABE3">
+            <wp:simplePos x="0" y="0"/>
+            <wp:positionH relativeFrom="column">
+              <wp:posOffset>3066803</wp:posOffset>
+            </wp:positionH>
+            <wp:positionV relativeFrom="paragraph">
+              <wp:posOffset>546577</wp:posOffset>
+            </wp:positionV>
+            <wp:extent cx="2597785" cy="7908967"/>
+            <wp:effectExtent l="0" t="0" r="0" b="0"/>
+            <wp:wrapNone/>
+            <wp:docPr id="1663592359" name="Grafik 2" descr="The image illustrates a series of layouts for a web page, featuring a top bar with navigation elements, a sidebar, and a content area, all arranged in a grid layout.&#10;&#10;KI-generierte Inhalte können fehlerhaft sein."/>
             <wp:cNvGraphicFramePr>
               <a:graphicFrameLocks xmlns:a="http://schemas.openxmlformats.org/drawingml/2006/main" noChangeAspect="1"/>
             </wp:cNvGraphicFramePr>
@@ -1032,36 +1527,419 @@
               <a:graphicData uri="http://schemas.openxmlformats.org/drawingml/2006/picture">
                 <pic:pic xmlns:pic="http://schemas.openxmlformats.org/drawingml/2006/picture">
                   <pic:nvPicPr>
-                    <pic:cNvPr id="205943974" name=""/>
-                    <pic:cNvPicPr/>
+                    <pic:cNvPr id="1663592359" name="Grafik 2" descr="The image illustrates a series of layouts for a web page, featuring a top bar with navigation elements, a sidebar, and a content area, all arranged in a grid layout.&#10;&#10;KI-generierte Inhalte können fehlerhaft sein."/>
+                    <pic:cNvPicPr>
+                      <a:picLocks noChangeAspect="1" noChangeArrowheads="1"/>
+                    </pic:cNvPicPr>
                   </pic:nvPicPr>
                   <pic:blipFill>
-                    <a:blip r:embed="rId6"/>
+                    <a:blip r:embed="rId8" cstate="print">
+                      <a:extLst>
+                        <a:ext uri="{28A0092B-C50C-407E-A947-70E740481C1C}">
+                          <a14:useLocalDpi xmlns:a14="http://schemas.microsoft.com/office/drawing/2010/main" val="0"/>
+                        </a:ext>
+                      </a:extLst>
+                    </a:blip>
+                    <a:srcRect/>
                     <a:stretch>
                       <a:fillRect/>
                     </a:stretch>
                   </pic:blipFill>
-                  <pic:spPr>
+                  <pic:spPr bwMode="auto">
                     <a:xfrm>
                       <a:off x="0" y="0"/>
-                      <a:ext cx="5196153" cy="4331845"/>
+                      <a:ext cx="2598872" cy="7912277"/>
                     </a:xfrm>
                     <a:prstGeom prst="rect">
                       <a:avLst/>
                     </a:prstGeom>
-                    <a:ln w="3175">
-                      <a:solidFill>
-                        <a:schemeClr val="bg1">
-                          <a:lumMod val="75000"/>
-                        </a:schemeClr>
-                      </a:solidFill>
+                    <a:noFill/>
+                    <a:ln>
+                      <a:noFill/>
                     </a:ln>
                   </pic:spPr>
                 </pic:pic>
               </a:graphicData>
             </a:graphic>
-          </wp:inline>
+            <wp14:sizeRelH relativeFrom="margin">
+              <wp14:pctWidth>0</wp14:pctWidth>
+            </wp14:sizeRelH>
+            <wp14:sizeRelV relativeFrom="margin">
+              <wp14:pctHeight>0</wp14:pctHeight>
+            </wp14:sizeRelV>
+          </wp:anchor>
         </w:drawing>
+      </w:r>
+      <w:r>
+        <w:rPr>
+          <w:noProof/>
+        </w:rPr>
+        <mc:AlternateContent>
+          <mc:Choice Requires="wps">
+            <w:drawing>
+              <wp:anchor distT="0" distB="0" distL="114300" distR="114300" simplePos="0" relativeHeight="251666432" behindDoc="0" locked="0" layoutInCell="1" allowOverlap="1" wp14:anchorId="71BA6978" wp14:editId="0D60AC1D">
+                <wp:simplePos x="0" y="0"/>
+                <wp:positionH relativeFrom="column">
+                  <wp:posOffset>2411186</wp:posOffset>
+                </wp:positionH>
+                <wp:positionV relativeFrom="paragraph">
+                  <wp:posOffset>4124853</wp:posOffset>
+                </wp:positionV>
+                <wp:extent cx="818866" cy="655092"/>
+                <wp:effectExtent l="0" t="0" r="19685" b="12065"/>
+                <wp:wrapNone/>
+                <wp:docPr id="1134642460" name="Textfeld 3"/>
+                <wp:cNvGraphicFramePr/>
+                <a:graphic xmlns:a="http://schemas.openxmlformats.org/drawingml/2006/main">
+                  <a:graphicData uri="http://schemas.microsoft.com/office/word/2010/wordprocessingShape">
+                    <wps:wsp>
+                      <wps:cNvSpPr txBox="1"/>
+                      <wps:spPr>
+                        <a:xfrm>
+                          <a:off x="0" y="0"/>
+                          <a:ext cx="818866" cy="655092"/>
+                        </a:xfrm>
+                        <a:prstGeom prst="rect">
+                          <a:avLst/>
+                        </a:prstGeom>
+                        <a:solidFill>
+                          <a:schemeClr val="lt1"/>
+                        </a:solidFill>
+                        <a:ln w="6350">
+                          <a:solidFill>
+                            <a:prstClr val="black"/>
+                          </a:solidFill>
+                        </a:ln>
+                      </wps:spPr>
+                      <wps:txbx>
+                        <w:txbxContent>
+                          <w:p>
+                            <w:pPr>
+                              <w:rPr>
+                                <w:lang w:val="de-DE"/>
+                              </w:rPr>
+                            </w:pPr>
+                            <w:r>
+                              <w:rPr>
+                                <w:lang w:val="de-DE"/>
+                              </w:rPr>
+                              <w:t>Produkt Seite</w:t>
+                            </w:r>
+                          </w:p>
+                        </w:txbxContent>
+                      </wps:txbx>
+                      <wps:bodyPr rot="0" spcFirstLastPara="0" vertOverflow="overflow" horzOverflow="overflow" vert="horz" wrap="square" lIns="91440" tIns="45720" rIns="91440" bIns="45720" numCol="1" spcCol="0" rtlCol="0" fromWordArt="0" anchor="t" anchorCtr="0" forceAA="0" compatLnSpc="1">
+                        <a:prstTxWarp prst="textNoShape">
+                          <a:avLst/>
+                        </a:prstTxWarp>
+                        <a:noAutofit/>
+                      </wps:bodyPr>
+                    </wps:wsp>
+                  </a:graphicData>
+                </a:graphic>
+              </wp:anchor>
+            </w:drawing>
+          </mc:Choice>
+          <mc:Fallback>
+            <w:pict>
+              <v:shape w14:anchorId="71BA6978" id="_x0000_s1028" type="#_x0000_t202" style="position:absolute;margin-left:189.85pt;margin-top:324.8pt;width:64.5pt;height:51.6pt;z-index:251666432;visibility:visible;mso-wrap-style:square;mso-wrap-distance-left:9pt;mso-wrap-distance-top:0;mso-wrap-distance-right:9pt;mso-wrap-distance-bottom:0;mso-position-horizontal:absolute;mso-position-horizontal-relative:text;mso-position-vertical:absolute;mso-position-vertical-relative:text;v-text-anchor:top" o:gfxdata="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" fillcolor="white [3201]" strokeweight=".5pt">
+                <v:textbox>
+                  <w:txbxContent>
+                    <w:p>
+                      <w:pPr>
+                        <w:rPr>
+                          <w:lang w:val="de-DE"/>
+                        </w:rPr>
+                      </w:pPr>
+                      <w:r>
+                        <w:rPr>
+                          <w:lang w:val="de-DE"/>
+                        </w:rPr>
+                        <w:t>Produkt Seite</w:t>
+                      </w:r>
+                    </w:p>
+                  </w:txbxContent>
+                </v:textbox>
+              </v:shape>
+            </w:pict>
+          </mc:Fallback>
+        </mc:AlternateContent>
+      </w:r>
+      <w:r>
+        <w:rPr>
+          <w:noProof/>
+        </w:rPr>
+        <mc:AlternateContent>
+          <mc:Choice Requires="wps">
+            <w:drawing>
+              <wp:anchor distT="0" distB="0" distL="114300" distR="114300" simplePos="0" relativeHeight="251664384" behindDoc="0" locked="0" layoutInCell="1" allowOverlap="1" wp14:anchorId="5ECE463C" wp14:editId="1942AA7F">
+                <wp:simplePos x="0" y="0"/>
+                <wp:positionH relativeFrom="column">
+                  <wp:posOffset>2327564</wp:posOffset>
+                </wp:positionH>
+                <wp:positionV relativeFrom="paragraph">
+                  <wp:posOffset>2772889</wp:posOffset>
+                </wp:positionV>
+                <wp:extent cx="818866" cy="655092"/>
+                <wp:effectExtent l="0" t="0" r="19685" b="12065"/>
+                <wp:wrapNone/>
+                <wp:docPr id="1038047078" name="Textfeld 3"/>
+                <wp:cNvGraphicFramePr/>
+                <a:graphic xmlns:a="http://schemas.openxmlformats.org/drawingml/2006/main">
+                  <a:graphicData uri="http://schemas.microsoft.com/office/word/2010/wordprocessingShape">
+                    <wps:wsp>
+                      <wps:cNvSpPr txBox="1"/>
+                      <wps:spPr>
+                        <a:xfrm>
+                          <a:off x="0" y="0"/>
+                          <a:ext cx="818866" cy="655092"/>
+                        </a:xfrm>
+                        <a:prstGeom prst="rect">
+                          <a:avLst/>
+                        </a:prstGeom>
+                        <a:solidFill>
+                          <a:schemeClr val="lt1"/>
+                        </a:solidFill>
+                        <a:ln w="6350">
+                          <a:solidFill>
+                            <a:prstClr val="black"/>
+                          </a:solidFill>
+                        </a:ln>
+                      </wps:spPr>
+                      <wps:txbx>
+                        <w:txbxContent>
+                          <w:p>
+                            <w:pPr>
+                              <w:rPr>
+                                <w:lang w:val="de-DE"/>
+                              </w:rPr>
+                            </w:pPr>
+                            <w:r>
+                              <w:rPr>
+                                <w:lang w:val="de-DE"/>
+                              </w:rPr>
+                              <w:t xml:space="preserve">About </w:t>
+                            </w:r>
+                            <w:proofErr w:type="spellStart"/>
+                            <w:r>
+                              <w:rPr>
+                                <w:lang w:val="de-DE"/>
+                              </w:rPr>
+                              <w:t>us</w:t>
+                            </w:r>
+                            <w:proofErr w:type="spellEnd"/>
+                          </w:p>
+                        </w:txbxContent>
+                      </wps:txbx>
+                      <wps:bodyPr rot="0" spcFirstLastPara="0" vertOverflow="overflow" horzOverflow="overflow" vert="horz" wrap="square" lIns="91440" tIns="45720" rIns="91440" bIns="45720" numCol="1" spcCol="0" rtlCol="0" fromWordArt="0" anchor="t" anchorCtr="0" forceAA="0" compatLnSpc="1">
+                        <a:prstTxWarp prst="textNoShape">
+                          <a:avLst/>
+                        </a:prstTxWarp>
+                        <a:noAutofit/>
+                      </wps:bodyPr>
+                    </wps:wsp>
+                  </a:graphicData>
+                </a:graphic>
+              </wp:anchor>
+            </w:drawing>
+          </mc:Choice>
+          <mc:Fallback>
+            <w:pict>
+              <v:shape w14:anchorId="5ECE463C" id="_x0000_s1029" type="#_x0000_t202" style="position:absolute;margin-left:183.25pt;margin-top:218.35pt;width:64.5pt;height:51.6pt;z-index:251664384;visibility:visible;mso-wrap-style:square;mso-wrap-distance-left:9pt;mso-wrap-distance-top:0;mso-wrap-distance-right:9pt;mso-wrap-distance-bottom:0;mso-position-horizontal:absolute;mso-position-horizontal-relative:text;mso-position-vertical:absolute;mso-position-vertical-relative:text;v-text-anchor:top" o:gfxdata="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" fillcolor="white [3201]" strokeweight=".5pt">
+                <v:textbox>
+                  <w:txbxContent>
+                    <w:p>
+                      <w:pPr>
+                        <w:rPr>
+                          <w:lang w:val="de-DE"/>
+                        </w:rPr>
+                      </w:pPr>
+                      <w:r>
+                        <w:rPr>
+                          <w:lang w:val="de-DE"/>
+                        </w:rPr>
+                        <w:t xml:space="preserve">About </w:t>
+                      </w:r>
+                      <w:proofErr w:type="spellStart"/>
+                      <w:r>
+                        <w:rPr>
+                          <w:lang w:val="de-DE"/>
+                        </w:rPr>
+                        <w:t>us</w:t>
+                      </w:r>
+                      <w:proofErr w:type="spellEnd"/>
+                    </w:p>
+                  </w:txbxContent>
+                </v:textbox>
+              </v:shape>
+            </w:pict>
+          </mc:Fallback>
+        </mc:AlternateContent>
+      </w:r>
+      <w:r>
+        <w:rPr>
+          <w:noProof/>
+        </w:rPr>
+        <mc:AlternateContent>
+          <mc:Choice Requires="wps">
+            <w:drawing>
+              <wp:anchor distT="0" distB="0" distL="114300" distR="114300" simplePos="0" relativeHeight="251662336" behindDoc="0" locked="0" layoutInCell="1" allowOverlap="1" wp14:anchorId="63437C1D" wp14:editId="6DE4E989">
+                <wp:simplePos x="0" y="0"/>
+                <wp:positionH relativeFrom="column">
+                  <wp:posOffset>2390115</wp:posOffset>
+                </wp:positionH>
+                <wp:positionV relativeFrom="paragraph">
+                  <wp:posOffset>1631035</wp:posOffset>
+                </wp:positionV>
+                <wp:extent cx="818866" cy="655092"/>
+                <wp:effectExtent l="0" t="0" r="19685" b="12065"/>
+                <wp:wrapNone/>
+                <wp:docPr id="1059867624" name="Textfeld 3"/>
+                <wp:cNvGraphicFramePr/>
+                <a:graphic xmlns:a="http://schemas.openxmlformats.org/drawingml/2006/main">
+                  <a:graphicData uri="http://schemas.microsoft.com/office/word/2010/wordprocessingShape">
+                    <wps:wsp>
+                      <wps:cNvSpPr txBox="1"/>
+                      <wps:spPr>
+                        <a:xfrm>
+                          <a:off x="0" y="0"/>
+                          <a:ext cx="818866" cy="655092"/>
+                        </a:xfrm>
+                        <a:prstGeom prst="rect">
+                          <a:avLst/>
+                        </a:prstGeom>
+                        <a:solidFill>
+                          <a:schemeClr val="lt1"/>
+                        </a:solidFill>
+                        <a:ln w="6350">
+                          <a:solidFill>
+                            <a:prstClr val="black"/>
+                          </a:solidFill>
+                        </a:ln>
+                      </wps:spPr>
+                      <wps:txbx>
+                        <w:txbxContent>
+                          <w:p>
+                            <w:pPr>
+                              <w:rPr>
+                                <w:lang w:val="de-DE"/>
+                              </w:rPr>
+                            </w:pPr>
+                            <w:r>
+                              <w:rPr>
+                                <w:lang w:val="de-DE"/>
+                              </w:rPr>
+                              <w:t>Landing Page</w:t>
+                            </w:r>
+                          </w:p>
+                        </w:txbxContent>
+                      </wps:txbx>
+                      <wps:bodyPr rot="0" spcFirstLastPara="0" vertOverflow="overflow" horzOverflow="overflow" vert="horz" wrap="square" lIns="91440" tIns="45720" rIns="91440" bIns="45720" numCol="1" spcCol="0" rtlCol="0" fromWordArt="0" anchor="t" anchorCtr="0" forceAA="0" compatLnSpc="1">
+                        <a:prstTxWarp prst="textNoShape">
+                          <a:avLst/>
+                        </a:prstTxWarp>
+                        <a:noAutofit/>
+                      </wps:bodyPr>
+                    </wps:wsp>
+                  </a:graphicData>
+                </a:graphic>
+              </wp:anchor>
+            </w:drawing>
+          </mc:Choice>
+          <mc:Fallback>
+            <w:pict>
+              <v:shape w14:anchorId="63437C1D" id="_x0000_s1030" type="#_x0000_t202" style="position:absolute;margin-left:188.2pt;margin-top:128.45pt;width:64.5pt;height:51.6pt;z-index:251662336;visibility:visible;mso-wrap-style:square;mso-wrap-distance-left:9pt;mso-wrap-distance-top:0;mso-wrap-distance-right:9pt;mso-wrap-distance-bottom:0;mso-position-horizontal:absolute;mso-position-horizontal-relative:text;mso-position-vertical:absolute;mso-position-vertical-relative:text;v-text-anchor:top" o:gfxdata="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" fillcolor="white [3201]" strokeweight=".5pt">
+                <v:textbox>
+                  <w:txbxContent>
+                    <w:p>
+                      <w:pPr>
+                        <w:rPr>
+                          <w:lang w:val="de-DE"/>
+                        </w:rPr>
+                      </w:pPr>
+                      <w:r>
+                        <w:rPr>
+                          <w:lang w:val="de-DE"/>
+                        </w:rPr>
+                        <w:t>Landing Page</w:t>
+                      </w:r>
+                    </w:p>
+                  </w:txbxContent>
+                </v:textbox>
+              </v:shape>
+            </w:pict>
+          </mc:Fallback>
+        </mc:AlternateContent>
+      </w:r>
+      <w:r>
+        <w:rPr>
+          <w:noProof/>
+        </w:rPr>
+        <w:drawing>
+          <wp:anchor distT="0" distB="0" distL="114300" distR="114300" simplePos="0" relativeHeight="251661312" behindDoc="1" locked="0" layoutInCell="1" allowOverlap="1" wp14:anchorId="22D346A6" wp14:editId="20DFBC47">
+            <wp:simplePos x="0" y="0"/>
+            <wp:positionH relativeFrom="margin">
+              <wp:align>left</wp:align>
+            </wp:positionH>
+            <wp:positionV relativeFrom="paragraph">
+              <wp:posOffset>598777</wp:posOffset>
+            </wp:positionV>
+            <wp:extent cx="2593075" cy="7587792"/>
+            <wp:effectExtent l="0" t="0" r="0" b="0"/>
+            <wp:wrapNone/>
+            <wp:docPr id="600245027" name="Grafik 1"/>
+            <wp:cNvGraphicFramePr>
+              <a:graphicFrameLocks xmlns:a="http://schemas.openxmlformats.org/drawingml/2006/main" noChangeAspect="1"/>
+            </wp:cNvGraphicFramePr>
+            <a:graphic xmlns:a="http://schemas.openxmlformats.org/drawingml/2006/main">
+              <a:graphicData uri="http://schemas.openxmlformats.org/drawingml/2006/picture">
+                <pic:pic xmlns:pic="http://schemas.openxmlformats.org/drawingml/2006/picture">
+                  <pic:nvPicPr>
+                    <pic:cNvPr id="600245027" name="Grafik 1"/>
+                    <pic:cNvPicPr>
+                      <a:picLocks noChangeAspect="1" noChangeArrowheads="1"/>
+                    </pic:cNvPicPr>
+                  </pic:nvPicPr>
+                  <pic:blipFill>
+                    <a:blip r:embed="rId9" cstate="print">
+                      <a:extLst>
+                        <a:ext uri="{28A0092B-C50C-407E-A947-70E740481C1C}">
+                          <a14:useLocalDpi xmlns:a14="http://schemas.microsoft.com/office/drawing/2010/main" val="0"/>
+                        </a:ext>
+                      </a:extLst>
+                    </a:blip>
+                    <a:srcRect/>
+                    <a:stretch>
+                      <a:fillRect/>
+                    </a:stretch>
+                  </pic:blipFill>
+                  <pic:spPr bwMode="auto">
+                    <a:xfrm>
+                      <a:off x="0" y="0"/>
+                      <a:ext cx="2593075" cy="7587792"/>
+                    </a:xfrm>
+                    <a:prstGeom prst="rect">
+                      <a:avLst/>
+                    </a:prstGeom>
+                    <a:noFill/>
+                    <a:ln>
+                      <a:noFill/>
+                    </a:ln>
+                  </pic:spPr>
+                </pic:pic>
+              </a:graphicData>
+            </a:graphic>
+            <wp14:sizeRelH relativeFrom="margin">
+              <wp14:pctWidth>0</wp14:pctWidth>
+            </wp14:sizeRelH>
+            <wp14:sizeRelV relativeFrom="margin">
+              <wp14:pctHeight>0</wp14:pctHeight>
+            </wp14:sizeRelV>
+          </wp:anchor>
+        </w:drawing>
+      </w:r>
+      <w:r>
+        <w:br w:type="page"/>
       </w:r>
     </w:p>
     <w:p>
@@ -1070,45 +1948,109 @@
       </w:pPr>
       <w:r>
         <w:lastRenderedPageBreak/>
-        <w:t>Test</w:t>
-      </w:r>
-      <w:r>
-        <w:t>-Protokoll</w:t>
+        <w:t>´</w:t>
+      </w:r>
+      <w:r>
+        <w:t>Styleguide</w:t>
       </w:r>
     </w:p>
     <w:p>
       <w:r>
-        <w:t>Überlegt euch</w:t>
-      </w:r>
-      <w:r>
-        <w:t>, was alles geprüft und getestet werden soll</w:t>
-      </w:r>
-      <w:r>
-        <w:t>te</w:t>
-      </w:r>
-      <w:r>
-        <w:t xml:space="preserve">, damit die Website erfolgreich online geschaltet werden </w:t>
-      </w:r>
-      <w:r>
-        <w:t>kann und ergänzt die</w:t>
-      </w:r>
-      <w:r>
+        <w:t>Macht euch Gedanken über: Farbgestaltung, Bildwelt, Schriftwelt, Icons, Logos, usw.</w:t>
+      </w:r>
+      <w:r>
+        <w:t xml:space="preserve"> und haltet hier </w:t>
+      </w:r>
+      <w:r>
+        <w:t xml:space="preserve">mindestens </w:t>
+      </w:r>
+      <w:r>
+        <w:t>schriftlich fest</w:t>
+      </w:r>
+      <w:r>
+        <w:t xml:space="preserve">: </w:t>
+      </w:r>
+    </w:p>
+    <w:p/>
+    <w:p/>
+    <w:p>
+      <w:pPr>
+        <w:pStyle w:val="Listenabsatz"/>
+        <w:numPr>
+          <w:ilvl w:val="0"/>
+          <w:numId w:val="2"/>
+        </w:numPr>
+      </w:pPr>
+      <w:r>
+        <w:t>Schriftart</w:t>
+      </w:r>
+      <w:r>
+        <w:t xml:space="preserve"> und Schriftgrösse</w:t>
+      </w:r>
+      <w:r>
+        <w:t xml:space="preserve"> für Überschriften </w:t>
+      </w:r>
+      <w:r>
+        <w:t xml:space="preserve">(H1–H6), </w:t>
+      </w:r>
+      <w:r>
+        <w:t>Fliesstext</w:t>
+      </w:r>
+      <w:r>
+        <w:t xml:space="preserve"> und Navigation.</w:t>
+      </w:r>
+    </w:p>
+    <w:p/>
+    <w:p>
+      <w:pPr>
+        <w:spacing w:after="180"/>
+      </w:pPr>
+      <w:r>
+        <w:br w:type="page"/>
+      </w:r>
+    </w:p>
+    <w:p>
+      <w:pPr>
+        <w:pStyle w:val="berschrift1"/>
+      </w:pPr>
+      <w:r>
+        <w:lastRenderedPageBreak/>
+        <w:t>Test</w:t>
+      </w:r>
+      <w:r>
+        <w:t>-Protokoll</w:t>
+      </w:r>
+    </w:p>
+    <w:p/>
+    <w:p>
+      <w:pPr>
+        <w:rPr>
+          <w:sz w:val="20"/>
+          <w:szCs w:val="20"/>
+        </w:rPr>
+      </w:pPr>
+      <w:r>
+        <w:rPr>
+          <w:sz w:val="20"/>
+          <w:szCs w:val="20"/>
+        </w:rPr>
+        <w:t xml:space="preserve">Checkliste </w:t>
+      </w:r>
+      <w:proofErr w:type="spellStart"/>
+      <w:r>
+        <w:rPr>
+          <w:sz w:val="20"/>
+          <w:szCs w:val="20"/>
+        </w:rPr>
+        <w:t>Testing</w:t>
+      </w:r>
+      <w:proofErr w:type="spellEnd"/>
+      <w:r>
+        <w:rPr>
+          <w:sz w:val="20"/>
+          <w:szCs w:val="20"/>
+        </w:rPr>
         <w:t xml:space="preserve"> </w:t>
-      </w:r>
-      <w:r>
-        <w:t>T</w:t>
-      </w:r>
-      <w:r>
-        <w:t xml:space="preserve">abelle </w:t>
-      </w:r>
-      <w:r>
-        <w:t xml:space="preserve">mit euren Testfällen. Am Ende des Projektes werden die Tests durchgeführt und das Testergebnis </w:t>
-      </w:r>
-      <w:r>
-        <w:t xml:space="preserve">schriftlich </w:t>
-      </w:r>
-      <w:r>
-        <w:t xml:space="preserve">festgehalten.  </w:t>
       </w:r>
     </w:p>
     <w:tbl>
@@ -1132,19 +2074,26 @@
           <w:tcPr>
             <w:cnfStyle w:val="001000000000" w:firstRow="0" w:lastRow="0" w:firstColumn="1" w:lastColumn="0" w:oddVBand="0" w:evenVBand="0" w:oddHBand="0" w:evenHBand="0" w:firstRowFirstColumn="0" w:firstRowLastColumn="0" w:lastRowFirstColumn="0" w:lastRowLastColumn="0"/>
             <w:tcW w:w="683" w:type="dxa"/>
+            <w:tcBorders>
+              <w:top w:val="single" w:sz="4" w:space="0" w:color="999999"/>
+              <w:left w:val="single" w:sz="4" w:space="0" w:color="999999"/>
+              <w:right w:val="single" w:sz="4" w:space="0" w:color="999999"/>
+            </w:tcBorders>
             <w:shd w:val="solid" w:color="D9D9D9" w:fill="auto"/>
-          </w:tcPr>
-          <w:p>
-            <w:pPr>
-              <w:rPr>
-                <w:rFonts w:cs="Arial"/>
-                <w:sz w:val="22"/>
-              </w:rPr>
-            </w:pPr>
-            <w:r>
-              <w:rPr>
-                <w:rFonts w:cs="Arial"/>
-                <w:sz w:val="22"/>
+            <w:hideMark/>
+          </w:tcPr>
+          <w:p>
+            <w:pPr>
+              <w:spacing w:line="288" w:lineRule="auto"/>
+              <w:rPr>
+                <w:sz w:val="20"/>
+                <w:szCs w:val="20"/>
+              </w:rPr>
+            </w:pPr>
+            <w:r>
+              <w:rPr>
+                <w:sz w:val="20"/>
+                <w:szCs w:val="20"/>
               </w:rPr>
               <w:t>ID</w:t>
             </w:r>
@@ -1153,20 +2102,27 @@
         <w:tc>
           <w:tcPr>
             <w:tcW w:w="3860" w:type="dxa"/>
+            <w:tcBorders>
+              <w:top w:val="single" w:sz="4" w:space="0" w:color="999999"/>
+              <w:left w:val="single" w:sz="4" w:space="0" w:color="999999"/>
+              <w:right w:val="single" w:sz="4" w:space="0" w:color="999999"/>
+            </w:tcBorders>
             <w:shd w:val="solid" w:color="D9D9D9" w:fill="auto"/>
-          </w:tcPr>
-          <w:p>
-            <w:pPr>
+            <w:hideMark/>
+          </w:tcPr>
+          <w:p>
+            <w:pPr>
+              <w:spacing w:line="288" w:lineRule="auto"/>
               <w:cnfStyle w:val="100000000000" w:firstRow="1" w:lastRow="0" w:firstColumn="0" w:lastColumn="0" w:oddVBand="0" w:evenVBand="0" w:oddHBand="0" w:evenHBand="0" w:firstRowFirstColumn="0" w:firstRowLastColumn="0" w:lastRowFirstColumn="0" w:lastRowLastColumn="0"/>
               <w:rPr>
-                <w:rFonts w:cs="Arial"/>
-                <w:sz w:val="22"/>
-              </w:rPr>
-            </w:pPr>
-            <w:r>
-              <w:rPr>
-                <w:rFonts w:cs="Arial"/>
-                <w:sz w:val="22"/>
+                <w:sz w:val="20"/>
+                <w:szCs w:val="20"/>
+              </w:rPr>
+            </w:pPr>
+            <w:r>
+              <w:rPr>
+                <w:sz w:val="20"/>
+                <w:szCs w:val="20"/>
               </w:rPr>
               <w:t>Testfall</w:t>
             </w:r>
@@ -1175,49 +2131,56 @@
         <w:tc>
           <w:tcPr>
             <w:tcW w:w="3039" w:type="dxa"/>
+            <w:tcBorders>
+              <w:top w:val="single" w:sz="4" w:space="0" w:color="999999"/>
+              <w:left w:val="single" w:sz="4" w:space="0" w:color="999999"/>
+              <w:right w:val="single" w:sz="4" w:space="0" w:color="999999"/>
+            </w:tcBorders>
             <w:shd w:val="solid" w:color="D9D9D9" w:fill="auto"/>
-          </w:tcPr>
-          <w:p>
-            <w:pPr>
+            <w:hideMark/>
+          </w:tcPr>
+          <w:p>
+            <w:pPr>
+              <w:spacing w:line="288" w:lineRule="auto"/>
               <w:cnfStyle w:val="100000000000" w:firstRow="1" w:lastRow="0" w:firstColumn="0" w:lastColumn="0" w:oddVBand="0" w:evenVBand="0" w:oddHBand="0" w:evenHBand="0" w:firstRowFirstColumn="0" w:firstRowLastColumn="0" w:lastRowFirstColumn="0" w:lastRowLastColumn="0"/>
               <w:rPr>
-                <w:rFonts w:cs="Arial"/>
-                <w:sz w:val="22"/>
-              </w:rPr>
-            </w:pPr>
-            <w:r>
-              <w:rPr>
-                <w:rFonts w:cs="Arial"/>
-                <w:sz w:val="22"/>
-              </w:rPr>
-              <w:t>Testergebnis</w:t>
-            </w:r>
-            <w:r>
-              <w:rPr>
-                <w:rFonts w:cs="Arial"/>
-                <w:sz w:val="22"/>
-              </w:rPr>
-              <w:t xml:space="preserve"> </w:t>
+                <w:sz w:val="20"/>
+                <w:szCs w:val="20"/>
+              </w:rPr>
+            </w:pPr>
+            <w:r>
+              <w:rPr>
+                <w:sz w:val="20"/>
+                <w:szCs w:val="20"/>
+              </w:rPr>
+              <w:t xml:space="preserve">Testergebnis </w:t>
             </w:r>
           </w:p>
         </w:tc>
         <w:tc>
           <w:tcPr>
             <w:tcW w:w="1097" w:type="dxa"/>
+            <w:tcBorders>
+              <w:top w:val="single" w:sz="4" w:space="0" w:color="999999"/>
+              <w:left w:val="single" w:sz="4" w:space="0" w:color="999999"/>
+              <w:right w:val="single" w:sz="4" w:space="0" w:color="999999"/>
+            </w:tcBorders>
             <w:shd w:val="solid" w:color="D9D9D9" w:fill="auto"/>
-          </w:tcPr>
-          <w:p>
-            <w:pPr>
+            <w:hideMark/>
+          </w:tcPr>
+          <w:p>
+            <w:pPr>
+              <w:spacing w:line="288" w:lineRule="auto"/>
               <w:cnfStyle w:val="100000000000" w:firstRow="1" w:lastRow="0" w:firstColumn="0" w:lastColumn="0" w:oddVBand="0" w:evenVBand="0" w:oddHBand="0" w:evenHBand="0" w:firstRowFirstColumn="0" w:firstRowLastColumn="0" w:lastRowFirstColumn="0" w:lastRowLastColumn="0"/>
               <w:rPr>
-                <w:rFonts w:cs="Arial"/>
-                <w:sz w:val="22"/>
-              </w:rPr>
-            </w:pPr>
-            <w:r>
-              <w:rPr>
-                <w:rFonts w:cs="Arial"/>
-                <w:sz w:val="22"/>
+                <w:sz w:val="20"/>
+                <w:szCs w:val="20"/>
+              </w:rPr>
+            </w:pPr>
+            <w:r>
+              <w:rPr>
+                <w:sz w:val="20"/>
+                <w:szCs w:val="20"/>
               </w:rPr>
               <w:t>Getestet am:</w:t>
             </w:r>
@@ -1226,20 +2189,27 @@
         <w:tc>
           <w:tcPr>
             <w:tcW w:w="1097" w:type="dxa"/>
+            <w:tcBorders>
+              <w:top w:val="single" w:sz="4" w:space="0" w:color="999999"/>
+              <w:left w:val="single" w:sz="4" w:space="0" w:color="999999"/>
+              <w:right w:val="single" w:sz="4" w:space="0" w:color="999999"/>
+            </w:tcBorders>
             <w:shd w:val="solid" w:color="D9D9D9" w:fill="auto"/>
-          </w:tcPr>
-          <w:p>
-            <w:pPr>
+            <w:hideMark/>
+          </w:tcPr>
+          <w:p>
+            <w:pPr>
+              <w:spacing w:line="288" w:lineRule="auto"/>
               <w:cnfStyle w:val="100000000000" w:firstRow="1" w:lastRow="0" w:firstColumn="0" w:lastColumn="0" w:oddVBand="0" w:evenVBand="0" w:oddHBand="0" w:evenHBand="0" w:firstRowFirstColumn="0" w:firstRowLastColumn="0" w:lastRowFirstColumn="0" w:lastRowLastColumn="0"/>
               <w:rPr>
-                <w:rFonts w:cs="Arial"/>
-                <w:sz w:val="22"/>
-              </w:rPr>
-            </w:pPr>
-            <w:r>
-              <w:rPr>
-                <w:rFonts w:cs="Arial"/>
-                <w:sz w:val="22"/>
+                <w:sz w:val="20"/>
+                <w:szCs w:val="20"/>
+              </w:rPr>
+            </w:pPr>
+            <w:r>
+              <w:rPr>
+                <w:sz w:val="20"/>
+                <w:szCs w:val="20"/>
               </w:rPr>
               <w:t xml:space="preserve">Getestet von: </w:t>
             </w:r>
@@ -1254,20 +2224,24 @@
           <w:tcPr>
             <w:cnfStyle w:val="001000000000" w:firstRow="0" w:lastRow="0" w:firstColumn="1" w:lastColumn="0" w:oddVBand="0" w:evenVBand="0" w:oddHBand="0" w:evenHBand="0" w:firstRowFirstColumn="0" w:firstRowLastColumn="0" w:lastRowFirstColumn="0" w:lastRowLastColumn="0"/>
             <w:tcW w:w="683" w:type="dxa"/>
-          </w:tcPr>
-          <w:p>
-            <w:pPr>
-              <w:rPr>
-                <w:rFonts w:cs="Arial"/>
-                <w:b w:val="0"/>
-                <w:sz w:val="20"/>
-                <w:szCs w:val="20"/>
-              </w:rPr>
-            </w:pPr>
-            <w:r>
-              <w:rPr>
-                <w:rFonts w:cs="Arial"/>
-                <w:b w:val="0"/>
+            <w:tcBorders>
+              <w:top w:val="single" w:sz="4" w:space="0" w:color="999999"/>
+              <w:left w:val="single" w:sz="4" w:space="0" w:color="999999"/>
+              <w:bottom w:val="single" w:sz="4" w:space="0" w:color="999999"/>
+              <w:right w:val="single" w:sz="4" w:space="0" w:color="999999"/>
+            </w:tcBorders>
+            <w:hideMark/>
+          </w:tcPr>
+          <w:p>
+            <w:pPr>
+              <w:spacing w:line="288" w:lineRule="auto"/>
+              <w:rPr>
+                <w:sz w:val="20"/>
+                <w:szCs w:val="20"/>
+              </w:rPr>
+            </w:pPr>
+            <w:r>
+              <w:rPr>
                 <w:sz w:val="20"/>
                 <w:szCs w:val="20"/>
               </w:rPr>
@@ -1278,12 +2252,19 @@
         <w:tc>
           <w:tcPr>
             <w:tcW w:w="3860" w:type="dxa"/>
-          </w:tcPr>
-          <w:p>
-            <w:pPr>
+            <w:tcBorders>
+              <w:top w:val="single" w:sz="4" w:space="0" w:color="999999"/>
+              <w:left w:val="single" w:sz="4" w:space="0" w:color="999999"/>
+              <w:bottom w:val="single" w:sz="4" w:space="0" w:color="999999"/>
+              <w:right w:val="single" w:sz="4" w:space="0" w:color="999999"/>
+            </w:tcBorders>
+            <w:hideMark/>
+          </w:tcPr>
+          <w:p>
+            <w:pPr>
+              <w:spacing w:line="288" w:lineRule="auto"/>
               <w:cnfStyle w:val="000000000000" w:firstRow="0" w:lastRow="0" w:firstColumn="0" w:lastColumn="0" w:oddVBand="0" w:evenVBand="0" w:oddHBand="0" w:evenHBand="0" w:firstRowFirstColumn="0" w:firstRowLastColumn="0" w:lastRowFirstColumn="0" w:lastRowLastColumn="0"/>
               <w:rPr>
-                <w:rFonts w:cs="Arial"/>
                 <w:b/>
                 <w:sz w:val="20"/>
                 <w:szCs w:val="20"/>
@@ -1291,73 +2272,36 @@
             </w:pPr>
             <w:r>
               <w:rPr>
-                <w:rFonts w:cs="Arial"/>
                 <w:b/>
                 <w:sz w:val="20"/>
                 <w:szCs w:val="20"/>
               </w:rPr>
-              <w:t>Prüfen auf 404-Fehler</w:t>
-            </w:r>
-            <w:r>
-              <w:rPr>
-                <w:rFonts w:cs="Arial"/>
-                <w:b/>
-                <w:sz w:val="20"/>
-                <w:szCs w:val="20"/>
-              </w:rPr>
-              <w:t xml:space="preserve">: </w:t>
-            </w:r>
-            <w:r>
-              <w:rPr>
-                <w:rFonts w:cs="Arial"/>
-                <w:sz w:val="20"/>
-                <w:szCs w:val="20"/>
-              </w:rPr>
-              <w:t xml:space="preserve">Alle Links auf der Webseite funktionieren, es gibt keine </w:t>
-            </w:r>
-            <w:r>
-              <w:rPr>
-                <w:rFonts w:cs="Arial"/>
-                <w:sz w:val="20"/>
-                <w:szCs w:val="20"/>
-              </w:rPr>
-              <w:t>"</w:t>
-            </w:r>
-            <w:r>
-              <w:rPr>
-                <w:rFonts w:cs="Arial"/>
-                <w:sz w:val="20"/>
-                <w:szCs w:val="20"/>
-              </w:rPr>
-              <w:t>Dead Links</w:t>
-            </w:r>
-            <w:r>
-              <w:rPr>
-                <w:rFonts w:cs="Arial"/>
-                <w:sz w:val="20"/>
-                <w:szCs w:val="20"/>
-              </w:rPr>
-              <w:t>"</w:t>
-            </w:r>
-            <w:r>
-              <w:rPr>
-                <w:rFonts w:cs="Arial"/>
-                <w:sz w:val="20"/>
-                <w:szCs w:val="20"/>
-              </w:rPr>
-              <w:t>.</w:t>
+              <w:t xml:space="preserve">Prüfen auf 404-Fehler: </w:t>
+            </w:r>
+            <w:r>
+              <w:rPr>
+                <w:sz w:val="20"/>
+                <w:szCs w:val="20"/>
+              </w:rPr>
+              <w:t>Alle Links auf der Webseite inkl. Navigation funktionieren, es gibt keine "Dead Links".</w:t>
             </w:r>
           </w:p>
         </w:tc>
         <w:tc>
           <w:tcPr>
             <w:tcW w:w="3039" w:type="dxa"/>
-          </w:tcPr>
-          <w:p>
-            <w:pPr>
+            <w:tcBorders>
+              <w:top w:val="single" w:sz="4" w:space="0" w:color="999999"/>
+              <w:left w:val="single" w:sz="4" w:space="0" w:color="999999"/>
+              <w:bottom w:val="single" w:sz="4" w:space="0" w:color="999999"/>
+              <w:right w:val="single" w:sz="4" w:space="0" w:color="999999"/>
+            </w:tcBorders>
+          </w:tcPr>
+          <w:p>
+            <w:pPr>
+              <w:spacing w:line="288" w:lineRule="auto"/>
               <w:cnfStyle w:val="000000000000" w:firstRow="0" w:lastRow="0" w:firstColumn="0" w:lastColumn="0" w:oddVBand="0" w:evenVBand="0" w:oddHBand="0" w:evenHBand="0" w:firstRowFirstColumn="0" w:firstRowLastColumn="0" w:lastRowFirstColumn="0" w:lastRowLastColumn="0"/>
               <w:rPr>
-                <w:rFonts w:cs="Arial"/>
                 <w:sz w:val="20"/>
                 <w:szCs w:val="20"/>
               </w:rPr>
@@ -1367,12 +2311,18 @@
         <w:tc>
           <w:tcPr>
             <w:tcW w:w="1097" w:type="dxa"/>
-          </w:tcPr>
-          <w:p>
-            <w:pPr>
+            <w:tcBorders>
+              <w:top w:val="single" w:sz="4" w:space="0" w:color="999999"/>
+              <w:left w:val="single" w:sz="4" w:space="0" w:color="999999"/>
+              <w:bottom w:val="single" w:sz="4" w:space="0" w:color="999999"/>
+              <w:right w:val="single" w:sz="4" w:space="0" w:color="999999"/>
+            </w:tcBorders>
+          </w:tcPr>
+          <w:p>
+            <w:pPr>
+              <w:spacing w:line="288" w:lineRule="auto"/>
               <w:cnfStyle w:val="000000000000" w:firstRow="0" w:lastRow="0" w:firstColumn="0" w:lastColumn="0" w:oddVBand="0" w:evenVBand="0" w:oddHBand="0" w:evenHBand="0" w:firstRowFirstColumn="0" w:firstRowLastColumn="0" w:lastRowFirstColumn="0" w:lastRowLastColumn="0"/>
               <w:rPr>
-                <w:rFonts w:cs="Arial"/>
                 <w:sz w:val="20"/>
                 <w:szCs w:val="20"/>
               </w:rPr>
@@ -1382,12 +2332,18 @@
         <w:tc>
           <w:tcPr>
             <w:tcW w:w="1097" w:type="dxa"/>
-          </w:tcPr>
-          <w:p>
-            <w:pPr>
+            <w:tcBorders>
+              <w:top w:val="single" w:sz="4" w:space="0" w:color="999999"/>
+              <w:left w:val="single" w:sz="4" w:space="0" w:color="999999"/>
+              <w:bottom w:val="single" w:sz="4" w:space="0" w:color="999999"/>
+              <w:right w:val="single" w:sz="4" w:space="0" w:color="999999"/>
+            </w:tcBorders>
+          </w:tcPr>
+          <w:p>
+            <w:pPr>
+              <w:spacing w:line="288" w:lineRule="auto"/>
               <w:cnfStyle w:val="000000000000" w:firstRow="0" w:lastRow="0" w:firstColumn="0" w:lastColumn="0" w:oddVBand="0" w:evenVBand="0" w:oddHBand="0" w:evenHBand="0" w:firstRowFirstColumn="0" w:firstRowLastColumn="0" w:lastRowFirstColumn="0" w:lastRowLastColumn="0"/>
               <w:rPr>
-                <w:rFonts w:cs="Arial"/>
                 <w:sz w:val="20"/>
                 <w:szCs w:val="20"/>
               </w:rPr>
@@ -1403,45 +2359,47 @@
           <w:tcPr>
             <w:cnfStyle w:val="001000000000" w:firstRow="0" w:lastRow="0" w:firstColumn="1" w:lastColumn="0" w:oddVBand="0" w:evenVBand="0" w:oddHBand="0" w:evenHBand="0" w:firstRowFirstColumn="0" w:firstRowLastColumn="0" w:lastRowFirstColumn="0" w:lastRowLastColumn="0"/>
             <w:tcW w:w="683" w:type="dxa"/>
-          </w:tcPr>
-          <w:p>
-            <w:pPr>
-              <w:rPr>
-                <w:rFonts w:cs="Arial"/>
-                <w:b w:val="0"/>
-                <w:sz w:val="20"/>
-                <w:szCs w:val="20"/>
-              </w:rPr>
-            </w:pPr>
-            <w:r>
-              <w:rPr>
-                <w:rFonts w:cs="Arial"/>
-                <w:b w:val="0"/>
-                <w:sz w:val="20"/>
-                <w:szCs w:val="20"/>
-              </w:rPr>
-              <w:t>TF0</w:t>
-            </w:r>
-            <w:r>
-              <w:rPr>
-                <w:rFonts w:cs="Arial"/>
-                <w:b w:val="0"/>
-                <w:sz w:val="20"/>
-                <w:szCs w:val="20"/>
-              </w:rPr>
-              <w:t>2</w:t>
+            <w:tcBorders>
+              <w:top w:val="single" w:sz="4" w:space="0" w:color="999999"/>
+              <w:left w:val="single" w:sz="4" w:space="0" w:color="999999"/>
+              <w:bottom w:val="single" w:sz="4" w:space="0" w:color="999999"/>
+              <w:right w:val="single" w:sz="4" w:space="0" w:color="999999"/>
+            </w:tcBorders>
+            <w:hideMark/>
+          </w:tcPr>
+          <w:p>
+            <w:pPr>
+              <w:spacing w:line="288" w:lineRule="auto"/>
+              <w:rPr>
+                <w:sz w:val="20"/>
+                <w:szCs w:val="20"/>
+              </w:rPr>
+            </w:pPr>
+            <w:r>
+              <w:rPr>
+                <w:sz w:val="20"/>
+                <w:szCs w:val="20"/>
+              </w:rPr>
+              <w:t>TF02</w:t>
             </w:r>
           </w:p>
         </w:tc>
         <w:tc>
           <w:tcPr>
             <w:tcW w:w="3860" w:type="dxa"/>
-          </w:tcPr>
-          <w:p>
-            <w:pPr>
+            <w:tcBorders>
+              <w:top w:val="single" w:sz="4" w:space="0" w:color="999999"/>
+              <w:left w:val="single" w:sz="4" w:space="0" w:color="999999"/>
+              <w:bottom w:val="single" w:sz="4" w:space="0" w:color="999999"/>
+              <w:right w:val="single" w:sz="4" w:space="0" w:color="999999"/>
+            </w:tcBorders>
+            <w:hideMark/>
+          </w:tcPr>
+          <w:p>
+            <w:pPr>
+              <w:spacing w:line="288" w:lineRule="auto"/>
               <w:cnfStyle w:val="000000000000" w:firstRow="0" w:lastRow="0" w:firstColumn="0" w:lastColumn="0" w:oddVBand="0" w:evenVBand="0" w:oddHBand="0" w:evenHBand="0" w:firstRowFirstColumn="0" w:firstRowLastColumn="0" w:lastRowFirstColumn="0" w:lastRowLastColumn="0"/>
               <w:rPr>
-                <w:rFonts w:cs="Arial"/>
                 <w:b/>
                 <w:sz w:val="20"/>
                 <w:szCs w:val="20"/>
@@ -1449,75 +2407,37 @@
             </w:pPr>
             <w:r>
               <w:rPr>
-                <w:rFonts w:cs="Arial"/>
                 <w:b/>
                 <w:bCs/>
                 <w:sz w:val="20"/>
                 <w:szCs w:val="20"/>
               </w:rPr>
-              <w:t>Browser-Kompatibilität</w:t>
-            </w:r>
-            <w:r>
-              <w:rPr>
-                <w:rFonts w:cs="Arial"/>
-                <w:b/>
-                <w:bCs/>
-                <w:sz w:val="20"/>
-                <w:szCs w:val="20"/>
-              </w:rPr>
-              <w:t>:</w:t>
-            </w:r>
-            <w:r>
-              <w:rPr>
-                <w:rFonts w:cs="Arial"/>
-                <w:sz w:val="20"/>
-                <w:szCs w:val="20"/>
-              </w:rPr>
-              <w:t xml:space="preserve"> A</w:t>
-            </w:r>
-            <w:r>
-              <w:rPr>
-                <w:rFonts w:cs="Arial"/>
-                <w:sz w:val="20"/>
-                <w:szCs w:val="20"/>
-              </w:rPr>
-              <w:t>ktuelle Versionen von Chrome, Safari, Firefox, Edge</w:t>
-            </w:r>
-            <w:r>
-              <w:rPr>
-                <w:rFonts w:cs="Arial"/>
-                <w:sz w:val="20"/>
-                <w:szCs w:val="20"/>
-              </w:rPr>
-              <w:t xml:space="preserve"> werden unterstützt</w:t>
-            </w:r>
-            <w:r>
-              <w:rPr>
-                <w:rFonts w:cs="Arial"/>
-                <w:sz w:val="20"/>
-                <w:szCs w:val="20"/>
-              </w:rPr>
-              <w:t xml:space="preserve"> - a</w:t>
-            </w:r>
-            <w:r>
-              <w:rPr>
-                <w:rFonts w:cs="Arial"/>
-                <w:sz w:val="20"/>
-                <w:szCs w:val="20"/>
-              </w:rPr>
-              <w:t>uf Desktop und Smartphone getestet.</w:t>
+              <w:t>Browser-Kompatibilität:</w:t>
+            </w:r>
+            <w:r>
+              <w:rPr>
+                <w:sz w:val="20"/>
+                <w:szCs w:val="20"/>
+              </w:rPr>
+              <w:t xml:space="preserve"> Aktuelle Versionen von Chrome, Safari, Firefox und Edge werden unterstützt.</w:t>
             </w:r>
           </w:p>
         </w:tc>
         <w:tc>
           <w:tcPr>
             <w:tcW w:w="3039" w:type="dxa"/>
-          </w:tcPr>
-          <w:p>
-            <w:pPr>
+            <w:tcBorders>
+              <w:top w:val="single" w:sz="4" w:space="0" w:color="999999"/>
+              <w:left w:val="single" w:sz="4" w:space="0" w:color="999999"/>
+              <w:bottom w:val="single" w:sz="4" w:space="0" w:color="999999"/>
+              <w:right w:val="single" w:sz="4" w:space="0" w:color="999999"/>
+            </w:tcBorders>
+          </w:tcPr>
+          <w:p>
+            <w:pPr>
+              <w:spacing w:line="288" w:lineRule="auto"/>
               <w:cnfStyle w:val="000000000000" w:firstRow="0" w:lastRow="0" w:firstColumn="0" w:lastColumn="0" w:oddVBand="0" w:evenVBand="0" w:oddHBand="0" w:evenHBand="0" w:firstRowFirstColumn="0" w:firstRowLastColumn="0" w:lastRowFirstColumn="0" w:lastRowLastColumn="0"/>
               <w:rPr>
-                <w:rFonts w:cs="Arial"/>
                 <w:sz w:val="20"/>
                 <w:szCs w:val="20"/>
               </w:rPr>
@@ -1527,12 +2447,18 @@
         <w:tc>
           <w:tcPr>
             <w:tcW w:w="1097" w:type="dxa"/>
-          </w:tcPr>
-          <w:p>
-            <w:pPr>
+            <w:tcBorders>
+              <w:top w:val="single" w:sz="4" w:space="0" w:color="999999"/>
+              <w:left w:val="single" w:sz="4" w:space="0" w:color="999999"/>
+              <w:bottom w:val="single" w:sz="4" w:space="0" w:color="999999"/>
+              <w:right w:val="single" w:sz="4" w:space="0" w:color="999999"/>
+            </w:tcBorders>
+          </w:tcPr>
+          <w:p>
+            <w:pPr>
+              <w:spacing w:line="288" w:lineRule="auto"/>
               <w:cnfStyle w:val="000000000000" w:firstRow="0" w:lastRow="0" w:firstColumn="0" w:lastColumn="0" w:oddVBand="0" w:evenVBand="0" w:oddHBand="0" w:evenHBand="0" w:firstRowFirstColumn="0" w:firstRowLastColumn="0" w:lastRowFirstColumn="0" w:lastRowLastColumn="0"/>
               <w:rPr>
-                <w:rFonts w:cs="Arial"/>
                 <w:sz w:val="20"/>
                 <w:szCs w:val="20"/>
               </w:rPr>
@@ -1542,12 +2468,18 @@
         <w:tc>
           <w:tcPr>
             <w:tcW w:w="1097" w:type="dxa"/>
-          </w:tcPr>
-          <w:p>
-            <w:pPr>
+            <w:tcBorders>
+              <w:top w:val="single" w:sz="4" w:space="0" w:color="999999"/>
+              <w:left w:val="single" w:sz="4" w:space="0" w:color="999999"/>
+              <w:bottom w:val="single" w:sz="4" w:space="0" w:color="999999"/>
+              <w:right w:val="single" w:sz="4" w:space="0" w:color="999999"/>
+            </w:tcBorders>
+          </w:tcPr>
+          <w:p>
+            <w:pPr>
+              <w:spacing w:line="288" w:lineRule="auto"/>
               <w:cnfStyle w:val="000000000000" w:firstRow="0" w:lastRow="0" w:firstColumn="0" w:lastColumn="0" w:oddVBand="0" w:evenVBand="0" w:oddHBand="0" w:evenHBand="0" w:firstRowFirstColumn="0" w:firstRowLastColumn="0" w:lastRowFirstColumn="0" w:lastRowLastColumn="0"/>
               <w:rPr>
-                <w:rFonts w:cs="Arial"/>
                 <w:sz w:val="20"/>
                 <w:szCs w:val="20"/>
               </w:rPr>
@@ -1563,97 +2495,84 @@
           <w:tcPr>
             <w:cnfStyle w:val="001000000000" w:firstRow="0" w:lastRow="0" w:firstColumn="1" w:lastColumn="0" w:oddVBand="0" w:evenVBand="0" w:oddHBand="0" w:evenHBand="0" w:firstRowFirstColumn="0" w:firstRowLastColumn="0" w:lastRowFirstColumn="0" w:lastRowLastColumn="0"/>
             <w:tcW w:w="683" w:type="dxa"/>
-          </w:tcPr>
-          <w:p>
-            <w:pPr>
-              <w:rPr>
-                <w:rFonts w:cs="Arial"/>
-                <w:b w:val="0"/>
-                <w:sz w:val="20"/>
-                <w:szCs w:val="20"/>
-              </w:rPr>
-            </w:pPr>
-            <w:r>
-              <w:rPr>
-                <w:rFonts w:cs="Arial"/>
-                <w:b w:val="0"/>
-                <w:sz w:val="20"/>
-                <w:szCs w:val="20"/>
-              </w:rPr>
-              <w:t>TF0</w:t>
-            </w:r>
-            <w:r>
-              <w:rPr>
-                <w:rFonts w:cs="Arial"/>
-                <w:b w:val="0"/>
-                <w:sz w:val="20"/>
-                <w:szCs w:val="20"/>
-              </w:rPr>
-              <w:t>3</w:t>
+            <w:tcBorders>
+              <w:top w:val="single" w:sz="4" w:space="0" w:color="999999"/>
+              <w:left w:val="single" w:sz="4" w:space="0" w:color="999999"/>
+              <w:bottom w:val="single" w:sz="4" w:space="0" w:color="999999"/>
+              <w:right w:val="single" w:sz="4" w:space="0" w:color="999999"/>
+            </w:tcBorders>
+            <w:hideMark/>
+          </w:tcPr>
+          <w:p>
+            <w:pPr>
+              <w:spacing w:line="288" w:lineRule="auto"/>
+              <w:rPr>
+                <w:sz w:val="20"/>
+                <w:szCs w:val="20"/>
+              </w:rPr>
+            </w:pPr>
+            <w:r>
+              <w:rPr>
+                <w:sz w:val="20"/>
+                <w:szCs w:val="20"/>
+              </w:rPr>
+              <w:t>TF03</w:t>
             </w:r>
           </w:p>
         </w:tc>
         <w:tc>
           <w:tcPr>
             <w:tcW w:w="3860" w:type="dxa"/>
-          </w:tcPr>
-          <w:p>
-            <w:pPr>
+            <w:tcBorders>
+              <w:top w:val="single" w:sz="4" w:space="0" w:color="999999"/>
+              <w:left w:val="single" w:sz="4" w:space="0" w:color="999999"/>
+              <w:bottom w:val="single" w:sz="4" w:space="0" w:color="999999"/>
+              <w:right w:val="single" w:sz="4" w:space="0" w:color="999999"/>
+            </w:tcBorders>
+            <w:hideMark/>
+          </w:tcPr>
+          <w:p>
+            <w:pPr>
+              <w:spacing w:line="288" w:lineRule="auto"/>
               <w:cnfStyle w:val="000000000000" w:firstRow="0" w:lastRow="0" w:firstColumn="0" w:lastColumn="0" w:oddVBand="0" w:evenVBand="0" w:oddHBand="0" w:evenHBand="0" w:firstRowFirstColumn="0" w:firstRowLastColumn="0" w:lastRowFirstColumn="0" w:lastRowLastColumn="0"/>
               <w:rPr>
-                <w:rFonts w:cs="Arial"/>
-                <w:b/>
-                <w:sz w:val="20"/>
-                <w:szCs w:val="20"/>
-              </w:rPr>
-            </w:pPr>
-            <w:r>
-              <w:rPr>
-                <w:rFonts w:cs="Arial"/>
+                <w:sz w:val="20"/>
+                <w:szCs w:val="20"/>
+              </w:rPr>
+            </w:pPr>
+            <w:r>
+              <w:rPr>
                 <w:b/>
                 <w:bCs/>
                 <w:sz w:val="20"/>
                 <w:szCs w:val="20"/>
               </w:rPr>
-              <w:t>Website-Speed</w:t>
-            </w:r>
-            <w:r>
-              <w:rPr>
-                <w:rFonts w:cs="Arial"/>
-                <w:b/>
-                <w:bCs/>
-                <w:sz w:val="20"/>
-                <w:szCs w:val="20"/>
-              </w:rPr>
-              <w:t xml:space="preserve">: </w:t>
-            </w:r>
-            <w:r>
-              <w:rPr>
-                <w:rFonts w:cs="Arial"/>
-                <w:sz w:val="20"/>
-                <w:szCs w:val="20"/>
-              </w:rPr>
-              <w:t xml:space="preserve">Ladezeit nicht länger als 4 </w:t>
-            </w:r>
-            <w:r>
-              <w:rPr>
-                <w:rFonts w:cs="Arial"/>
-                <w:sz w:val="20"/>
-                <w:szCs w:val="20"/>
-              </w:rPr>
-              <w:t>Sek.</w:t>
+              <w:t xml:space="preserve">Website-Speed: </w:t>
+            </w:r>
+            <w:r>
+              <w:rPr>
+                <w:sz w:val="20"/>
+                <w:szCs w:val="20"/>
+              </w:rPr>
+              <w:t xml:space="preserve">Ladezeit nicht länger als 4 Sek. </w:t>
             </w:r>
           </w:p>
         </w:tc>
         <w:tc>
           <w:tcPr>
             <w:tcW w:w="3039" w:type="dxa"/>
-          </w:tcPr>
-          <w:p>
-            <w:pPr>
+            <w:tcBorders>
+              <w:top w:val="single" w:sz="4" w:space="0" w:color="999999"/>
+              <w:left w:val="single" w:sz="4" w:space="0" w:color="999999"/>
+              <w:bottom w:val="single" w:sz="4" w:space="0" w:color="999999"/>
+              <w:right w:val="single" w:sz="4" w:space="0" w:color="999999"/>
+            </w:tcBorders>
+          </w:tcPr>
+          <w:p>
+            <w:pPr>
+              <w:spacing w:line="288" w:lineRule="auto"/>
               <w:cnfStyle w:val="000000000000" w:firstRow="0" w:lastRow="0" w:firstColumn="0" w:lastColumn="0" w:oddVBand="0" w:evenVBand="0" w:oddHBand="0" w:evenHBand="0" w:firstRowFirstColumn="0" w:firstRowLastColumn="0" w:lastRowFirstColumn="0" w:lastRowLastColumn="0"/>
               <w:rPr>
-                <w:rFonts w:cs="Arial"/>
                 <w:sz w:val="20"/>
                 <w:szCs w:val="20"/>
               </w:rPr>
@@ -1663,12 +2582,18 @@
         <w:tc>
           <w:tcPr>
             <w:tcW w:w="1097" w:type="dxa"/>
-          </w:tcPr>
-          <w:p>
-            <w:pPr>
+            <w:tcBorders>
+              <w:top w:val="single" w:sz="4" w:space="0" w:color="999999"/>
+              <w:left w:val="single" w:sz="4" w:space="0" w:color="999999"/>
+              <w:bottom w:val="single" w:sz="4" w:space="0" w:color="999999"/>
+              <w:right w:val="single" w:sz="4" w:space="0" w:color="999999"/>
+            </w:tcBorders>
+          </w:tcPr>
+          <w:p>
+            <w:pPr>
+              <w:spacing w:line="288" w:lineRule="auto"/>
               <w:cnfStyle w:val="000000000000" w:firstRow="0" w:lastRow="0" w:firstColumn="0" w:lastColumn="0" w:oddVBand="0" w:evenVBand="0" w:oddHBand="0" w:evenHBand="0" w:firstRowFirstColumn="0" w:firstRowLastColumn="0" w:lastRowFirstColumn="0" w:lastRowLastColumn="0"/>
               <w:rPr>
-                <w:rFonts w:cs="Arial"/>
                 <w:sz w:val="20"/>
                 <w:szCs w:val="20"/>
               </w:rPr>
@@ -1678,12 +2603,18 @@
         <w:tc>
           <w:tcPr>
             <w:tcW w:w="1097" w:type="dxa"/>
-          </w:tcPr>
-          <w:p>
-            <w:pPr>
+            <w:tcBorders>
+              <w:top w:val="single" w:sz="4" w:space="0" w:color="999999"/>
+              <w:left w:val="single" w:sz="4" w:space="0" w:color="999999"/>
+              <w:bottom w:val="single" w:sz="4" w:space="0" w:color="999999"/>
+              <w:right w:val="single" w:sz="4" w:space="0" w:color="999999"/>
+            </w:tcBorders>
+          </w:tcPr>
+          <w:p>
+            <w:pPr>
+              <w:spacing w:line="288" w:lineRule="auto"/>
               <w:cnfStyle w:val="000000000000" w:firstRow="0" w:lastRow="0" w:firstColumn="0" w:lastColumn="0" w:oddVBand="0" w:evenVBand="0" w:oddHBand="0" w:evenHBand="0" w:firstRowFirstColumn="0" w:firstRowLastColumn="0" w:lastRowFirstColumn="0" w:lastRowLastColumn="0"/>
               <w:rPr>
-                <w:rFonts w:cs="Arial"/>
                 <w:sz w:val="20"/>
                 <w:szCs w:val="20"/>
               </w:rPr>
@@ -1699,45 +2630,47 @@
           <w:tcPr>
             <w:cnfStyle w:val="001000000000" w:firstRow="0" w:lastRow="0" w:firstColumn="1" w:lastColumn="0" w:oddVBand="0" w:evenVBand="0" w:oddHBand="0" w:evenHBand="0" w:firstRowFirstColumn="0" w:firstRowLastColumn="0" w:lastRowFirstColumn="0" w:lastRowLastColumn="0"/>
             <w:tcW w:w="683" w:type="dxa"/>
-          </w:tcPr>
-          <w:p>
-            <w:pPr>
-              <w:rPr>
-                <w:rFonts w:cs="Arial"/>
-                <w:b w:val="0"/>
-                <w:sz w:val="20"/>
-                <w:szCs w:val="20"/>
-              </w:rPr>
-            </w:pPr>
-            <w:r>
-              <w:rPr>
-                <w:rFonts w:cs="Arial"/>
-                <w:b w:val="0"/>
-                <w:sz w:val="20"/>
-                <w:szCs w:val="20"/>
-              </w:rPr>
-              <w:t>TF0</w:t>
-            </w:r>
-            <w:r>
-              <w:rPr>
-                <w:rFonts w:cs="Arial"/>
-                <w:b w:val="0"/>
-                <w:sz w:val="20"/>
-                <w:szCs w:val="20"/>
-              </w:rPr>
-              <w:t>4</w:t>
+            <w:tcBorders>
+              <w:top w:val="single" w:sz="4" w:space="0" w:color="999999"/>
+              <w:left w:val="single" w:sz="4" w:space="0" w:color="999999"/>
+              <w:bottom w:val="single" w:sz="4" w:space="0" w:color="999999"/>
+              <w:right w:val="single" w:sz="4" w:space="0" w:color="999999"/>
+            </w:tcBorders>
+            <w:hideMark/>
+          </w:tcPr>
+          <w:p>
+            <w:pPr>
+              <w:spacing w:line="288" w:lineRule="auto"/>
+              <w:rPr>
+                <w:sz w:val="20"/>
+                <w:szCs w:val="20"/>
+              </w:rPr>
+            </w:pPr>
+            <w:r>
+              <w:rPr>
+                <w:sz w:val="20"/>
+                <w:szCs w:val="20"/>
+              </w:rPr>
+              <w:t>TF04</w:t>
             </w:r>
           </w:p>
         </w:tc>
         <w:tc>
           <w:tcPr>
             <w:tcW w:w="3860" w:type="dxa"/>
-          </w:tcPr>
-          <w:p>
-            <w:pPr>
+            <w:tcBorders>
+              <w:top w:val="single" w:sz="4" w:space="0" w:color="999999"/>
+              <w:left w:val="single" w:sz="4" w:space="0" w:color="999999"/>
+              <w:bottom w:val="single" w:sz="4" w:space="0" w:color="999999"/>
+              <w:right w:val="single" w:sz="4" w:space="0" w:color="999999"/>
+            </w:tcBorders>
+            <w:hideMark/>
+          </w:tcPr>
+          <w:p>
+            <w:pPr>
+              <w:spacing w:line="288" w:lineRule="auto"/>
               <w:cnfStyle w:val="000000000000" w:firstRow="0" w:lastRow="0" w:firstColumn="0" w:lastColumn="0" w:oddVBand="0" w:evenVBand="0" w:oddHBand="0" w:evenHBand="0" w:firstRowFirstColumn="0" w:firstRowLastColumn="0" w:lastRowFirstColumn="0" w:lastRowLastColumn="0"/>
               <w:rPr>
-                <w:rFonts w:cs="Arial"/>
                 <w:b/>
                 <w:sz w:val="20"/>
                 <w:szCs w:val="20"/>
@@ -1745,51 +2678,37 @@
             </w:pPr>
             <w:r>
               <w:rPr>
-                <w:rFonts w:cs="Arial"/>
                 <w:b/>
                 <w:bCs/>
                 <w:sz w:val="20"/>
                 <w:szCs w:val="20"/>
               </w:rPr>
-              <w:t>&lt;title&gt;</w:t>
-            </w:r>
-            <w:r>
-              <w:rPr>
-                <w:rFonts w:cs="Arial"/>
-                <w:b/>
-                <w:bCs/>
-                <w:sz w:val="20"/>
-                <w:szCs w:val="20"/>
-              </w:rPr>
-              <w:t xml:space="preserve"> Tag:</w:t>
-            </w:r>
-            <w:r>
-              <w:rPr>
-                <w:rFonts w:cs="Arial"/>
-                <w:sz w:val="20"/>
-                <w:szCs w:val="20"/>
-              </w:rPr>
-              <w:t xml:space="preserve"> </w:t>
-            </w:r>
-            <w:r>
-              <w:rPr>
-                <w:rFonts w:cs="Arial"/>
-                <w:sz w:val="20"/>
-                <w:szCs w:val="20"/>
-              </w:rPr>
-              <w:t>Haben alle Seiten einen sinnvollen Titel?</w:t>
+              <w:t>&lt;title&gt; Tag:</w:t>
+            </w:r>
+            <w:r>
+              <w:rPr>
+                <w:sz w:val="20"/>
+                <w:szCs w:val="20"/>
+              </w:rPr>
+              <w:t xml:space="preserve"> Haben alle Seiten einen sinnvollen Titel?</w:t>
             </w:r>
           </w:p>
         </w:tc>
         <w:tc>
           <w:tcPr>
             <w:tcW w:w="3039" w:type="dxa"/>
-          </w:tcPr>
-          <w:p>
-            <w:pPr>
+            <w:tcBorders>
+              <w:top w:val="single" w:sz="4" w:space="0" w:color="999999"/>
+              <w:left w:val="single" w:sz="4" w:space="0" w:color="999999"/>
+              <w:bottom w:val="single" w:sz="4" w:space="0" w:color="999999"/>
+              <w:right w:val="single" w:sz="4" w:space="0" w:color="999999"/>
+            </w:tcBorders>
+          </w:tcPr>
+          <w:p>
+            <w:pPr>
+              <w:spacing w:line="288" w:lineRule="auto"/>
               <w:cnfStyle w:val="000000000000" w:firstRow="0" w:lastRow="0" w:firstColumn="0" w:lastColumn="0" w:oddVBand="0" w:evenVBand="0" w:oddHBand="0" w:evenHBand="0" w:firstRowFirstColumn="0" w:firstRowLastColumn="0" w:lastRowFirstColumn="0" w:lastRowLastColumn="0"/>
               <w:rPr>
-                <w:rFonts w:cs="Arial"/>
                 <w:sz w:val="20"/>
                 <w:szCs w:val="20"/>
               </w:rPr>
@@ -1799,12 +2718,18 @@
         <w:tc>
           <w:tcPr>
             <w:tcW w:w="1097" w:type="dxa"/>
-          </w:tcPr>
-          <w:p>
-            <w:pPr>
+            <w:tcBorders>
+              <w:top w:val="single" w:sz="4" w:space="0" w:color="999999"/>
+              <w:left w:val="single" w:sz="4" w:space="0" w:color="999999"/>
+              <w:bottom w:val="single" w:sz="4" w:space="0" w:color="999999"/>
+              <w:right w:val="single" w:sz="4" w:space="0" w:color="999999"/>
+            </w:tcBorders>
+          </w:tcPr>
+          <w:p>
+            <w:pPr>
+              <w:spacing w:line="288" w:lineRule="auto"/>
               <w:cnfStyle w:val="000000000000" w:firstRow="0" w:lastRow="0" w:firstColumn="0" w:lastColumn="0" w:oddVBand="0" w:evenVBand="0" w:oddHBand="0" w:evenHBand="0" w:firstRowFirstColumn="0" w:firstRowLastColumn="0" w:lastRowFirstColumn="0" w:lastRowLastColumn="0"/>
               <w:rPr>
-                <w:rFonts w:cs="Arial"/>
                 <w:sz w:val="20"/>
                 <w:szCs w:val="20"/>
               </w:rPr>
@@ -1814,12 +2739,18 @@
         <w:tc>
           <w:tcPr>
             <w:tcW w:w="1097" w:type="dxa"/>
-          </w:tcPr>
-          <w:p>
-            <w:pPr>
+            <w:tcBorders>
+              <w:top w:val="single" w:sz="4" w:space="0" w:color="999999"/>
+              <w:left w:val="single" w:sz="4" w:space="0" w:color="999999"/>
+              <w:bottom w:val="single" w:sz="4" w:space="0" w:color="999999"/>
+              <w:right w:val="single" w:sz="4" w:space="0" w:color="999999"/>
+            </w:tcBorders>
+          </w:tcPr>
+          <w:p>
+            <w:pPr>
+              <w:spacing w:line="288" w:lineRule="auto"/>
               <w:cnfStyle w:val="000000000000" w:firstRow="0" w:lastRow="0" w:firstColumn="0" w:lastColumn="0" w:oddVBand="0" w:evenVBand="0" w:oddHBand="0" w:evenHBand="0" w:firstRowFirstColumn="0" w:firstRowLastColumn="0" w:lastRowFirstColumn="0" w:lastRowLastColumn="0"/>
               <w:rPr>
-                <w:rFonts w:cs="Arial"/>
                 <w:sz w:val="20"/>
                 <w:szCs w:val="20"/>
               </w:rPr>
@@ -1835,45 +2766,47 @@
           <w:tcPr>
             <w:cnfStyle w:val="001000000000" w:firstRow="0" w:lastRow="0" w:firstColumn="1" w:lastColumn="0" w:oddVBand="0" w:evenVBand="0" w:oddHBand="0" w:evenHBand="0" w:firstRowFirstColumn="0" w:firstRowLastColumn="0" w:lastRowFirstColumn="0" w:lastRowLastColumn="0"/>
             <w:tcW w:w="683" w:type="dxa"/>
-          </w:tcPr>
-          <w:p>
-            <w:pPr>
-              <w:rPr>
-                <w:rFonts w:cs="Arial"/>
-                <w:b w:val="0"/>
-                <w:sz w:val="20"/>
-                <w:szCs w:val="20"/>
-              </w:rPr>
-            </w:pPr>
-            <w:r>
-              <w:rPr>
-                <w:rFonts w:cs="Arial"/>
-                <w:b w:val="0"/>
-                <w:sz w:val="20"/>
-                <w:szCs w:val="20"/>
-              </w:rPr>
-              <w:t>TF</w:t>
-            </w:r>
-            <w:r>
-              <w:rPr>
-                <w:rFonts w:cs="Arial"/>
-                <w:b w:val="0"/>
-                <w:sz w:val="20"/>
-                <w:szCs w:val="20"/>
-              </w:rPr>
-              <w:t>05</w:t>
+            <w:tcBorders>
+              <w:top w:val="single" w:sz="4" w:space="0" w:color="999999"/>
+              <w:left w:val="single" w:sz="4" w:space="0" w:color="999999"/>
+              <w:bottom w:val="single" w:sz="4" w:space="0" w:color="999999"/>
+              <w:right w:val="single" w:sz="4" w:space="0" w:color="999999"/>
+            </w:tcBorders>
+            <w:hideMark/>
+          </w:tcPr>
+          <w:p>
+            <w:pPr>
+              <w:spacing w:line="288" w:lineRule="auto"/>
+              <w:rPr>
+                <w:sz w:val="20"/>
+                <w:szCs w:val="20"/>
+              </w:rPr>
+            </w:pPr>
+            <w:r>
+              <w:rPr>
+                <w:sz w:val="20"/>
+                <w:szCs w:val="20"/>
+              </w:rPr>
+              <w:t>TF05</w:t>
             </w:r>
           </w:p>
         </w:tc>
         <w:tc>
           <w:tcPr>
             <w:tcW w:w="3860" w:type="dxa"/>
-          </w:tcPr>
-          <w:p>
-            <w:pPr>
+            <w:tcBorders>
+              <w:top w:val="single" w:sz="4" w:space="0" w:color="999999"/>
+              <w:left w:val="single" w:sz="4" w:space="0" w:color="999999"/>
+              <w:bottom w:val="single" w:sz="4" w:space="0" w:color="999999"/>
+              <w:right w:val="single" w:sz="4" w:space="0" w:color="999999"/>
+            </w:tcBorders>
+            <w:hideMark/>
+          </w:tcPr>
+          <w:p>
+            <w:pPr>
+              <w:spacing w:line="288" w:lineRule="auto"/>
               <w:cnfStyle w:val="000000000000" w:firstRow="0" w:lastRow="0" w:firstColumn="0" w:lastColumn="0" w:oddVBand="0" w:evenVBand="0" w:oddHBand="0" w:evenHBand="0" w:firstRowFirstColumn="0" w:firstRowLastColumn="0" w:lastRowFirstColumn="0" w:lastRowLastColumn="0"/>
               <w:rPr>
-                <w:rFonts w:cs="Arial"/>
                 <w:b/>
                 <w:sz w:val="20"/>
                 <w:szCs w:val="20"/>
@@ -1881,51 +2814,37 @@
             </w:pPr>
             <w:r>
               <w:rPr>
-                <w:rFonts w:cs="Arial"/>
                 <w:b/>
                 <w:bCs/>
                 <w:sz w:val="20"/>
                 <w:szCs w:val="20"/>
               </w:rPr>
-              <w:t>Quellcode validieren</w:t>
-            </w:r>
-            <w:r>
-              <w:rPr>
-                <w:rFonts w:cs="Arial"/>
-                <w:b/>
-                <w:bCs/>
-                <w:sz w:val="20"/>
-                <w:szCs w:val="20"/>
-              </w:rPr>
-              <w:t>:</w:t>
-            </w:r>
-            <w:r>
-              <w:rPr>
-                <w:rFonts w:cs="Arial"/>
-                <w:sz w:val="20"/>
-                <w:szCs w:val="20"/>
-              </w:rPr>
-              <w:t xml:space="preserve"> </w:t>
-            </w:r>
-            <w:r>
-              <w:rPr>
-                <w:rFonts w:cs="Arial"/>
-                <w:sz w:val="20"/>
-                <w:szCs w:val="20"/>
-              </w:rPr>
-              <w:t>Sind sämtliche HTML- und CSS-Dateien valide?</w:t>
+              <w:t>Quellcode validieren:</w:t>
+            </w:r>
+            <w:r>
+              <w:rPr>
+                <w:sz w:val="20"/>
+                <w:szCs w:val="20"/>
+              </w:rPr>
+              <w:t xml:space="preserve"> Sind sämtliche HTML- und CSS-Dateien valide?</w:t>
             </w:r>
           </w:p>
         </w:tc>
         <w:tc>
           <w:tcPr>
             <w:tcW w:w="3039" w:type="dxa"/>
-          </w:tcPr>
-          <w:p>
-            <w:pPr>
+            <w:tcBorders>
+              <w:top w:val="single" w:sz="4" w:space="0" w:color="999999"/>
+              <w:left w:val="single" w:sz="4" w:space="0" w:color="999999"/>
+              <w:bottom w:val="single" w:sz="4" w:space="0" w:color="999999"/>
+              <w:right w:val="single" w:sz="4" w:space="0" w:color="999999"/>
+            </w:tcBorders>
+          </w:tcPr>
+          <w:p>
+            <w:pPr>
+              <w:spacing w:line="288" w:lineRule="auto"/>
               <w:cnfStyle w:val="000000000000" w:firstRow="0" w:lastRow="0" w:firstColumn="0" w:lastColumn="0" w:oddVBand="0" w:evenVBand="0" w:oddHBand="0" w:evenHBand="0" w:firstRowFirstColumn="0" w:firstRowLastColumn="0" w:lastRowFirstColumn="0" w:lastRowLastColumn="0"/>
               <w:rPr>
-                <w:rFonts w:cs="Arial"/>
                 <w:sz w:val="20"/>
                 <w:szCs w:val="20"/>
               </w:rPr>
@@ -1935,12 +2854,18 @@
         <w:tc>
           <w:tcPr>
             <w:tcW w:w="1097" w:type="dxa"/>
-          </w:tcPr>
-          <w:p>
-            <w:pPr>
+            <w:tcBorders>
+              <w:top w:val="single" w:sz="4" w:space="0" w:color="999999"/>
+              <w:left w:val="single" w:sz="4" w:space="0" w:color="999999"/>
+              <w:bottom w:val="single" w:sz="4" w:space="0" w:color="999999"/>
+              <w:right w:val="single" w:sz="4" w:space="0" w:color="999999"/>
+            </w:tcBorders>
+          </w:tcPr>
+          <w:p>
+            <w:pPr>
+              <w:spacing w:line="288" w:lineRule="auto"/>
               <w:cnfStyle w:val="000000000000" w:firstRow="0" w:lastRow="0" w:firstColumn="0" w:lastColumn="0" w:oddVBand="0" w:evenVBand="0" w:oddHBand="0" w:evenHBand="0" w:firstRowFirstColumn="0" w:firstRowLastColumn="0" w:lastRowFirstColumn="0" w:lastRowLastColumn="0"/>
               <w:rPr>
-                <w:rFonts w:cs="Arial"/>
                 <w:sz w:val="20"/>
                 <w:szCs w:val="20"/>
               </w:rPr>
@@ -1950,12 +2875,18 @@
         <w:tc>
           <w:tcPr>
             <w:tcW w:w="1097" w:type="dxa"/>
-          </w:tcPr>
-          <w:p>
-            <w:pPr>
+            <w:tcBorders>
+              <w:top w:val="single" w:sz="4" w:space="0" w:color="999999"/>
+              <w:left w:val="single" w:sz="4" w:space="0" w:color="999999"/>
+              <w:bottom w:val="single" w:sz="4" w:space="0" w:color="999999"/>
+              <w:right w:val="single" w:sz="4" w:space="0" w:color="999999"/>
+            </w:tcBorders>
+          </w:tcPr>
+          <w:p>
+            <w:pPr>
+              <w:spacing w:line="288" w:lineRule="auto"/>
               <w:cnfStyle w:val="000000000000" w:firstRow="0" w:lastRow="0" w:firstColumn="0" w:lastColumn="0" w:oddVBand="0" w:evenVBand="0" w:oddHBand="0" w:evenHBand="0" w:firstRowFirstColumn="0" w:firstRowLastColumn="0" w:lastRowFirstColumn="0" w:lastRowLastColumn="0"/>
               <w:rPr>
-                <w:rFonts w:cs="Arial"/>
                 <w:sz w:val="20"/>
                 <w:szCs w:val="20"/>
               </w:rPr>
@@ -1971,63 +2902,47 @@
           <w:tcPr>
             <w:cnfStyle w:val="001000000000" w:firstRow="0" w:lastRow="0" w:firstColumn="1" w:lastColumn="0" w:oddVBand="0" w:evenVBand="0" w:oddHBand="0" w:evenHBand="0" w:firstRowFirstColumn="0" w:firstRowLastColumn="0" w:lastRowFirstColumn="0" w:lastRowLastColumn="0"/>
             <w:tcW w:w="683" w:type="dxa"/>
-          </w:tcPr>
-          <w:p>
-            <w:pPr>
-              <w:rPr>
-                <w:rFonts w:cs="Arial"/>
-                <w:b w:val="0"/>
-                <w:sz w:val="20"/>
-                <w:szCs w:val="20"/>
-              </w:rPr>
-            </w:pPr>
-            <w:r>
-              <w:rPr>
-                <w:rFonts w:cs="Arial"/>
-                <w:b w:val="0"/>
-                <w:sz w:val="20"/>
-                <w:szCs w:val="20"/>
-              </w:rPr>
-              <w:t>T</w:t>
-            </w:r>
-            <w:r>
-              <w:rPr>
-                <w:rFonts w:cs="Arial"/>
-                <w:b w:val="0"/>
-                <w:sz w:val="20"/>
-                <w:szCs w:val="20"/>
-              </w:rPr>
-              <w:t>F</w:t>
-            </w:r>
-            <w:r>
-              <w:rPr>
-                <w:rFonts w:cs="Arial"/>
-                <w:b w:val="0"/>
-                <w:sz w:val="20"/>
-                <w:szCs w:val="20"/>
-              </w:rPr>
-              <w:t>0</w:t>
-            </w:r>
-            <w:r>
-              <w:rPr>
-                <w:rFonts w:cs="Arial"/>
-                <w:b w:val="0"/>
-                <w:sz w:val="20"/>
-                <w:szCs w:val="20"/>
-              </w:rPr>
-              <w:t>6</w:t>
+            <w:tcBorders>
+              <w:top w:val="single" w:sz="4" w:space="0" w:color="999999"/>
+              <w:left w:val="single" w:sz="4" w:space="0" w:color="999999"/>
+              <w:bottom w:val="single" w:sz="4" w:space="0" w:color="999999"/>
+              <w:right w:val="single" w:sz="4" w:space="0" w:color="999999"/>
+            </w:tcBorders>
+            <w:hideMark/>
+          </w:tcPr>
+          <w:p>
+            <w:pPr>
+              <w:spacing w:line="288" w:lineRule="auto"/>
+              <w:rPr>
+                <w:sz w:val="20"/>
+                <w:szCs w:val="20"/>
+              </w:rPr>
+            </w:pPr>
+            <w:r>
+              <w:rPr>
+                <w:sz w:val="20"/>
+                <w:szCs w:val="20"/>
+              </w:rPr>
+              <w:t>TF06</w:t>
             </w:r>
           </w:p>
         </w:tc>
         <w:tc>
           <w:tcPr>
             <w:tcW w:w="3860" w:type="dxa"/>
-          </w:tcPr>
-          <w:p>
-            <w:pPr>
+            <w:tcBorders>
+              <w:top w:val="single" w:sz="4" w:space="0" w:color="999999"/>
+              <w:left w:val="single" w:sz="4" w:space="0" w:color="999999"/>
+              <w:bottom w:val="single" w:sz="4" w:space="0" w:color="999999"/>
+              <w:right w:val="single" w:sz="4" w:space="0" w:color="999999"/>
+            </w:tcBorders>
+            <w:hideMark/>
+          </w:tcPr>
+          <w:p>
+            <w:pPr>
+              <w:spacing w:line="288" w:lineRule="auto"/>
               <w:cnfStyle w:val="000000000000" w:firstRow="0" w:lastRow="0" w:firstColumn="0" w:lastColumn="0" w:oddVBand="0" w:evenVBand="0" w:oddHBand="0" w:evenHBand="0" w:firstRowFirstColumn="0" w:firstRowLastColumn="0" w:lastRowFirstColumn="0" w:lastRowLastColumn="0"/>
               <w:rPr>
-                <w:rFonts w:cs="Arial"/>
                 <w:b/>
                 <w:sz w:val="20"/>
                 <w:szCs w:val="20"/>
@@ -2035,99 +2950,37 @@
             </w:pPr>
             <w:r>
               <w:rPr>
-                <w:rFonts w:cs="Arial"/>
                 <w:b/>
                 <w:bCs/>
                 <w:sz w:val="20"/>
                 <w:szCs w:val="20"/>
               </w:rPr>
-              <w:t>Formulare</w:t>
-            </w:r>
-            <w:r>
-              <w:rPr>
-                <w:rFonts w:cs="Arial"/>
-                <w:b/>
-                <w:bCs/>
-                <w:sz w:val="20"/>
-                <w:szCs w:val="20"/>
-              </w:rPr>
-              <w:t>:</w:t>
-            </w:r>
-            <w:r>
-              <w:rPr>
-                <w:rFonts w:cs="Arial"/>
-                <w:sz w:val="20"/>
-                <w:szCs w:val="20"/>
-              </w:rPr>
-              <w:t xml:space="preserve"> </w:t>
-            </w:r>
-            <w:r>
-              <w:rPr>
-                <w:rFonts w:cs="Arial"/>
-                <w:sz w:val="20"/>
-                <w:szCs w:val="20"/>
-              </w:rPr>
-              <w:t>Funktionier</w:t>
-            </w:r>
-            <w:r>
-              <w:rPr>
-                <w:rFonts w:cs="Arial"/>
-                <w:sz w:val="20"/>
-                <w:szCs w:val="20"/>
-              </w:rPr>
-              <w:t xml:space="preserve">en </w:t>
-            </w:r>
-            <w:r>
-              <w:rPr>
-                <w:rFonts w:cs="Arial"/>
-                <w:sz w:val="20"/>
-                <w:szCs w:val="20"/>
-              </w:rPr>
-              <w:t>s</w:t>
-            </w:r>
-            <w:r>
-              <w:rPr>
-                <w:rFonts w:cs="Arial"/>
-                <w:sz w:val="20"/>
-                <w:szCs w:val="20"/>
-              </w:rPr>
-              <w:t>ie</w:t>
-            </w:r>
-            <w:r>
-              <w:rPr>
-                <w:rFonts w:cs="Arial"/>
-                <w:sz w:val="20"/>
-                <w:szCs w:val="20"/>
-              </w:rPr>
-              <w:t xml:space="preserve"> wie beabsichtigt? Können </w:t>
-            </w:r>
-            <w:r>
-              <w:rPr>
-                <w:rFonts w:cs="Arial"/>
-                <w:sz w:val="20"/>
-                <w:szCs w:val="20"/>
-              </w:rPr>
-              <w:t>die</w:t>
-            </w:r>
-            <w:r>
-              <w:rPr>
-                <w:rFonts w:cs="Arial"/>
-                <w:sz w:val="20"/>
-                <w:szCs w:val="20"/>
-              </w:rPr>
-              <w:t xml:space="preserve"> benötigten Daten eingegeben werden? Wird alles korrekt validiert?</w:t>
+              <w:t>Formulare:</w:t>
+            </w:r>
+            <w:r>
+              <w:rPr>
+                <w:sz w:val="20"/>
+                <w:szCs w:val="20"/>
+              </w:rPr>
+              <w:t xml:space="preserve"> Funktionieren sie wie beabsichtigt? Können die benötigten Daten eingegeben werden? Wird alles korrekt validiert? Funktioniert der Absende-Button?</w:t>
             </w:r>
           </w:p>
         </w:tc>
         <w:tc>
           <w:tcPr>
             <w:tcW w:w="3039" w:type="dxa"/>
-          </w:tcPr>
-          <w:p>
-            <w:pPr>
+            <w:tcBorders>
+              <w:top w:val="single" w:sz="4" w:space="0" w:color="999999"/>
+              <w:left w:val="single" w:sz="4" w:space="0" w:color="999999"/>
+              <w:bottom w:val="single" w:sz="4" w:space="0" w:color="999999"/>
+              <w:right w:val="single" w:sz="4" w:space="0" w:color="999999"/>
+            </w:tcBorders>
+          </w:tcPr>
+          <w:p>
+            <w:pPr>
+              <w:spacing w:line="288" w:lineRule="auto"/>
               <w:cnfStyle w:val="000000000000" w:firstRow="0" w:lastRow="0" w:firstColumn="0" w:lastColumn="0" w:oddVBand="0" w:evenVBand="0" w:oddHBand="0" w:evenHBand="0" w:firstRowFirstColumn="0" w:firstRowLastColumn="0" w:lastRowFirstColumn="0" w:lastRowLastColumn="0"/>
               <w:rPr>
-                <w:rFonts w:cs="Arial"/>
                 <w:sz w:val="20"/>
                 <w:szCs w:val="20"/>
               </w:rPr>
@@ -2137,12 +2990,18 @@
         <w:tc>
           <w:tcPr>
             <w:tcW w:w="1097" w:type="dxa"/>
-          </w:tcPr>
-          <w:p>
-            <w:pPr>
+            <w:tcBorders>
+              <w:top w:val="single" w:sz="4" w:space="0" w:color="999999"/>
+              <w:left w:val="single" w:sz="4" w:space="0" w:color="999999"/>
+              <w:bottom w:val="single" w:sz="4" w:space="0" w:color="999999"/>
+              <w:right w:val="single" w:sz="4" w:space="0" w:color="999999"/>
+            </w:tcBorders>
+          </w:tcPr>
+          <w:p>
+            <w:pPr>
+              <w:spacing w:line="288" w:lineRule="auto"/>
               <w:cnfStyle w:val="000000000000" w:firstRow="0" w:lastRow="0" w:firstColumn="0" w:lastColumn="0" w:oddVBand="0" w:evenVBand="0" w:oddHBand="0" w:evenHBand="0" w:firstRowFirstColumn="0" w:firstRowLastColumn="0" w:lastRowFirstColumn="0" w:lastRowLastColumn="0"/>
               <w:rPr>
-                <w:rFonts w:cs="Arial"/>
                 <w:sz w:val="20"/>
                 <w:szCs w:val="20"/>
               </w:rPr>
@@ -2152,12 +3011,18 @@
         <w:tc>
           <w:tcPr>
             <w:tcW w:w="1097" w:type="dxa"/>
-          </w:tcPr>
-          <w:p>
-            <w:pPr>
+            <w:tcBorders>
+              <w:top w:val="single" w:sz="4" w:space="0" w:color="999999"/>
+              <w:left w:val="single" w:sz="4" w:space="0" w:color="999999"/>
+              <w:bottom w:val="single" w:sz="4" w:space="0" w:color="999999"/>
+              <w:right w:val="single" w:sz="4" w:space="0" w:color="999999"/>
+            </w:tcBorders>
+          </w:tcPr>
+          <w:p>
+            <w:pPr>
+              <w:spacing w:line="288" w:lineRule="auto"/>
               <w:cnfStyle w:val="000000000000" w:firstRow="0" w:lastRow="0" w:firstColumn="0" w:lastColumn="0" w:oddVBand="0" w:evenVBand="0" w:oddHBand="0" w:evenHBand="0" w:firstRowFirstColumn="0" w:firstRowLastColumn="0" w:lastRowFirstColumn="0" w:lastRowLastColumn="0"/>
               <w:rPr>
-                <w:rFonts w:cs="Arial"/>
                 <w:sz w:val="20"/>
                 <w:szCs w:val="20"/>
               </w:rPr>
@@ -2173,61 +3038,100 @@
           <w:tcPr>
             <w:cnfStyle w:val="001000000000" w:firstRow="0" w:lastRow="0" w:firstColumn="1" w:lastColumn="0" w:oddVBand="0" w:evenVBand="0" w:oddHBand="0" w:evenHBand="0" w:firstRowFirstColumn="0" w:firstRowLastColumn="0" w:lastRowFirstColumn="0" w:lastRowLastColumn="0"/>
             <w:tcW w:w="683" w:type="dxa"/>
-          </w:tcPr>
-          <w:p>
-            <w:pPr>
-              <w:rPr>
-                <w:rFonts w:cs="Arial"/>
-                <w:b w:val="0"/>
-                <w:sz w:val="20"/>
-                <w:szCs w:val="20"/>
-              </w:rPr>
-            </w:pPr>
-            <w:r>
-              <w:rPr>
-                <w:rFonts w:cs="Arial"/>
-                <w:b w:val="0"/>
-                <w:sz w:val="20"/>
-                <w:szCs w:val="20"/>
-              </w:rPr>
-              <w:t>TF0</w:t>
-            </w:r>
-            <w:r>
-              <w:rPr>
-                <w:rFonts w:cs="Arial"/>
-                <w:b w:val="0"/>
-                <w:sz w:val="20"/>
-                <w:szCs w:val="20"/>
-              </w:rPr>
-              <w:t>7</w:t>
+            <w:tcBorders>
+              <w:top w:val="single" w:sz="4" w:space="0" w:color="999999"/>
+              <w:left w:val="single" w:sz="4" w:space="0" w:color="999999"/>
+              <w:bottom w:val="single" w:sz="4" w:space="0" w:color="999999"/>
+              <w:right w:val="single" w:sz="4" w:space="0" w:color="999999"/>
+            </w:tcBorders>
+            <w:hideMark/>
+          </w:tcPr>
+          <w:p>
+            <w:pPr>
+              <w:spacing w:line="288" w:lineRule="auto"/>
+              <w:rPr>
+                <w:sz w:val="20"/>
+                <w:szCs w:val="20"/>
+              </w:rPr>
+            </w:pPr>
+            <w:r>
+              <w:rPr>
+                <w:sz w:val="20"/>
+                <w:szCs w:val="20"/>
+              </w:rPr>
+              <w:t>TF07</w:t>
             </w:r>
           </w:p>
         </w:tc>
         <w:tc>
           <w:tcPr>
             <w:tcW w:w="3860" w:type="dxa"/>
-          </w:tcPr>
-          <w:p>
-            <w:pPr>
+            <w:tcBorders>
+              <w:top w:val="single" w:sz="4" w:space="0" w:color="999999"/>
+              <w:left w:val="single" w:sz="4" w:space="0" w:color="999999"/>
+              <w:bottom w:val="single" w:sz="4" w:space="0" w:color="999999"/>
+              <w:right w:val="single" w:sz="4" w:space="0" w:color="999999"/>
+            </w:tcBorders>
+            <w:hideMark/>
+          </w:tcPr>
+          <w:p>
+            <w:pPr>
+              <w:spacing w:line="288" w:lineRule="auto"/>
               <w:cnfStyle w:val="000000000000" w:firstRow="0" w:lastRow="0" w:firstColumn="0" w:lastColumn="0" w:oddVBand="0" w:evenVBand="0" w:oddHBand="0" w:evenHBand="0" w:firstRowFirstColumn="0" w:firstRowLastColumn="0" w:lastRowFirstColumn="0" w:lastRowLastColumn="0"/>
               <w:rPr>
-                <w:rFonts w:cs="Arial"/>
+                <w:sz w:val="20"/>
+                <w:szCs w:val="20"/>
+              </w:rPr>
+            </w:pPr>
+            <w:r>
+              <w:rPr>
                 <w:b/>
                 <w:sz w:val="20"/>
                 <w:szCs w:val="20"/>
               </w:rPr>
-            </w:pPr>
+              <w:t xml:space="preserve">Bilder: </w:t>
+            </w:r>
+            <w:r>
+              <w:rPr>
+                <w:sz w:val="20"/>
+                <w:szCs w:val="20"/>
+              </w:rPr>
+              <w:t xml:space="preserve">Werden alle Bilder geladen? Haben alle Bilder ein "alt"-Attribut?  </w:t>
+            </w:r>
+          </w:p>
+          <w:p>
+            <w:pPr>
+              <w:spacing w:line="288" w:lineRule="auto"/>
+              <w:cnfStyle w:val="000000000000" w:firstRow="0" w:lastRow="0" w:firstColumn="0" w:lastColumn="0" w:oddVBand="0" w:evenVBand="0" w:oddHBand="0" w:evenHBand="0" w:firstRowFirstColumn="0" w:firstRowLastColumn="0" w:lastRowFirstColumn="0" w:lastRowLastColumn="0"/>
+              <w:rPr>
+                <w:sz w:val="20"/>
+                <w:szCs w:val="20"/>
+              </w:rPr>
+            </w:pPr>
+            <w:r>
+              <w:rPr>
+                <w:sz w:val="20"/>
+                <w:szCs w:val="20"/>
+              </w:rPr>
+              <w:t>Bilder sind auf sinnvolle Grösse komprimiert.</w:t>
+            </w:r>
           </w:p>
         </w:tc>
         <w:tc>
           <w:tcPr>
             <w:tcW w:w="3039" w:type="dxa"/>
-          </w:tcPr>
-          <w:p>
-            <w:pPr>
+            <w:tcBorders>
+              <w:top w:val="single" w:sz="4" w:space="0" w:color="999999"/>
+              <w:left w:val="single" w:sz="4" w:space="0" w:color="999999"/>
+              <w:bottom w:val="single" w:sz="4" w:space="0" w:color="999999"/>
+              <w:right w:val="single" w:sz="4" w:space="0" w:color="999999"/>
+            </w:tcBorders>
+          </w:tcPr>
+          <w:p>
+            <w:pPr>
+              <w:spacing w:line="288" w:lineRule="auto"/>
               <w:cnfStyle w:val="000000000000" w:firstRow="0" w:lastRow="0" w:firstColumn="0" w:lastColumn="0" w:oddVBand="0" w:evenVBand="0" w:oddHBand="0" w:evenHBand="0" w:firstRowFirstColumn="0" w:firstRowLastColumn="0" w:lastRowFirstColumn="0" w:lastRowLastColumn="0"/>
               <w:rPr>
-                <w:rFonts w:cs="Arial"/>
                 <w:sz w:val="20"/>
                 <w:szCs w:val="20"/>
               </w:rPr>
@@ -2237,12 +3141,18 @@
         <w:tc>
           <w:tcPr>
             <w:tcW w:w="1097" w:type="dxa"/>
-          </w:tcPr>
-          <w:p>
-            <w:pPr>
+            <w:tcBorders>
+              <w:top w:val="single" w:sz="4" w:space="0" w:color="999999"/>
+              <w:left w:val="single" w:sz="4" w:space="0" w:color="999999"/>
+              <w:bottom w:val="single" w:sz="4" w:space="0" w:color="999999"/>
+              <w:right w:val="single" w:sz="4" w:space="0" w:color="999999"/>
+            </w:tcBorders>
+          </w:tcPr>
+          <w:p>
+            <w:pPr>
+              <w:spacing w:line="288" w:lineRule="auto"/>
               <w:cnfStyle w:val="000000000000" w:firstRow="0" w:lastRow="0" w:firstColumn="0" w:lastColumn="0" w:oddVBand="0" w:evenVBand="0" w:oddHBand="0" w:evenHBand="0" w:firstRowFirstColumn="0" w:firstRowLastColumn="0" w:lastRowFirstColumn="0" w:lastRowLastColumn="0"/>
               <w:rPr>
-                <w:rFonts w:cs="Arial"/>
                 <w:sz w:val="20"/>
                 <w:szCs w:val="20"/>
               </w:rPr>
@@ -2252,12 +3162,18 @@
         <w:tc>
           <w:tcPr>
             <w:tcW w:w="1097" w:type="dxa"/>
-          </w:tcPr>
-          <w:p>
-            <w:pPr>
+            <w:tcBorders>
+              <w:top w:val="single" w:sz="4" w:space="0" w:color="999999"/>
+              <w:left w:val="single" w:sz="4" w:space="0" w:color="999999"/>
+              <w:bottom w:val="single" w:sz="4" w:space="0" w:color="999999"/>
+              <w:right w:val="single" w:sz="4" w:space="0" w:color="999999"/>
+            </w:tcBorders>
+          </w:tcPr>
+          <w:p>
+            <w:pPr>
+              <w:spacing w:line="288" w:lineRule="auto"/>
               <w:cnfStyle w:val="000000000000" w:firstRow="0" w:lastRow="0" w:firstColumn="0" w:lastColumn="0" w:oddVBand="0" w:evenVBand="0" w:oddHBand="0" w:evenHBand="0" w:firstRowFirstColumn="0" w:firstRowLastColumn="0" w:lastRowFirstColumn="0" w:lastRowLastColumn="0"/>
               <w:rPr>
-                <w:rFonts w:cs="Arial"/>
                 <w:sz w:val="20"/>
                 <w:szCs w:val="20"/>
               </w:rPr>
@@ -2273,61 +3189,85 @@
           <w:tcPr>
             <w:cnfStyle w:val="001000000000" w:firstRow="0" w:lastRow="0" w:firstColumn="1" w:lastColumn="0" w:oddVBand="0" w:evenVBand="0" w:oddHBand="0" w:evenHBand="0" w:firstRowFirstColumn="0" w:firstRowLastColumn="0" w:lastRowFirstColumn="0" w:lastRowLastColumn="0"/>
             <w:tcW w:w="683" w:type="dxa"/>
-          </w:tcPr>
-          <w:p>
-            <w:pPr>
-              <w:rPr>
-                <w:rFonts w:cs="Arial"/>
-                <w:b w:val="0"/>
-                <w:sz w:val="20"/>
-                <w:szCs w:val="20"/>
-              </w:rPr>
-            </w:pPr>
-            <w:r>
-              <w:rPr>
-                <w:rFonts w:cs="Arial"/>
-                <w:b w:val="0"/>
-                <w:sz w:val="20"/>
-                <w:szCs w:val="20"/>
-              </w:rPr>
-              <w:t>TF0</w:t>
-            </w:r>
-            <w:r>
-              <w:rPr>
-                <w:rFonts w:cs="Arial"/>
-                <w:b w:val="0"/>
-                <w:sz w:val="20"/>
-                <w:szCs w:val="20"/>
-              </w:rPr>
-              <w:t>8</w:t>
+            <w:tcBorders>
+              <w:top w:val="single" w:sz="4" w:space="0" w:color="999999"/>
+              <w:left w:val="single" w:sz="4" w:space="0" w:color="999999"/>
+              <w:bottom w:val="single" w:sz="4" w:space="0" w:color="999999"/>
+              <w:right w:val="single" w:sz="4" w:space="0" w:color="999999"/>
+            </w:tcBorders>
+            <w:hideMark/>
+          </w:tcPr>
+          <w:p>
+            <w:pPr>
+              <w:spacing w:line="288" w:lineRule="auto"/>
+              <w:rPr>
+                <w:sz w:val="20"/>
+                <w:szCs w:val="20"/>
+              </w:rPr>
+            </w:pPr>
+            <w:r>
+              <w:rPr>
+                <w:sz w:val="20"/>
+                <w:szCs w:val="20"/>
+              </w:rPr>
+              <w:t>TF08</w:t>
             </w:r>
           </w:p>
         </w:tc>
         <w:tc>
           <w:tcPr>
             <w:tcW w:w="3860" w:type="dxa"/>
-          </w:tcPr>
-          <w:p>
-            <w:pPr>
+            <w:tcBorders>
+              <w:top w:val="single" w:sz="4" w:space="0" w:color="999999"/>
+              <w:left w:val="single" w:sz="4" w:space="0" w:color="999999"/>
+              <w:bottom w:val="single" w:sz="4" w:space="0" w:color="999999"/>
+              <w:right w:val="single" w:sz="4" w:space="0" w:color="999999"/>
+            </w:tcBorders>
+            <w:hideMark/>
+          </w:tcPr>
+          <w:p>
+            <w:pPr>
+              <w:spacing w:line="288" w:lineRule="auto"/>
               <w:cnfStyle w:val="000000000000" w:firstRow="0" w:lastRow="0" w:firstColumn="0" w:lastColumn="0" w:oddVBand="0" w:evenVBand="0" w:oddHBand="0" w:evenHBand="0" w:firstRowFirstColumn="0" w:firstRowLastColumn="0" w:lastRowFirstColumn="0" w:lastRowLastColumn="0"/>
               <w:rPr>
-                <w:rFonts w:cs="Arial"/>
+                <w:bCs/>
+                <w:sz w:val="20"/>
+                <w:szCs w:val="20"/>
+              </w:rPr>
+            </w:pPr>
+            <w:r>
+              <w:rPr>
                 <w:b/>
                 <w:sz w:val="20"/>
                 <w:szCs w:val="20"/>
               </w:rPr>
-            </w:pPr>
+              <w:t xml:space="preserve">Responsivität: </w:t>
+            </w:r>
+            <w:r>
+              <w:rPr>
+                <w:bCs/>
+                <w:sz w:val="20"/>
+                <w:szCs w:val="20"/>
+              </w:rPr>
+              <w:t>Die Webseite wird auf unterschiedlichen Geräten (Desktop, Mobile) korrekt angezeigt.</w:t>
+            </w:r>
           </w:p>
         </w:tc>
         <w:tc>
           <w:tcPr>
             <w:tcW w:w="3039" w:type="dxa"/>
-          </w:tcPr>
-          <w:p>
-            <w:pPr>
+            <w:tcBorders>
+              <w:top w:val="single" w:sz="4" w:space="0" w:color="999999"/>
+              <w:left w:val="single" w:sz="4" w:space="0" w:color="999999"/>
+              <w:bottom w:val="single" w:sz="4" w:space="0" w:color="999999"/>
+              <w:right w:val="single" w:sz="4" w:space="0" w:color="999999"/>
+            </w:tcBorders>
+          </w:tcPr>
+          <w:p>
+            <w:pPr>
+              <w:spacing w:line="288" w:lineRule="auto"/>
               <w:cnfStyle w:val="000000000000" w:firstRow="0" w:lastRow="0" w:firstColumn="0" w:lastColumn="0" w:oddVBand="0" w:evenVBand="0" w:oddHBand="0" w:evenHBand="0" w:firstRowFirstColumn="0" w:firstRowLastColumn="0" w:lastRowFirstColumn="0" w:lastRowLastColumn="0"/>
               <w:rPr>
-                <w:rFonts w:cs="Arial"/>
                 <w:sz w:val="20"/>
                 <w:szCs w:val="20"/>
               </w:rPr>
@@ -2337,12 +3277,18 @@
         <w:tc>
           <w:tcPr>
             <w:tcW w:w="1097" w:type="dxa"/>
-          </w:tcPr>
-          <w:p>
-            <w:pPr>
+            <w:tcBorders>
+              <w:top w:val="single" w:sz="4" w:space="0" w:color="999999"/>
+              <w:left w:val="single" w:sz="4" w:space="0" w:color="999999"/>
+              <w:bottom w:val="single" w:sz="4" w:space="0" w:color="999999"/>
+              <w:right w:val="single" w:sz="4" w:space="0" w:color="999999"/>
+            </w:tcBorders>
+          </w:tcPr>
+          <w:p>
+            <w:pPr>
+              <w:spacing w:line="288" w:lineRule="auto"/>
               <w:cnfStyle w:val="000000000000" w:firstRow="0" w:lastRow="0" w:firstColumn="0" w:lastColumn="0" w:oddVBand="0" w:evenVBand="0" w:oddHBand="0" w:evenHBand="0" w:firstRowFirstColumn="0" w:firstRowLastColumn="0" w:lastRowFirstColumn="0" w:lastRowLastColumn="0"/>
               <w:rPr>
-                <w:rFonts w:cs="Arial"/>
                 <w:sz w:val="20"/>
                 <w:szCs w:val="20"/>
               </w:rPr>
@@ -2352,12 +3298,18 @@
         <w:tc>
           <w:tcPr>
             <w:tcW w:w="1097" w:type="dxa"/>
-          </w:tcPr>
-          <w:p>
-            <w:pPr>
+            <w:tcBorders>
+              <w:top w:val="single" w:sz="4" w:space="0" w:color="999999"/>
+              <w:left w:val="single" w:sz="4" w:space="0" w:color="999999"/>
+              <w:bottom w:val="single" w:sz="4" w:space="0" w:color="999999"/>
+              <w:right w:val="single" w:sz="4" w:space="0" w:color="999999"/>
+            </w:tcBorders>
+          </w:tcPr>
+          <w:p>
+            <w:pPr>
+              <w:spacing w:line="288" w:lineRule="auto"/>
               <w:cnfStyle w:val="000000000000" w:firstRow="0" w:lastRow="0" w:firstColumn="0" w:lastColumn="0" w:oddVBand="0" w:evenVBand="0" w:oddHBand="0" w:evenHBand="0" w:firstRowFirstColumn="0" w:firstRowLastColumn="0" w:lastRowFirstColumn="0" w:lastRowLastColumn="0"/>
               <w:rPr>
-                <w:rFonts w:cs="Arial"/>
                 <w:sz w:val="20"/>
                 <w:szCs w:val="20"/>
               </w:rPr>
@@ -2373,61 +3325,130 @@
           <w:tcPr>
             <w:cnfStyle w:val="001000000000" w:firstRow="0" w:lastRow="0" w:firstColumn="1" w:lastColumn="0" w:oddVBand="0" w:evenVBand="0" w:oddHBand="0" w:evenHBand="0" w:firstRowFirstColumn="0" w:firstRowLastColumn="0" w:lastRowFirstColumn="0" w:lastRowLastColumn="0"/>
             <w:tcW w:w="683" w:type="dxa"/>
-          </w:tcPr>
-          <w:p>
-            <w:pPr>
-              <w:rPr>
-                <w:rFonts w:cs="Arial"/>
-                <w:b w:val="0"/>
-                <w:sz w:val="20"/>
-                <w:szCs w:val="20"/>
-              </w:rPr>
-            </w:pPr>
-            <w:r>
-              <w:rPr>
-                <w:rFonts w:cs="Arial"/>
-                <w:b w:val="0"/>
-                <w:sz w:val="20"/>
-                <w:szCs w:val="20"/>
-              </w:rPr>
-              <w:t>TF0</w:t>
-            </w:r>
-            <w:r>
-              <w:rPr>
-                <w:rFonts w:cs="Arial"/>
-                <w:b w:val="0"/>
-                <w:sz w:val="20"/>
-                <w:szCs w:val="20"/>
-              </w:rPr>
-              <w:t>9</w:t>
+            <w:tcBorders>
+              <w:top w:val="single" w:sz="4" w:space="0" w:color="999999"/>
+              <w:left w:val="single" w:sz="4" w:space="0" w:color="999999"/>
+              <w:bottom w:val="single" w:sz="4" w:space="0" w:color="999999"/>
+              <w:right w:val="single" w:sz="4" w:space="0" w:color="999999"/>
+            </w:tcBorders>
+            <w:hideMark/>
+          </w:tcPr>
+          <w:p>
+            <w:pPr>
+              <w:spacing w:line="288" w:lineRule="auto"/>
+              <w:rPr>
+                <w:sz w:val="20"/>
+                <w:szCs w:val="20"/>
+              </w:rPr>
+            </w:pPr>
+            <w:r>
+              <w:rPr>
+                <w:sz w:val="20"/>
+                <w:szCs w:val="20"/>
+              </w:rPr>
+              <w:t>TF09</w:t>
             </w:r>
           </w:p>
         </w:tc>
         <w:tc>
           <w:tcPr>
             <w:tcW w:w="3860" w:type="dxa"/>
-          </w:tcPr>
-          <w:p>
-            <w:pPr>
+            <w:tcBorders>
+              <w:top w:val="single" w:sz="4" w:space="0" w:color="999999"/>
+              <w:left w:val="single" w:sz="4" w:space="0" w:color="999999"/>
+              <w:bottom w:val="single" w:sz="4" w:space="0" w:color="999999"/>
+              <w:right w:val="single" w:sz="4" w:space="0" w:color="999999"/>
+            </w:tcBorders>
+            <w:hideMark/>
+          </w:tcPr>
+          <w:p>
+            <w:pPr>
+              <w:spacing w:line="288" w:lineRule="auto"/>
               <w:cnfStyle w:val="000000000000" w:firstRow="0" w:lastRow="0" w:firstColumn="0" w:lastColumn="0" w:oddVBand="0" w:evenVBand="0" w:oddHBand="0" w:evenHBand="0" w:firstRowFirstColumn="0" w:firstRowLastColumn="0" w:lastRowFirstColumn="0" w:lastRowLastColumn="0"/>
               <w:rPr>
-                <w:rFonts w:cs="Arial"/>
+                <w:bCs/>
+                <w:sz w:val="20"/>
+                <w:szCs w:val="20"/>
+              </w:rPr>
+            </w:pPr>
+            <w:r>
+              <w:rPr>
                 <w:b/>
                 <w:sz w:val="20"/>
                 <w:szCs w:val="20"/>
               </w:rPr>
-            </w:pPr>
+              <w:t xml:space="preserve">Inhalt: </w:t>
+            </w:r>
+            <w:proofErr w:type="gramStart"/>
+            <w:r>
+              <w:rPr>
+                <w:bCs/>
+                <w:sz w:val="20"/>
+                <w:szCs w:val="20"/>
+              </w:rPr>
+              <w:t>Orthographie</w:t>
+            </w:r>
+            <w:proofErr w:type="gramEnd"/>
+            <w:r>
+              <w:rPr>
+                <w:bCs/>
+                <w:sz w:val="20"/>
+                <w:szCs w:val="20"/>
+              </w:rPr>
+              <w:t xml:space="preserve"> und</w:t>
+            </w:r>
+            <w:r>
+              <w:rPr>
+                <w:b/>
+                <w:sz w:val="20"/>
+                <w:szCs w:val="20"/>
+              </w:rPr>
+              <w:t xml:space="preserve"> </w:t>
+            </w:r>
+            <w:r>
+              <w:rPr>
+                <w:bCs/>
+                <w:sz w:val="20"/>
+                <w:szCs w:val="20"/>
+              </w:rPr>
+              <w:t xml:space="preserve">Grammatik: Es gibt nicht übermässig viele Rechtschreibefehler und es sind immer ganze Sätze formuliert. </w:t>
+            </w:r>
+          </w:p>
+          <w:p>
+            <w:pPr>
+              <w:spacing w:line="288" w:lineRule="auto"/>
+              <w:cnfStyle w:val="000000000000" w:firstRow="0" w:lastRow="0" w:firstColumn="0" w:lastColumn="0" w:oddVBand="0" w:evenVBand="0" w:oddHBand="0" w:evenHBand="0" w:firstRowFirstColumn="0" w:firstRowLastColumn="0" w:lastRowFirstColumn="0" w:lastRowLastColumn="0"/>
+              <w:rPr>
+                <w:b/>
+                <w:sz w:val="20"/>
+                <w:szCs w:val="20"/>
+              </w:rPr>
+            </w:pPr>
+            <w:r>
+              <w:rPr>
+                <w:bCs/>
+                <w:sz w:val="20"/>
+                <w:szCs w:val="20"/>
+              </w:rPr>
+              <w:t xml:space="preserve">Die Kontaktdaten sind korrekt. </w:t>
+            </w:r>
           </w:p>
         </w:tc>
         <w:tc>
           <w:tcPr>
             <w:tcW w:w="3039" w:type="dxa"/>
-          </w:tcPr>
-          <w:p>
-            <w:pPr>
+            <w:tcBorders>
+              <w:top w:val="single" w:sz="4" w:space="0" w:color="999999"/>
+              <w:left w:val="single" w:sz="4" w:space="0" w:color="999999"/>
+              <w:bottom w:val="single" w:sz="4" w:space="0" w:color="999999"/>
+              <w:right w:val="single" w:sz="4" w:space="0" w:color="999999"/>
+            </w:tcBorders>
+          </w:tcPr>
+          <w:p>
+            <w:pPr>
+              <w:spacing w:line="288" w:lineRule="auto"/>
               <w:cnfStyle w:val="000000000000" w:firstRow="0" w:lastRow="0" w:firstColumn="0" w:lastColumn="0" w:oddVBand="0" w:evenVBand="0" w:oddHBand="0" w:evenHBand="0" w:firstRowFirstColumn="0" w:firstRowLastColumn="0" w:lastRowFirstColumn="0" w:lastRowLastColumn="0"/>
               <w:rPr>
-                <w:rFonts w:cs="Arial"/>
                 <w:sz w:val="20"/>
                 <w:szCs w:val="20"/>
               </w:rPr>
@@ -2437,12 +3458,18 @@
         <w:tc>
           <w:tcPr>
             <w:tcW w:w="1097" w:type="dxa"/>
-          </w:tcPr>
-          <w:p>
-            <w:pPr>
+            <w:tcBorders>
+              <w:top w:val="single" w:sz="4" w:space="0" w:color="999999"/>
+              <w:left w:val="single" w:sz="4" w:space="0" w:color="999999"/>
+              <w:bottom w:val="single" w:sz="4" w:space="0" w:color="999999"/>
+              <w:right w:val="single" w:sz="4" w:space="0" w:color="999999"/>
+            </w:tcBorders>
+          </w:tcPr>
+          <w:p>
+            <w:pPr>
+              <w:spacing w:line="288" w:lineRule="auto"/>
               <w:cnfStyle w:val="000000000000" w:firstRow="0" w:lastRow="0" w:firstColumn="0" w:lastColumn="0" w:oddVBand="0" w:evenVBand="0" w:oddHBand="0" w:evenHBand="0" w:firstRowFirstColumn="0" w:firstRowLastColumn="0" w:lastRowFirstColumn="0" w:lastRowLastColumn="0"/>
               <w:rPr>
-                <w:rFonts w:cs="Arial"/>
                 <w:sz w:val="20"/>
                 <w:szCs w:val="20"/>
               </w:rPr>
@@ -2452,12 +3479,18 @@
         <w:tc>
           <w:tcPr>
             <w:tcW w:w="1097" w:type="dxa"/>
-          </w:tcPr>
-          <w:p>
-            <w:pPr>
+            <w:tcBorders>
+              <w:top w:val="single" w:sz="4" w:space="0" w:color="999999"/>
+              <w:left w:val="single" w:sz="4" w:space="0" w:color="999999"/>
+              <w:bottom w:val="single" w:sz="4" w:space="0" w:color="999999"/>
+              <w:right w:val="single" w:sz="4" w:space="0" w:color="999999"/>
+            </w:tcBorders>
+          </w:tcPr>
+          <w:p>
+            <w:pPr>
+              <w:spacing w:line="288" w:lineRule="auto"/>
               <w:cnfStyle w:val="000000000000" w:firstRow="0" w:lastRow="0" w:firstColumn="0" w:lastColumn="0" w:oddVBand="0" w:evenVBand="0" w:oddHBand="0" w:evenHBand="0" w:firstRowFirstColumn="0" w:firstRowLastColumn="0" w:lastRowFirstColumn="0" w:lastRowLastColumn="0"/>
               <w:rPr>
-                <w:rFonts w:cs="Arial"/>
                 <w:sz w:val="20"/>
                 <w:szCs w:val="20"/>
               </w:rPr>
@@ -2473,70 +3506,102 @@
           <w:tcPr>
             <w:cnfStyle w:val="001000000000" w:firstRow="0" w:lastRow="0" w:firstColumn="1" w:lastColumn="0" w:oddVBand="0" w:evenVBand="0" w:oddHBand="0" w:evenHBand="0" w:firstRowFirstColumn="0" w:firstRowLastColumn="0" w:lastRowFirstColumn="0" w:lastRowLastColumn="0"/>
             <w:tcW w:w="683" w:type="dxa"/>
-          </w:tcPr>
-          <w:p>
-            <w:pPr>
-              <w:rPr>
-                <w:rFonts w:cs="Arial"/>
-                <w:b w:val="0"/>
-                <w:sz w:val="20"/>
-                <w:szCs w:val="20"/>
-              </w:rPr>
-            </w:pPr>
-            <w:r>
-              <w:rPr>
-                <w:rFonts w:cs="Arial"/>
-                <w:b w:val="0"/>
-                <w:sz w:val="20"/>
-                <w:szCs w:val="20"/>
-              </w:rPr>
-              <w:t>TF</w:t>
-            </w:r>
-            <w:r>
-              <w:rPr>
-                <w:rFonts w:cs="Arial"/>
-                <w:b w:val="0"/>
-                <w:sz w:val="20"/>
-                <w:szCs w:val="20"/>
-              </w:rPr>
-              <w:t>1</w:t>
-            </w:r>
-            <w:r>
-              <w:rPr>
-                <w:rFonts w:cs="Arial"/>
-                <w:b w:val="0"/>
-                <w:sz w:val="20"/>
-                <w:szCs w:val="20"/>
-              </w:rPr>
-              <w:t>0</w:t>
+            <w:tcBorders>
+              <w:top w:val="single" w:sz="4" w:space="0" w:color="999999"/>
+              <w:left w:val="single" w:sz="4" w:space="0" w:color="999999"/>
+              <w:bottom w:val="single" w:sz="4" w:space="0" w:color="999999"/>
+              <w:right w:val="single" w:sz="4" w:space="0" w:color="999999"/>
+            </w:tcBorders>
+            <w:hideMark/>
+          </w:tcPr>
+          <w:p>
+            <w:pPr>
+              <w:spacing w:line="288" w:lineRule="auto"/>
+              <w:rPr>
+                <w:sz w:val="20"/>
+                <w:szCs w:val="20"/>
+              </w:rPr>
+            </w:pPr>
+            <w:r>
+              <w:rPr>
+                <w:sz w:val="20"/>
+                <w:szCs w:val="20"/>
+              </w:rPr>
+              <w:t>TF10</w:t>
             </w:r>
           </w:p>
         </w:tc>
         <w:tc>
           <w:tcPr>
             <w:tcW w:w="3860" w:type="dxa"/>
-          </w:tcPr>
-          <w:p>
-            <w:pPr>
+            <w:tcBorders>
+              <w:top w:val="single" w:sz="4" w:space="0" w:color="999999"/>
+              <w:left w:val="single" w:sz="4" w:space="0" w:color="999999"/>
+              <w:bottom w:val="single" w:sz="4" w:space="0" w:color="999999"/>
+              <w:right w:val="single" w:sz="4" w:space="0" w:color="999999"/>
+            </w:tcBorders>
+            <w:hideMark/>
+          </w:tcPr>
+          <w:p>
+            <w:pPr>
+              <w:spacing w:line="288" w:lineRule="auto"/>
               <w:cnfStyle w:val="000000000000" w:firstRow="0" w:lastRow="0" w:firstColumn="0" w:lastColumn="0" w:oddVBand="0" w:evenVBand="0" w:oddHBand="0" w:evenHBand="0" w:firstRowFirstColumn="0" w:firstRowLastColumn="0" w:lastRowFirstColumn="0" w:lastRowLastColumn="0"/>
               <w:rPr>
-                <w:rFonts w:cs="Arial"/>
+                <w:bCs/>
+                <w:sz w:val="20"/>
+                <w:szCs w:val="20"/>
+              </w:rPr>
+            </w:pPr>
+            <w:r>
+              <w:rPr>
                 <w:b/>
                 <w:sz w:val="20"/>
                 <w:szCs w:val="20"/>
               </w:rPr>
-            </w:pPr>
+              <w:t xml:space="preserve">Exploratives </w:t>
+            </w:r>
+            <w:proofErr w:type="spellStart"/>
+            <w:r>
+              <w:rPr>
+                <w:b/>
+                <w:sz w:val="20"/>
+                <w:szCs w:val="20"/>
+              </w:rPr>
+              <w:t>Testing</w:t>
+            </w:r>
+            <w:proofErr w:type="spellEnd"/>
+            <w:r>
+              <w:rPr>
+                <w:b/>
+                <w:sz w:val="20"/>
+                <w:szCs w:val="20"/>
+              </w:rPr>
+              <w:t xml:space="preserve">: </w:t>
+            </w:r>
+            <w:r>
+              <w:rPr>
+                <w:sz w:val="20"/>
+                <w:szCs w:val="20"/>
+              </w:rPr>
+              <w:t xml:space="preserve">Eine andere Person ausserhalb des Projektteams testet die Webseite und gibt Feedback.  </w:t>
+            </w:r>
           </w:p>
         </w:tc>
         <w:tc>
           <w:tcPr>
             <w:tcW w:w="3039" w:type="dxa"/>
-          </w:tcPr>
-          <w:p>
-            <w:pPr>
+            <w:tcBorders>
+              <w:top w:val="single" w:sz="4" w:space="0" w:color="999999"/>
+              <w:left w:val="single" w:sz="4" w:space="0" w:color="999999"/>
+              <w:bottom w:val="single" w:sz="4" w:space="0" w:color="999999"/>
+              <w:right w:val="single" w:sz="4" w:space="0" w:color="999999"/>
+            </w:tcBorders>
+          </w:tcPr>
+          <w:p>
+            <w:pPr>
+              <w:spacing w:line="288" w:lineRule="auto"/>
               <w:cnfStyle w:val="000000000000" w:firstRow="0" w:lastRow="0" w:firstColumn="0" w:lastColumn="0" w:oddVBand="0" w:evenVBand="0" w:oddHBand="0" w:evenHBand="0" w:firstRowFirstColumn="0" w:firstRowLastColumn="0" w:lastRowFirstColumn="0" w:lastRowLastColumn="0"/>
               <w:rPr>
-                <w:rFonts w:cs="Arial"/>
                 <w:sz w:val="20"/>
                 <w:szCs w:val="20"/>
               </w:rPr>
@@ -2546,12 +3611,18 @@
         <w:tc>
           <w:tcPr>
             <w:tcW w:w="1097" w:type="dxa"/>
-          </w:tcPr>
-          <w:p>
-            <w:pPr>
+            <w:tcBorders>
+              <w:top w:val="single" w:sz="4" w:space="0" w:color="999999"/>
+              <w:left w:val="single" w:sz="4" w:space="0" w:color="999999"/>
+              <w:bottom w:val="single" w:sz="4" w:space="0" w:color="999999"/>
+              <w:right w:val="single" w:sz="4" w:space="0" w:color="999999"/>
+            </w:tcBorders>
+          </w:tcPr>
+          <w:p>
+            <w:pPr>
+              <w:spacing w:line="288" w:lineRule="auto"/>
               <w:cnfStyle w:val="000000000000" w:firstRow="0" w:lastRow="0" w:firstColumn="0" w:lastColumn="0" w:oddVBand="0" w:evenVBand="0" w:oddHBand="0" w:evenHBand="0" w:firstRowFirstColumn="0" w:firstRowLastColumn="0" w:lastRowFirstColumn="0" w:lastRowLastColumn="0"/>
               <w:rPr>
-                <w:rFonts w:cs="Arial"/>
                 <w:sz w:val="20"/>
                 <w:szCs w:val="20"/>
               </w:rPr>
@@ -2561,221 +3632,18 @@
         <w:tc>
           <w:tcPr>
             <w:tcW w:w="1097" w:type="dxa"/>
-          </w:tcPr>
-          <w:p>
-            <w:pPr>
+            <w:tcBorders>
+              <w:top w:val="single" w:sz="4" w:space="0" w:color="999999"/>
+              <w:left w:val="single" w:sz="4" w:space="0" w:color="999999"/>
+              <w:bottom w:val="single" w:sz="4" w:space="0" w:color="999999"/>
+              <w:right w:val="single" w:sz="4" w:space="0" w:color="999999"/>
+            </w:tcBorders>
+          </w:tcPr>
+          <w:p>
+            <w:pPr>
+              <w:spacing w:line="288" w:lineRule="auto"/>
               <w:cnfStyle w:val="000000000000" w:firstRow="0" w:lastRow="0" w:firstColumn="0" w:lastColumn="0" w:oddVBand="0" w:evenVBand="0" w:oddHBand="0" w:evenHBand="0" w:firstRowFirstColumn="0" w:firstRowLastColumn="0" w:lastRowFirstColumn="0" w:lastRowLastColumn="0"/>
               <w:rPr>
-                <w:rFonts w:cs="Arial"/>
-                <w:sz w:val="20"/>
-                <w:szCs w:val="20"/>
-              </w:rPr>
-            </w:pPr>
-          </w:p>
-        </w:tc>
-      </w:tr>
-      <w:tr>
-        <w:trPr>
-          <w:trHeight w:val="659"/>
-        </w:trPr>
-        <w:tc>
-          <w:tcPr>
-            <w:cnfStyle w:val="001000000000" w:firstRow="0" w:lastRow="0" w:firstColumn="1" w:lastColumn="0" w:oddVBand="0" w:evenVBand="0" w:oddHBand="0" w:evenHBand="0" w:firstRowFirstColumn="0" w:firstRowLastColumn="0" w:lastRowFirstColumn="0" w:lastRowLastColumn="0"/>
-            <w:tcW w:w="683" w:type="dxa"/>
-          </w:tcPr>
-          <w:p>
-            <w:pPr>
-              <w:rPr>
-                <w:rFonts w:cs="Arial"/>
-                <w:b w:val="0"/>
-                <w:sz w:val="20"/>
-                <w:szCs w:val="20"/>
-              </w:rPr>
-            </w:pPr>
-            <w:r>
-              <w:rPr>
-                <w:rFonts w:cs="Arial"/>
-                <w:b w:val="0"/>
-                <w:sz w:val="20"/>
-                <w:szCs w:val="20"/>
-              </w:rPr>
-              <w:t>T</w:t>
-            </w:r>
-            <w:r>
-              <w:rPr>
-                <w:rFonts w:cs="Arial"/>
-                <w:b w:val="0"/>
-                <w:sz w:val="20"/>
-                <w:szCs w:val="20"/>
-              </w:rPr>
-              <w:t>F</w:t>
-            </w:r>
-            <w:r>
-              <w:rPr>
-                <w:rFonts w:cs="Arial"/>
-                <w:b w:val="0"/>
-                <w:sz w:val="20"/>
-                <w:szCs w:val="20"/>
-              </w:rPr>
-              <w:t>11</w:t>
-            </w:r>
-          </w:p>
-        </w:tc>
-        <w:tc>
-          <w:tcPr>
-            <w:tcW w:w="3860" w:type="dxa"/>
-          </w:tcPr>
-          <w:p>
-            <w:pPr>
-              <w:cnfStyle w:val="000000000000" w:firstRow="0" w:lastRow="0" w:firstColumn="0" w:lastColumn="0" w:oddVBand="0" w:evenVBand="0" w:oddHBand="0" w:evenHBand="0" w:firstRowFirstColumn="0" w:firstRowLastColumn="0" w:lastRowFirstColumn="0" w:lastRowLastColumn="0"/>
-              <w:rPr>
-                <w:rFonts w:cs="Arial"/>
-                <w:b/>
-                <w:sz w:val="20"/>
-                <w:szCs w:val="20"/>
-              </w:rPr>
-            </w:pPr>
-          </w:p>
-        </w:tc>
-        <w:tc>
-          <w:tcPr>
-            <w:tcW w:w="3039" w:type="dxa"/>
-          </w:tcPr>
-          <w:p>
-            <w:pPr>
-              <w:cnfStyle w:val="000000000000" w:firstRow="0" w:lastRow="0" w:firstColumn="0" w:lastColumn="0" w:oddVBand="0" w:evenVBand="0" w:oddHBand="0" w:evenHBand="0" w:firstRowFirstColumn="0" w:firstRowLastColumn="0" w:lastRowFirstColumn="0" w:lastRowLastColumn="0"/>
-              <w:rPr>
-                <w:rFonts w:cs="Arial"/>
-                <w:sz w:val="20"/>
-                <w:szCs w:val="20"/>
-              </w:rPr>
-            </w:pPr>
-          </w:p>
-        </w:tc>
-        <w:tc>
-          <w:tcPr>
-            <w:tcW w:w="1097" w:type="dxa"/>
-          </w:tcPr>
-          <w:p>
-            <w:pPr>
-              <w:cnfStyle w:val="000000000000" w:firstRow="0" w:lastRow="0" w:firstColumn="0" w:lastColumn="0" w:oddVBand="0" w:evenVBand="0" w:oddHBand="0" w:evenHBand="0" w:firstRowFirstColumn="0" w:firstRowLastColumn="0" w:lastRowFirstColumn="0" w:lastRowLastColumn="0"/>
-              <w:rPr>
-                <w:rFonts w:cs="Arial"/>
-                <w:sz w:val="20"/>
-                <w:szCs w:val="20"/>
-              </w:rPr>
-            </w:pPr>
-          </w:p>
-        </w:tc>
-        <w:tc>
-          <w:tcPr>
-            <w:tcW w:w="1097" w:type="dxa"/>
-          </w:tcPr>
-          <w:p>
-            <w:pPr>
-              <w:cnfStyle w:val="000000000000" w:firstRow="0" w:lastRow="0" w:firstColumn="0" w:lastColumn="0" w:oddVBand="0" w:evenVBand="0" w:oddHBand="0" w:evenHBand="0" w:firstRowFirstColumn="0" w:firstRowLastColumn="0" w:lastRowFirstColumn="0" w:lastRowLastColumn="0"/>
-              <w:rPr>
-                <w:rFonts w:cs="Arial"/>
-                <w:sz w:val="20"/>
-                <w:szCs w:val="20"/>
-              </w:rPr>
-            </w:pPr>
-          </w:p>
-        </w:tc>
-      </w:tr>
-      <w:tr>
-        <w:trPr>
-          <w:trHeight w:val="659"/>
-        </w:trPr>
-        <w:tc>
-          <w:tcPr>
-            <w:cnfStyle w:val="001000000000" w:firstRow="0" w:lastRow="0" w:firstColumn="1" w:lastColumn="0" w:oddVBand="0" w:evenVBand="0" w:oddHBand="0" w:evenHBand="0" w:firstRowFirstColumn="0" w:firstRowLastColumn="0" w:lastRowFirstColumn="0" w:lastRowLastColumn="0"/>
-            <w:tcW w:w="683" w:type="dxa"/>
-          </w:tcPr>
-          <w:p>
-            <w:pPr>
-              <w:rPr>
-                <w:rFonts w:cs="Arial"/>
-                <w:b w:val="0"/>
-                <w:sz w:val="20"/>
-                <w:szCs w:val="20"/>
-              </w:rPr>
-            </w:pPr>
-            <w:r>
-              <w:rPr>
-                <w:rFonts w:cs="Arial"/>
-                <w:b w:val="0"/>
-                <w:sz w:val="20"/>
-                <w:szCs w:val="20"/>
-              </w:rPr>
-              <w:t>TF1</w:t>
-            </w:r>
-            <w:r>
-              <w:rPr>
-                <w:rFonts w:cs="Arial"/>
-                <w:b w:val="0"/>
-                <w:sz w:val="20"/>
-                <w:szCs w:val="20"/>
-              </w:rPr>
-              <w:t>2</w:t>
-            </w:r>
-          </w:p>
-        </w:tc>
-        <w:tc>
-          <w:tcPr>
-            <w:tcW w:w="3860" w:type="dxa"/>
-          </w:tcPr>
-          <w:p>
-            <w:pPr>
-              <w:cnfStyle w:val="000000000000" w:firstRow="0" w:lastRow="0" w:firstColumn="0" w:lastColumn="0" w:oddVBand="0" w:evenVBand="0" w:oddHBand="0" w:evenHBand="0" w:firstRowFirstColumn="0" w:firstRowLastColumn="0" w:lastRowFirstColumn="0" w:lastRowLastColumn="0"/>
-              <w:rPr>
-                <w:rFonts w:cs="Arial"/>
-                <w:b/>
-                <w:sz w:val="20"/>
-                <w:szCs w:val="20"/>
-              </w:rPr>
-            </w:pPr>
-          </w:p>
-        </w:tc>
-        <w:tc>
-          <w:tcPr>
-            <w:tcW w:w="3039" w:type="dxa"/>
-          </w:tcPr>
-          <w:p>
-            <w:pPr>
-              <w:cnfStyle w:val="000000000000" w:firstRow="0" w:lastRow="0" w:firstColumn="0" w:lastColumn="0" w:oddVBand="0" w:evenVBand="0" w:oddHBand="0" w:evenHBand="0" w:firstRowFirstColumn="0" w:firstRowLastColumn="0" w:lastRowFirstColumn="0" w:lastRowLastColumn="0"/>
-              <w:rPr>
-                <w:rFonts w:cs="Arial"/>
-                <w:sz w:val="20"/>
-                <w:szCs w:val="20"/>
-              </w:rPr>
-            </w:pPr>
-          </w:p>
-        </w:tc>
-        <w:tc>
-          <w:tcPr>
-            <w:tcW w:w="1097" w:type="dxa"/>
-          </w:tcPr>
-          <w:p>
-            <w:pPr>
-              <w:cnfStyle w:val="000000000000" w:firstRow="0" w:lastRow="0" w:firstColumn="0" w:lastColumn="0" w:oddVBand="0" w:evenVBand="0" w:oddHBand="0" w:evenHBand="0" w:firstRowFirstColumn="0" w:firstRowLastColumn="0" w:lastRowFirstColumn="0" w:lastRowLastColumn="0"/>
-              <w:rPr>
-                <w:rFonts w:cs="Arial"/>
-                <w:sz w:val="20"/>
-                <w:szCs w:val="20"/>
-              </w:rPr>
-            </w:pPr>
-          </w:p>
-        </w:tc>
-        <w:tc>
-          <w:tcPr>
-            <w:tcW w:w="1097" w:type="dxa"/>
-          </w:tcPr>
-          <w:p>
-            <w:pPr>
-              <w:cnfStyle w:val="000000000000" w:firstRow="0" w:lastRow="0" w:firstColumn="0" w:lastColumn="0" w:oddVBand="0" w:evenVBand="0" w:oddHBand="0" w:evenHBand="0" w:firstRowFirstColumn="0" w:firstRowLastColumn="0" w:lastRowFirstColumn="0" w:lastRowLastColumn="0"/>
-              <w:rPr>
-                <w:rFonts w:cs="Arial"/>
                 <w:sz w:val="20"/>
                 <w:szCs w:val="20"/>
               </w:rPr>
@@ -2787,12 +3655,18 @@
     <w:p>
       <w:pPr>
         <w:rPr>
-          <w:rFonts w:cs="Arial"/>
+          <w:sz w:val="20"/>
+          <w:szCs w:val="20"/>
         </w:rPr>
       </w:pPr>
-      <w:r>
-        <w:br w:type="page"/>
-      </w:r>
+    </w:p>
+    <w:p>
+      <w:pPr>
+        <w:rPr>
+          <w:sz w:val="20"/>
+          <w:szCs w:val="20"/>
+        </w:rPr>
+      </w:pPr>
     </w:p>
     <w:sectPr>
       <w:endnotePr>
@@ -2808,7 +3682,7 @@
 </file>
 
 <file path=word/numbering.xml><?xml version="1.0" encoding="utf-8"?>
-<w:numbering xmlns:wpc="http://schemas.microsoft.com/office/word/2010/wordprocessingCanvas" xmlns:cx="http://schemas.microsoft.com/office/drawing/2014/chartex" xmlns:cx1="http://schemas.microsoft.com/office/drawing/2015/9/8/chartex" xmlns:cx2="http://schemas.microsoft.com/office/drawing/2015/10/21/chartex" xmlns:cx3="http://schemas.microsoft.com/office/drawing/2016/5/9/chartex" xmlns:cx4="http://schemas.microsoft.com/office/drawing/2016/5/10/chartex" xmlns:cx5="http://schemas.microsoft.com/office/drawing/2016/5/11/chartex" xmlns:cx6="http://schemas.microsoft.com/office/drawing/2016/5/12/chartex" xmlns:cx7="http://schemas.microsoft.com/office/drawing/2016/5/13/chartex" xmlns:cx8="http://schemas.microsoft.com/office/drawing/2016/5/14/chartex" xmlns:mc="http://schemas.openxmlformats.org/markup-compatibility/2006" xmlns:aink="http://schemas.microsoft.com/office/drawing/2016/ink" xmlns:am3d="http://schemas.microsoft.com/office/drawing/2017/model3d" xmlns:o="urn:schemas-microsoft-com:office:office" xmlns:oel="http://schemas.microsoft.com/office/2019/extlst" xmlns:r="http://schemas.openxmlformats.org/officeDocument/2006/relationships" xmlns:m="http://schemas.openxmlformats.org/officeDocument/2006/math" xmlns:v="urn:schemas-microsoft-com:vml" xmlns:wp14="http://schemas.microsoft.com/office/word/2010/wordprocessingDrawing" xmlns:wp="http://schemas.openxmlformats.org/drawingml/2006/wordprocessingDrawing" xmlns:w10="urn:schemas-microsoft-com:office:word" xmlns:w="http://schemas.openxmlformats.org/wordprocessingml/2006/main" xmlns:w14="http://schemas.microsoft.com/office/word/2010/wordml" xmlns:w15="http://schemas.microsoft.com/office/word/2012/wordml" xmlns:w16cei="http://schemas.microsoft.com/office/word/2026/wordml/cei" xmlns:w16cex="http://schemas.microsoft.com/office/word/2018/wordml/cex" xmlns:w16cid="http://schemas.microsoft.com/office/word/2016/wordml/cid" xmlns:w16="http://schemas.microsoft.com/office/word/2018/wordml" xmlns:w16du="http://schemas.microsoft.com/office/word/2023/wordml/word16du" xmlns:w16sdtdh="http://schemas.microsoft.com/office/word/2020/wordml/sdtdatahash" xmlns:w16sdtfl="http://schemas.microsoft.com/office/word/2024/wordml/sdtformatlock" xmlns:w16se="http://schemas.microsoft.com/office/word/2015/wordml/symex" xmlns:wpg="http://schemas.microsoft.com/office/word/2010/wordprocessingGroup" xmlns:wpi="http://schemas.microsoft.com/office/word/2010/wordprocessingInk" xmlns:wne="http://schemas.microsoft.com/office/word/2006/wordml" xmlns:wps="http://schemas.microsoft.com/office/word/2010/wordprocessingShape" mc:Ignorable="w14 w15 w16se w16cid w16 w16cex w16sdtdh w16sdtfl w16du wp14">
+<w:numbering xmlns:wpc="http://schemas.microsoft.com/office/word/2010/wordprocessingCanvas" xmlns:cx="http://schemas.microsoft.com/office/drawing/2014/chartex" xmlns:cx1="http://schemas.microsoft.com/office/drawing/2015/9/8/chartex" xmlns:cx2="http://schemas.microsoft.com/office/drawing/2015/10/21/chartex" xmlns:cx3="http://schemas.microsoft.com/office/drawing/2016/5/9/chartex" xmlns:cx4="http://schemas.microsoft.com/office/drawing/2016/5/10/chartex" xmlns:cx5="http://schemas.microsoft.com/office/drawing/2016/5/11/chartex" xmlns:cx6="http://schemas.microsoft.com/office/drawing/2016/5/12/chartex" xmlns:cx7="http://schemas.microsoft.com/office/drawing/2016/5/13/chartex" xmlns:cx8="http://schemas.microsoft.com/office/drawing/2016/5/14/chartex" xmlns:mc="http://schemas.openxmlformats.org/markup-compatibility/2006" xmlns:aink="http://schemas.microsoft.com/office/drawing/2016/ink" xmlns:am3d="http://schemas.microsoft.com/office/drawing/2017/model3d" xmlns:o="urn:schemas-microsoft-com:office:office" xmlns:oel="http://schemas.microsoft.com/office/2019/extlst" xmlns:r="http://schemas.openxmlformats.org/officeDocument/2006/relationships" xmlns:m="http://schemas.openxmlformats.org/officeDocument/2006/math" xmlns:v="urn:schemas-microsoft-com:vml" xmlns:wp14="http://schemas.microsoft.com/office/word/2010/wordprocessingDrawing" xmlns:wp="http://schemas.openxmlformats.org/drawingml/2006/wordprocessingDrawing" xmlns:w10="urn:schemas-microsoft-com:office:word" xmlns:w="http://schemas.openxmlformats.org/wordprocessingml/2006/main" xmlns:w14="http://schemas.microsoft.com/office/word/2010/wordml" xmlns:w15="http://schemas.microsoft.com/office/word/2012/wordml" xmlns:w16cex="http://schemas.microsoft.com/office/word/2018/wordml/cex" xmlns:w16cid="http://schemas.microsoft.com/office/word/2016/wordml/cid" xmlns:w16="http://schemas.microsoft.com/office/word/2018/wordml" xmlns:w16du="http://schemas.microsoft.com/office/word/2023/wordml/word16du" xmlns:w16sdtdh="http://schemas.microsoft.com/office/word/2020/wordml/sdtdatahash" xmlns:w16sdtfl="http://schemas.microsoft.com/office/word/2024/wordml/sdtformatlock" xmlns:w16se="http://schemas.microsoft.com/office/word/2015/wordml/symex" xmlns:wpg="http://schemas.microsoft.com/office/word/2010/wordprocessingGroup" xmlns:wpi="http://schemas.microsoft.com/office/word/2010/wordprocessingInk" xmlns:wne="http://schemas.microsoft.com/office/word/2006/wordml" xmlns:wps="http://schemas.microsoft.com/office/word/2010/wordprocessingShape" mc:Ignorable="w14 w15 w16se w16cid w16 w16cex w16sdtdh w16sdtfl w16du wp14">
   <w:abstractNum w:abstractNumId="0" w15:restartNumberingAfterBreak="0">
     <w:nsid w:val="30F74095"/>
     <w:multiLevelType w:val="hybridMultilevel"/>
@@ -3933,6 +4807,38 @@
       <w:contextualSpacing/>
     </w:pPr>
   </w:style>
+  <w:style w:type="character" w:styleId="Hyperlink">
+    <w:name w:val="Hyperlink"/>
+    <w:basedOn w:val="Absatz-Standardschriftart"/>
+    <w:uiPriority w:val="99"/>
+    <w:rsid w:val="00A128F1"/>
+    <w:rPr>
+      <w:color w:val="0000FF" w:themeColor="hyperlink"/>
+      <w:u w:val="single"/>
+    </w:rPr>
+  </w:style>
+  <w:style w:type="character" w:styleId="NichtaufgelsteErwhnung">
+    <w:name w:val="Unresolved Mention"/>
+    <w:basedOn w:val="Absatz-Standardschriftart"/>
+    <w:uiPriority w:val="99"/>
+    <w:semiHidden/>
+    <w:unhideWhenUsed/>
+    <w:rsid w:val="00A128F1"/>
+    <w:rPr>
+      <w:color w:val="605E5C"/>
+      <w:shd w:val="clear" w:color="auto" w:fill="E1DFDD"/>
+    </w:rPr>
+  </w:style>
+  <w:style w:type="character" w:styleId="BesuchterLink">
+    <w:name w:val="FollowedHyperlink"/>
+    <w:basedOn w:val="Absatz-Standardschriftart"/>
+    <w:uiPriority w:val="99"/>
+    <w:rsid w:val="0033523B"/>
+    <w:rPr>
+      <w:color w:val="800080" w:themeColor="followedHyperlink"/>
+      <w:u w:val="single"/>
+    </w:rPr>
+  </w:style>
 </w:styles>
 </file>
 

--- a/Konzept/Konzept_Lorin_Levin.docx
+++ b/Konzept/Konzept_Lorin_Levin.docx
@@ -227,13 +227,8 @@
         <w:pStyle w:val="Listenabsatz"/>
       </w:pPr>
       <w:r>
-        <w:t xml:space="preserve">Levin hat gesagt er braucht noch einen Webshop für seine </w:t>
-      </w:r>
-      <w:proofErr w:type="gramStart"/>
-      <w:r>
-        <w:t>Kleidermarke(</w:t>
-      </w:r>
-      <w:proofErr w:type="gramEnd"/>
+        <w:t>Levin hat gesagt er braucht noch einen Webshop für seine Kleidermarke(</w:t>
+      </w:r>
       <w:r>
         <w:rPr>
           <w:rFonts w:cs="Arial"/>
@@ -241,15 +236,7 @@
         <w:t>Cantonilli</w:t>
       </w:r>
       <w:r>
-        <w:t xml:space="preserve">) und darum nutzen wir diese Möglichkeit diesen in den 3 </w:t>
-      </w:r>
-      <w:proofErr w:type="gramStart"/>
-      <w:r>
-        <w:t>Tagen</w:t>
-      </w:r>
-      <w:proofErr w:type="gramEnd"/>
-      <w:r>
-        <w:t xml:space="preserve"> die wir haben zu machen.</w:t>
+        <w:t>) und darum nutzen wir diese Möglichkeit diesen in den 3 Tagen die wir haben zu machen.</w:t>
       </w:r>
     </w:p>
     <w:p>
@@ -295,15 +282,7 @@
         <w:t xml:space="preserve"> </w:t>
       </w:r>
       <w:r>
-        <w:t xml:space="preserve">und beschreibt für mindestens zwei Konkurrenten, was sie besonders gut oder auch besonders schlecht </w:t>
-      </w:r>
-      <w:proofErr w:type="gramStart"/>
-      <w:r>
-        <w:t>machen</w:t>
-      </w:r>
-      <w:proofErr w:type="gramEnd"/>
-      <w:r>
-        <w:t xml:space="preserve"> auf/mit ihrer Webseite. </w:t>
+        <w:t xml:space="preserve">und beschreibt für mindestens zwei Konkurrenten, was sie besonders gut oder auch besonders schlecht machen auf/mit ihrer Webseite. </w:t>
       </w:r>
     </w:p>
     <w:p>
@@ -321,63 +300,17 @@
     <w:p>
       <w:pPr>
         <w:pStyle w:val="Listenabsatz"/>
+        <w:rPr>
+          <w:lang w:val="en-GB"/>
+        </w:rPr>
       </w:pPr>
       <w:hyperlink r:id="rId5" w:history="1">
         <w:r>
           <w:rPr>
             <w:rStyle w:val="Hyperlink"/>
+            <w:lang w:val="en-GB"/>
           </w:rPr>
-          <w:t>I Pai</w:t>
-        </w:r>
-        <w:r>
-          <w:rPr>
-            <w:rStyle w:val="Hyperlink"/>
-          </w:rPr>
-          <w:t>d</w:t>
-        </w:r>
-        <w:r>
-          <w:rPr>
-            <w:rStyle w:val="Hyperlink"/>
-          </w:rPr>
-          <w:t xml:space="preserve"> x</w:t>
-        </w:r>
-        <w:r>
-          <w:rPr>
-            <w:rStyle w:val="Hyperlink"/>
-          </w:rPr>
-          <w:t xml:space="preserve"> </w:t>
-        </w:r>
-        <w:r>
-          <w:rPr>
-            <w:rStyle w:val="Hyperlink"/>
-          </w:rPr>
-          <w:t xml:space="preserve">for </w:t>
-        </w:r>
-        <w:proofErr w:type="spellStart"/>
-        <w:r>
-          <w:rPr>
-            <w:rStyle w:val="Hyperlink"/>
-          </w:rPr>
-          <w:t>this</w:t>
-        </w:r>
-        <w:proofErr w:type="spellEnd"/>
-        <w:r>
-          <w:rPr>
-            <w:rStyle w:val="Hyperlink"/>
-          </w:rPr>
-          <w:t xml:space="preserve"> </w:t>
-        </w:r>
-        <w:r>
-          <w:rPr>
-            <w:rStyle w:val="Hyperlink"/>
-          </w:rPr>
-          <w:t>S</w:t>
-        </w:r>
-        <w:r>
-          <w:rPr>
-            <w:rStyle w:val="Hyperlink"/>
-          </w:rPr>
-          <w:t>hirt</w:t>
+          <w:t>I Paid x for this Shirt</w:t>
         </w:r>
       </w:hyperlink>
     </w:p>
@@ -390,19 +323,7 @@
           <w:rPr>
             <w:rStyle w:val="Hyperlink"/>
           </w:rPr>
-          <w:t>Dood</w:t>
-        </w:r>
-        <w:r>
-          <w:rPr>
-            <w:rStyle w:val="Hyperlink"/>
-          </w:rPr>
-          <w:t>a</w:t>
-        </w:r>
-        <w:r>
-          <w:rPr>
-            <w:rStyle w:val="Hyperlink"/>
-          </w:rPr>
-          <w:t>h</w:t>
+          <w:t>Doodah</w:t>
         </w:r>
       </w:hyperlink>
     </w:p>
@@ -949,79 +870,15 @@
                 <w:i/>
                 <w:iCs/>
               </w:rPr>
-              <w:t xml:space="preserve">Bar. Der eigentliche Inhalt kommt erst unter der Nav-Bar und wird aus einem «Drehkarussel» bestehen bei dem man sich durch die Produkteauswahl klicken kann. Ganz unten an der Website kommt ein Footer mit </w:t>
-            </w:r>
-            <w:proofErr w:type="spellStart"/>
+              <w:t>Bar. Der eigentliche Inhalt kommt erst unter der Nav-Bar und wird aus einem «Drehkarussel» bestehen bei dem man sich durch die Produkteauswahl klicken kann. Ganz unten an der Website kommt ein Footer mit terms &amp; conditions, privacy</w:t>
+            </w:r>
             <w:r>
               <w:rPr>
                 <w:rFonts w:cs="Arial"/>
                 <w:i/>
                 <w:iCs/>
               </w:rPr>
-              <w:t>terms</w:t>
-            </w:r>
-            <w:proofErr w:type="spellEnd"/>
-            <w:r>
-              <w:rPr>
-                <w:rFonts w:cs="Arial"/>
-                <w:i/>
-                <w:iCs/>
-              </w:rPr>
-              <w:t xml:space="preserve"> &amp; </w:t>
-            </w:r>
-            <w:proofErr w:type="spellStart"/>
-            <w:r>
-              <w:rPr>
-                <w:rFonts w:cs="Arial"/>
-                <w:i/>
-                <w:iCs/>
-              </w:rPr>
-              <w:t>conditions</w:t>
-            </w:r>
-            <w:proofErr w:type="spellEnd"/>
-            <w:r>
-              <w:rPr>
-                <w:rFonts w:cs="Arial"/>
-                <w:i/>
-                <w:iCs/>
-              </w:rPr>
-              <w:t xml:space="preserve">, </w:t>
-            </w:r>
-            <w:proofErr w:type="spellStart"/>
-            <w:r>
-              <w:rPr>
-                <w:rFonts w:cs="Arial"/>
-                <w:i/>
-                <w:iCs/>
-              </w:rPr>
-              <w:t>privacy</w:t>
-            </w:r>
-            <w:proofErr w:type="spellEnd"/>
-            <w:r>
-              <w:rPr>
-                <w:rFonts w:cs="Arial"/>
-                <w:i/>
-                <w:iCs/>
-              </w:rPr>
-              <w:t xml:space="preserve"> und </w:t>
-            </w:r>
-            <w:proofErr w:type="spellStart"/>
-            <w:r>
-              <w:rPr>
-                <w:rFonts w:cs="Arial"/>
-                <w:i/>
-                <w:iCs/>
-              </w:rPr>
-              <w:t>contact</w:t>
-            </w:r>
-            <w:proofErr w:type="spellEnd"/>
-            <w:r>
-              <w:rPr>
-                <w:rFonts w:cs="Arial"/>
-                <w:i/>
-                <w:iCs/>
-              </w:rPr>
-              <w:t>.</w:t>
+              <w:t xml:space="preserve"> und contact.</w:t>
             </w:r>
           </w:p>
         </w:tc>
@@ -1718,16 +1575,8 @@
                               <w:rPr>
                                 <w:lang w:val="de-DE"/>
                               </w:rPr>
-                              <w:t xml:space="preserve">About </w:t>
+                              <w:t>About us</w:t>
                             </w:r>
-                            <w:proofErr w:type="spellStart"/>
-                            <w:r>
-                              <w:rPr>
-                                <w:lang w:val="de-DE"/>
-                              </w:rPr>
-                              <w:t>us</w:t>
-                            </w:r>
-                            <w:proofErr w:type="spellEnd"/>
                           </w:p>
                         </w:txbxContent>
                       </wps:txbx>
@@ -1948,18 +1797,18 @@
       </w:pPr>
       <w:r>
         <w:lastRenderedPageBreak/>
-        <w:t>´</w:t>
-      </w:r>
-      <w:r>
-        <w:t>Styleguide</w:t>
+        <w:t>´Styleguide</w:t>
       </w:r>
     </w:p>
     <w:p>
       <w:r>
-        <w:t>Macht euch Gedanken über: Farbgestaltung, Bildwelt, Schriftwelt, Icons, Logos, usw.</w:t>
-      </w:r>
-      <w:r>
-        <w:t xml:space="preserve"> und haltet hier </w:t>
+        <w:t>Macht euch Gedanken über: Farbgestaltung, Schriftwelt</w:t>
+      </w:r>
+      <w:r>
+        <w:t xml:space="preserve"> </w:t>
+      </w:r>
+      <w:r>
+        <w:t xml:space="preserve">und haltet hier </w:t>
       </w:r>
       <w:r>
         <w:t xml:space="preserve">mindestens </w:t>
@@ -1968,7 +1817,121 @@
         <w:t>schriftlich fest</w:t>
       </w:r>
       <w:r>
-        <w:t xml:space="preserve">: </w:t>
+        <w:t>:</w:t>
+      </w:r>
+    </w:p>
+    <w:p>
+      <w:pPr>
+        <w:rPr>
+          <w:b/>
+          <w:bCs/>
+        </w:rPr>
+      </w:pPr>
+      <w:r>
+        <w:rPr>
+          <w:b/>
+          <w:bCs/>
+        </w:rPr>
+        <w:t>Montserrat</w:t>
+      </w:r>
+      <w:r>
+        <w:rPr>
+          <w:b/>
+          <w:bCs/>
+        </w:rPr>
+        <w:t xml:space="preserve">, </w:t>
+      </w:r>
+      <w:r>
+        <w:rPr>
+          <w:b/>
+          <w:bCs/>
+        </w:rPr>
+        <w:t>Cinzel</w:t>
+      </w:r>
+      <w:r>
+        <w:rPr>
+          <w:b/>
+          <w:bCs/>
+        </w:rPr>
+        <w:t xml:space="preserve"> (Schriftarten)</w:t>
+      </w:r>
+    </w:p>
+    <w:p>
+      <w:pPr>
+        <w:rPr>
+          <w:b/>
+          <w:bCs/>
+        </w:rPr>
+      </w:pPr>
+      <w:r>
+        <w:rPr>
+          <w:b/>
+          <w:bCs/>
+        </w:rPr>
+        <w:t>Farbpalette:</w:t>
+      </w:r>
+    </w:p>
+    <w:p>
+      <w:pPr>
+        <w:rPr>
+          <w:b/>
+          <w:bCs/>
+        </w:rPr>
+      </w:pPr>
+      <w:r>
+        <w:rPr>
+          <w:b/>
+          <w:bCs/>
+          <w:noProof/>
+        </w:rPr>
+        <w:drawing>
+          <wp:inline distT="0" distB="0" distL="0" distR="0" wp14:anchorId="37FC1FB9" wp14:editId="139D4FA8">
+            <wp:extent cx="3648075" cy="2733250"/>
+            <wp:effectExtent l="0" t="0" r="0" b="0"/>
+            <wp:docPr id="948239938" name="Grafik 6"/>
+            <wp:cNvGraphicFramePr>
+              <a:graphicFrameLocks xmlns:a="http://schemas.openxmlformats.org/drawingml/2006/main" noChangeAspect="1"/>
+            </wp:cNvGraphicFramePr>
+            <a:graphic xmlns:a="http://schemas.openxmlformats.org/drawingml/2006/main">
+              <a:graphicData uri="http://schemas.openxmlformats.org/drawingml/2006/picture">
+                <pic:pic xmlns:pic="http://schemas.openxmlformats.org/drawingml/2006/picture">
+                  <pic:nvPicPr>
+                    <pic:cNvPr id="0" name="Picture 1"/>
+                    <pic:cNvPicPr>
+                      <a:picLocks noChangeAspect="1" noChangeArrowheads="1"/>
+                    </pic:cNvPicPr>
+                  </pic:nvPicPr>
+                  <pic:blipFill>
+                    <a:blip r:embed="rId10" cstate="print">
+                      <a:extLst>
+                        <a:ext uri="{28A0092B-C50C-407E-A947-70E740481C1C}">
+                          <a14:useLocalDpi xmlns:a14="http://schemas.microsoft.com/office/drawing/2010/main" val="0"/>
+                        </a:ext>
+                      </a:extLst>
+                    </a:blip>
+                    <a:srcRect/>
+                    <a:stretch>
+                      <a:fillRect/>
+                    </a:stretch>
+                  </pic:blipFill>
+                  <pic:spPr bwMode="auto">
+                    <a:xfrm>
+                      <a:off x="0" y="0"/>
+                      <a:ext cx="3654212" cy="2737848"/>
+                    </a:xfrm>
+                    <a:prstGeom prst="rect">
+                      <a:avLst/>
+                    </a:prstGeom>
+                    <a:noFill/>
+                    <a:ln>
+                      <a:noFill/>
+                    </a:ln>
+                  </pic:spPr>
+                </pic:pic>
+              </a:graphicData>
+            </a:graphic>
+          </wp:inline>
+        </w:drawing>
       </w:r>
     </w:p>
     <w:p/>
@@ -2000,6 +1963,11 @@
         <w:t xml:space="preserve"> und Navigation.</w:t>
       </w:r>
     </w:p>
+    <w:p>
+      <w:pPr>
+        <w:pStyle w:val="Listenabsatz"/>
+      </w:pPr>
+    </w:p>
     <w:p/>
     <w:p>
       <w:pPr>
@@ -2034,23 +2002,7 @@
           <w:sz w:val="20"/>
           <w:szCs w:val="20"/>
         </w:rPr>
-        <w:t xml:space="preserve">Checkliste </w:t>
-      </w:r>
-      <w:proofErr w:type="spellStart"/>
-      <w:r>
-        <w:rPr>
-          <w:sz w:val="20"/>
-          <w:szCs w:val="20"/>
-        </w:rPr>
-        <w:t>Testing</w:t>
-      </w:r>
-      <w:proofErr w:type="spellEnd"/>
-      <w:r>
-        <w:rPr>
-          <w:sz w:val="20"/>
-          <w:szCs w:val="20"/>
-        </w:rPr>
-        <w:t xml:space="preserve"> </w:t>
+        <w:t xml:space="preserve">Checkliste Testing </w:t>
       </w:r>
     </w:p>
     <w:tbl>
@@ -3379,23 +3331,13 @@
               </w:rPr>
               <w:t xml:space="preserve">Inhalt: </w:t>
             </w:r>
-            <w:proofErr w:type="gramStart"/>
             <w:r>
               <w:rPr>
                 <w:bCs/>
                 <w:sz w:val="20"/>
                 <w:szCs w:val="20"/>
               </w:rPr>
-              <w:t>Orthographie</w:t>
-            </w:r>
-            <w:proofErr w:type="gramEnd"/>
-            <w:r>
-              <w:rPr>
-                <w:bCs/>
-                <w:sz w:val="20"/>
-                <w:szCs w:val="20"/>
-              </w:rPr>
-              <w:t xml:space="preserve"> und</w:t>
+              <w:t>Orthographie und</w:t>
             </w:r>
             <w:r>
               <w:rPr>
@@ -3558,25 +3500,7 @@
                 <w:sz w:val="20"/>
                 <w:szCs w:val="20"/>
               </w:rPr>
-              <w:t xml:space="preserve">Exploratives </w:t>
-            </w:r>
-            <w:proofErr w:type="spellStart"/>
-            <w:r>
-              <w:rPr>
-                <w:b/>
-                <w:sz w:val="20"/>
-                <w:szCs w:val="20"/>
-              </w:rPr>
-              <w:t>Testing</w:t>
-            </w:r>
-            <w:proofErr w:type="spellEnd"/>
-            <w:r>
-              <w:rPr>
-                <w:b/>
-                <w:sz w:val="20"/>
-                <w:szCs w:val="20"/>
-              </w:rPr>
-              <w:t xml:space="preserve">: </w:t>
+              <w:t xml:space="preserve">Exploratives Testing: </w:t>
             </w:r>
             <w:r>
               <w:rPr>

--- a/Konzept/Konzept_Lorin_Levin.docx
+++ b/Konzept/Konzept_Lorin_Levin.docx
@@ -9,6 +9,12 @@
           <w:rFonts w:ascii="Arial" w:hAnsi="Arial" w:cs="Arial"/>
         </w:rPr>
       </w:pPr>
+      <w:r>
+        <w:rPr>
+          <w:rFonts w:ascii="Arial" w:hAnsi="Arial" w:cs="Arial"/>
+        </w:rPr>
+        <w:t>#</w:t>
+      </w:r>
       <w:r>
         <w:rPr>
           <w:rFonts w:ascii="Arial" w:hAnsi="Arial" w:cs="Arial"/>
@@ -227,16 +233,31 @@
         <w:pStyle w:val="Listenabsatz"/>
       </w:pPr>
       <w:r>
-        <w:t>Levin hat gesagt er braucht noch einen Webshop für seine Kleidermarke(</w:t>
-      </w:r>
+        <w:t xml:space="preserve">Levin hat gesagt er braucht noch einen Webshop für seine </w:t>
+      </w:r>
+      <w:proofErr w:type="gramStart"/>
+      <w:r>
+        <w:t>Kleidermarke(</w:t>
+      </w:r>
+      <w:proofErr w:type="spellStart"/>
+      <w:proofErr w:type="gramEnd"/>
       <w:r>
         <w:rPr>
           <w:rFonts w:cs="Arial"/>
         </w:rPr>
         <w:t>Cantonilli</w:t>
       </w:r>
-      <w:r>
-        <w:t>) und darum nutzen wir diese Möglichkeit diesen in den 3 Tagen die wir haben zu machen.</w:t>
+      <w:proofErr w:type="spellEnd"/>
+      <w:r>
+        <w:t xml:space="preserve">) und darum nutzen wir diese Möglichkeit diesen in den 3 </w:t>
+      </w:r>
+      <w:proofErr w:type="gramStart"/>
+      <w:r>
+        <w:t>Tagen</w:t>
+      </w:r>
+      <w:proofErr w:type="gramEnd"/>
+      <w:r>
+        <w:t xml:space="preserve"> die wir haben zu machen.</w:t>
       </w:r>
     </w:p>
     <w:p>
@@ -282,7 +303,15 @@
         <w:t xml:space="preserve"> </w:t>
       </w:r>
       <w:r>
-        <w:t xml:space="preserve">und beschreibt für mindestens zwei Konkurrenten, was sie besonders gut oder auch besonders schlecht machen auf/mit ihrer Webseite. </w:t>
+        <w:t xml:space="preserve">und beschreibt für mindestens zwei Konkurrenten, was sie besonders gut oder auch besonders schlecht </w:t>
+      </w:r>
+      <w:proofErr w:type="gramStart"/>
+      <w:r>
+        <w:t>machen</w:t>
+      </w:r>
+      <w:proofErr w:type="gramEnd"/>
+      <w:r>
+        <w:t xml:space="preserve"> auf/mit ihrer Webseite. </w:t>
       </w:r>
     </w:p>
     <w:p>
@@ -719,7 +748,23 @@
           </w:p>
           <w:p>
             <w:r>
-              <w:t>Keine Grosse Ziele und/oder Ängste. Lebt sein leben eher ruhig ist viel draussen mit Freunden und vermeidet Konflikte.</w:t>
+              <w:t xml:space="preserve">Keine </w:t>
+            </w:r>
+            <w:proofErr w:type="spellStart"/>
+            <w:r>
+              <w:t>Grosse</w:t>
+            </w:r>
+            <w:proofErr w:type="spellEnd"/>
+            <w:r>
+              <w:t xml:space="preserve"> Ziele und/oder Ängste. Lebt sein </w:t>
+            </w:r>
+            <w:proofErr w:type="spellStart"/>
+            <w:r>
+              <w:t>leben</w:t>
+            </w:r>
+            <w:proofErr w:type="spellEnd"/>
+            <w:r>
+              <w:t xml:space="preserve"> eher ruhig ist viel draussen mit Freunden und vermeidet Konflikte.</w:t>
             </w:r>
           </w:p>
         </w:tc>
@@ -870,15 +915,97 @@
                 <w:i/>
                 <w:iCs/>
               </w:rPr>
-              <w:t>Bar. Der eigentliche Inhalt kommt erst unter der Nav-Bar und wird aus einem «Drehkarussel» bestehen bei dem man sich durch die Produkteauswahl klicken kann. Ganz unten an der Website kommt ein Footer mit terms &amp; conditions, privacy</w:t>
-            </w:r>
+              <w:t>Bar. Der eigentliche Inhalt kommt erst unter der Nav-Bar und wird aus einem «</w:t>
+            </w:r>
+            <w:proofErr w:type="spellStart"/>
             <w:r>
               <w:rPr>
                 <w:rFonts w:cs="Arial"/>
                 <w:i/>
                 <w:iCs/>
               </w:rPr>
-              <w:t xml:space="preserve"> und contact.</w:t>
+              <w:t>Drehkarussel</w:t>
+            </w:r>
+            <w:proofErr w:type="spellEnd"/>
+            <w:r>
+              <w:rPr>
+                <w:rFonts w:cs="Arial"/>
+                <w:i/>
+                <w:iCs/>
+              </w:rPr>
+              <w:t xml:space="preserve">» bestehen bei dem man sich durch die Produkteauswahl klicken kann. Ganz unten an der Website kommt ein Footer mit </w:t>
+            </w:r>
+            <w:proofErr w:type="spellStart"/>
+            <w:r>
+              <w:rPr>
+                <w:rFonts w:cs="Arial"/>
+                <w:i/>
+                <w:iCs/>
+              </w:rPr>
+              <w:t>terms</w:t>
+            </w:r>
+            <w:proofErr w:type="spellEnd"/>
+            <w:r>
+              <w:rPr>
+                <w:rFonts w:cs="Arial"/>
+                <w:i/>
+                <w:iCs/>
+              </w:rPr>
+              <w:t xml:space="preserve"> &amp; </w:t>
+            </w:r>
+            <w:proofErr w:type="spellStart"/>
+            <w:r>
+              <w:rPr>
+                <w:rFonts w:cs="Arial"/>
+                <w:i/>
+                <w:iCs/>
+              </w:rPr>
+              <w:t>conditions</w:t>
+            </w:r>
+            <w:proofErr w:type="spellEnd"/>
+            <w:r>
+              <w:rPr>
+                <w:rFonts w:cs="Arial"/>
+                <w:i/>
+                <w:iCs/>
+              </w:rPr>
+              <w:t xml:space="preserve">, </w:t>
+            </w:r>
+            <w:proofErr w:type="spellStart"/>
+            <w:r>
+              <w:rPr>
+                <w:rFonts w:cs="Arial"/>
+                <w:i/>
+                <w:iCs/>
+              </w:rPr>
+              <w:t>privacy</w:t>
+            </w:r>
+            <w:proofErr w:type="spellEnd"/>
+            <w:r>
+              <w:rPr>
+                <w:rFonts w:cs="Arial"/>
+                <w:i/>
+                <w:iCs/>
+              </w:rPr>
+              <w:t xml:space="preserve"> und </w:t>
+            </w:r>
+            <w:proofErr w:type="spellStart"/>
+            <w:r>
+              <w:rPr>
+                <w:rFonts w:cs="Arial"/>
+                <w:i/>
+                <w:iCs/>
+              </w:rPr>
+              <w:t>contact</w:t>
+            </w:r>
+            <w:proofErr w:type="spellEnd"/>
+            <w:r>
+              <w:rPr>
+                <w:rFonts w:cs="Arial"/>
+                <w:i/>
+                <w:iCs/>
+              </w:rPr>
+              <w:t>.</w:t>
             </w:r>
           </w:p>
         </w:tc>
@@ -905,8 +1032,16 @@
               <w:rPr>
                 <w:rFonts w:cs="Arial"/>
               </w:rPr>
-              <w:t>1: About us</w:t>
-            </w:r>
+              <w:t xml:space="preserve">1: About </w:t>
+            </w:r>
+            <w:proofErr w:type="spellStart"/>
+            <w:r>
+              <w:rPr>
+                <w:rFonts w:cs="Arial"/>
+              </w:rPr>
+              <w:t>us</w:t>
+            </w:r>
+            <w:proofErr w:type="spellEnd"/>
           </w:p>
         </w:tc>
         <w:tc>
@@ -1841,6 +1976,7 @@
         </w:rPr>
         <w:t xml:space="preserve">, </w:t>
       </w:r>
+      <w:proofErr w:type="spellStart"/>
       <w:r>
         <w:rPr>
           <w:b/>
@@ -1848,6 +1984,7 @@
         </w:rPr>
         <w:t>Cinzel</w:t>
       </w:r>
+      <w:proofErr w:type="spellEnd"/>
       <w:r>
         <w:rPr>
           <w:b/>
@@ -2002,7 +2139,23 @@
           <w:sz w:val="20"/>
           <w:szCs w:val="20"/>
         </w:rPr>
-        <w:t xml:space="preserve">Checkliste Testing </w:t>
+        <w:t xml:space="preserve">Checkliste </w:t>
+      </w:r>
+      <w:proofErr w:type="spellStart"/>
+      <w:r>
+        <w:rPr>
+          <w:sz w:val="20"/>
+          <w:szCs w:val="20"/>
+        </w:rPr>
+        <w:t>Testing</w:t>
+      </w:r>
+      <w:proofErr w:type="spellEnd"/>
+      <w:r>
+        <w:rPr>
+          <w:sz w:val="20"/>
+          <w:szCs w:val="20"/>
+        </w:rPr>
+        <w:t xml:space="preserve"> </w:t>
       </w:r>
     </w:p>
     <w:tbl>
@@ -3331,13 +3484,23 @@
               </w:rPr>
               <w:t xml:space="preserve">Inhalt: </w:t>
             </w:r>
+            <w:proofErr w:type="gramStart"/>
             <w:r>
               <w:rPr>
                 <w:bCs/>
                 <w:sz w:val="20"/>
                 <w:szCs w:val="20"/>
               </w:rPr>
-              <w:t>Orthographie und</w:t>
+              <w:t>Orthographie</w:t>
+            </w:r>
+            <w:proofErr w:type="gramEnd"/>
+            <w:r>
+              <w:rPr>
+                <w:bCs/>
+                <w:sz w:val="20"/>
+                <w:szCs w:val="20"/>
+              </w:rPr>
+              <w:t xml:space="preserve"> und</w:t>
             </w:r>
             <w:r>
               <w:rPr>
@@ -3500,7 +3663,25 @@
                 <w:sz w:val="20"/>
                 <w:szCs w:val="20"/>
               </w:rPr>
-              <w:t xml:space="preserve">Exploratives Testing: </w:t>
+              <w:t xml:space="preserve">Exploratives </w:t>
+            </w:r>
+            <w:proofErr w:type="spellStart"/>
+            <w:r>
+              <w:rPr>
+                <w:b/>
+                <w:sz w:val="20"/>
+                <w:szCs w:val="20"/>
+              </w:rPr>
+              <w:t>Testing</w:t>
+            </w:r>
+            <w:proofErr w:type="spellEnd"/>
+            <w:r>
+              <w:rPr>
+                <w:b/>
+                <w:sz w:val="20"/>
+                <w:szCs w:val="20"/>
+              </w:rPr>
+              <w:t xml:space="preserve">: </w:t>
             </w:r>
             <w:r>
               <w:rPr>
@@ -4429,6 +4610,7 @@
   <w:style w:type="character" w:default="1" w:styleId="Absatz-Standardschriftart">
     <w:name w:val="Default Paragraph Font"/>
     <w:uiPriority w:val="1"/>
+    <w:semiHidden/>
     <w:unhideWhenUsed/>
   </w:style>
   <w:style w:type="table" w:default="1" w:styleId="NormaleTabelle">
